--- a/05_Website_Angular/docs/ResumeMatch-PH-Updated-Manuscript-Sections.docx
+++ b/05_Website_Angular/docs/ResumeMatch-PH-Updated-Manuscript-Sections.docx
@@ -225,7 +225,7 @@
     </w:p>
     <w:tbl>
       <w:tblPr>
-        <w:tblW w:type="pct" w:w="100%"/>
+        <w:tblW w:type="dxa" w:w="9360"/>
         <w:tblBorders>
           <w:top w:val="single" w:color="C9C2B6" w:sz="4"/>
           <w:left w:val="single" w:color="C9C2B6" w:sz="4"/>
@@ -234,11 +234,12 @@
           <w:insideH w:val="single" w:color="DDD6C9" w:sz="2"/>
           <w:insideV w:val="single" w:color="DDD6C9" w:sz="2"/>
         </w:tblBorders>
+        <w:tblLayout w:type="fixed"/>
       </w:tblPr>
       <w:tblGrid>
-        <w:gridCol w:w="100"/>
-        <w:gridCol w:w="100"/>
-        <w:gridCol w:w="100"/>
+        <w:gridCol w:w="655"/>
+        <w:gridCol w:w="3838"/>
+        <w:gridCol w:w="4867"/>
       </w:tblGrid>
       <w:tr>
         <w:trPr>
@@ -246,7 +247,7 @@
         </w:trPr>
         <w:tc>
           <w:tcPr>
-            <w:tcW w:type="pct" w:w="4%"/>
+            <w:tcW w:type="dxa" w:w="655"/>
             <w:shd w:fill="F2EFE9" w:val="clear"/>
             <w:tcMar>
               <w:top w:type="dxa" w:w="90"/>
@@ -274,7 +275,7 @@
         </w:tc>
         <w:tc>
           <w:tcPr>
-            <w:tcW w:type="pct" w:w="42%"/>
+            <w:tcW w:type="dxa" w:w="3838"/>
             <w:shd w:fill="F2EFE9" w:val="clear"/>
             <w:tcMar>
               <w:top w:type="dxa" w:w="90"/>
@@ -302,7 +303,7 @@
         </w:tc>
         <w:tc>
           <w:tcPr>
-            <w:tcW w:type="pct" w:w="54%"/>
+            <w:tcW w:type="dxa" w:w="4867"/>
             <w:shd w:fill="F2EFE9" w:val="clear"/>
             <w:tcMar>
               <w:top w:type="dxa" w:w="90"/>
@@ -332,7 +333,7 @@
       <w:tr>
         <w:tc>
           <w:tcPr>
-            <w:tcW w:type="pct" w:w="4%"/>
+            <w:tcW w:type="dxa" w:w="655"/>
             <w:tcMar>
               <w:top w:type="dxa" w:w="90"/>
               <w:left w:type="dxa" w:w="120"/>
@@ -359,7 +360,7 @@
         </w:tc>
         <w:tc>
           <w:tcPr>
-            <w:tcW w:type="pct" w:w="42%"/>
+            <w:tcW w:type="dxa" w:w="3838"/>
             <w:tcMar>
               <w:top w:type="dxa" w:w="90"/>
               <w:left w:type="dxa" w:w="120"/>
@@ -386,7 +387,7 @@
         </w:tc>
         <w:tc>
           <w:tcPr>
-            <w:tcW w:type="pct" w:w="54%"/>
+            <w:tcW w:type="dxa" w:w="4867"/>
             <w:tcMar>
               <w:top w:type="dxa" w:w="90"/>
               <w:left w:type="dxa" w:w="120"/>
@@ -415,7 +416,7 @@
       <w:tr>
         <w:tc>
           <w:tcPr>
-            <w:tcW w:type="pct" w:w="4%"/>
+            <w:tcW w:type="dxa" w:w="655"/>
             <w:tcMar>
               <w:top w:type="dxa" w:w="90"/>
               <w:left w:type="dxa" w:w="120"/>
@@ -442,7 +443,7 @@
         </w:tc>
         <w:tc>
           <w:tcPr>
-            <w:tcW w:type="pct" w:w="42%"/>
+            <w:tcW w:type="dxa" w:w="3838"/>
             <w:tcMar>
               <w:top w:type="dxa" w:w="90"/>
               <w:left w:type="dxa" w:w="120"/>
@@ -469,7 +470,7 @@
         </w:tc>
         <w:tc>
           <w:tcPr>
-            <w:tcW w:type="pct" w:w="54%"/>
+            <w:tcW w:type="dxa" w:w="4867"/>
             <w:tcMar>
               <w:top w:type="dxa" w:w="90"/>
               <w:left w:type="dxa" w:w="120"/>
@@ -498,7 +499,7 @@
       <w:tr>
         <w:tc>
           <w:tcPr>
-            <w:tcW w:type="pct" w:w="4%"/>
+            <w:tcW w:type="dxa" w:w="655"/>
             <w:tcMar>
               <w:top w:type="dxa" w:w="90"/>
               <w:left w:type="dxa" w:w="120"/>
@@ -525,7 +526,7 @@
         </w:tc>
         <w:tc>
           <w:tcPr>
-            <w:tcW w:type="pct" w:w="42%"/>
+            <w:tcW w:type="dxa" w:w="3838"/>
             <w:tcMar>
               <w:top w:type="dxa" w:w="90"/>
               <w:left w:type="dxa" w:w="120"/>
@@ -552,7 +553,7 @@
         </w:tc>
         <w:tc>
           <w:tcPr>
-            <w:tcW w:type="pct" w:w="54%"/>
+            <w:tcW w:type="dxa" w:w="4867"/>
             <w:tcMar>
               <w:top w:type="dxa" w:w="90"/>
               <w:left w:type="dxa" w:w="120"/>
@@ -581,7 +582,7 @@
       <w:tr>
         <w:tc>
           <w:tcPr>
-            <w:tcW w:type="pct" w:w="4%"/>
+            <w:tcW w:type="dxa" w:w="655"/>
             <w:tcMar>
               <w:top w:type="dxa" w:w="90"/>
               <w:left w:type="dxa" w:w="120"/>
@@ -608,7 +609,7 @@
         </w:tc>
         <w:tc>
           <w:tcPr>
-            <w:tcW w:type="pct" w:w="42%"/>
+            <w:tcW w:type="dxa" w:w="3838"/>
             <w:tcMar>
               <w:top w:type="dxa" w:w="90"/>
               <w:left w:type="dxa" w:w="120"/>
@@ -635,7 +636,7 @@
         </w:tc>
         <w:tc>
           <w:tcPr>
-            <w:tcW w:type="pct" w:w="54%"/>
+            <w:tcW w:type="dxa" w:w="4867"/>
             <w:tcMar>
               <w:top w:type="dxa" w:w="90"/>
               <w:left w:type="dxa" w:w="120"/>
@@ -664,7 +665,7 @@
       <w:tr>
         <w:tc>
           <w:tcPr>
-            <w:tcW w:type="pct" w:w="4%"/>
+            <w:tcW w:type="dxa" w:w="655"/>
             <w:tcMar>
               <w:top w:type="dxa" w:w="90"/>
               <w:left w:type="dxa" w:w="120"/>
@@ -691,7 +692,7 @@
         </w:tc>
         <w:tc>
           <w:tcPr>
-            <w:tcW w:type="pct" w:w="42%"/>
+            <w:tcW w:type="dxa" w:w="3838"/>
             <w:tcMar>
               <w:top w:type="dxa" w:w="90"/>
               <w:left w:type="dxa" w:w="120"/>
@@ -718,7 +719,7 @@
         </w:tc>
         <w:tc>
           <w:tcPr>
-            <w:tcW w:type="pct" w:w="54%"/>
+            <w:tcW w:type="dxa" w:w="4867"/>
             <w:tcMar>
               <w:top w:type="dxa" w:w="90"/>
               <w:left w:type="dxa" w:w="120"/>
@@ -747,7 +748,7 @@
       <w:tr>
         <w:tc>
           <w:tcPr>
-            <w:tcW w:type="pct" w:w="4%"/>
+            <w:tcW w:type="dxa" w:w="655"/>
             <w:tcMar>
               <w:top w:type="dxa" w:w="90"/>
               <w:left w:type="dxa" w:w="120"/>
@@ -774,7 +775,7 @@
         </w:tc>
         <w:tc>
           <w:tcPr>
-            <w:tcW w:type="pct" w:w="42%"/>
+            <w:tcW w:type="dxa" w:w="3838"/>
             <w:tcMar>
               <w:top w:type="dxa" w:w="90"/>
               <w:left w:type="dxa" w:w="120"/>
@@ -801,7 +802,7 @@
         </w:tc>
         <w:tc>
           <w:tcPr>
-            <w:tcW w:type="pct" w:w="54%"/>
+            <w:tcW w:type="dxa" w:w="4867"/>
             <w:tcMar>
               <w:top w:type="dxa" w:w="90"/>
               <w:left w:type="dxa" w:w="120"/>
@@ -830,7 +831,7 @@
       <w:tr>
         <w:tc>
           <w:tcPr>
-            <w:tcW w:type="pct" w:w="4%"/>
+            <w:tcW w:type="dxa" w:w="655"/>
             <w:tcMar>
               <w:top w:type="dxa" w:w="90"/>
               <w:left w:type="dxa" w:w="120"/>
@@ -857,7 +858,7 @@
         </w:tc>
         <w:tc>
           <w:tcPr>
-            <w:tcW w:type="pct" w:w="42%"/>
+            <w:tcW w:type="dxa" w:w="3838"/>
             <w:tcMar>
               <w:top w:type="dxa" w:w="90"/>
               <w:left w:type="dxa" w:w="120"/>
@@ -884,7 +885,7 @@
         </w:tc>
         <w:tc>
           <w:tcPr>
-            <w:tcW w:type="pct" w:w="54%"/>
+            <w:tcW w:type="dxa" w:w="4867"/>
             <w:tcMar>
               <w:top w:type="dxa" w:w="90"/>
               <w:left w:type="dxa" w:w="120"/>
@@ -913,7 +914,7 @@
       <w:tr>
         <w:tc>
           <w:tcPr>
-            <w:tcW w:type="pct" w:w="4%"/>
+            <w:tcW w:type="dxa" w:w="655"/>
             <w:tcMar>
               <w:top w:type="dxa" w:w="90"/>
               <w:left w:type="dxa" w:w="120"/>
@@ -940,7 +941,7 @@
         </w:tc>
         <w:tc>
           <w:tcPr>
-            <w:tcW w:type="pct" w:w="42%"/>
+            <w:tcW w:type="dxa" w:w="3838"/>
             <w:tcMar>
               <w:top w:type="dxa" w:w="90"/>
               <w:left w:type="dxa" w:w="120"/>
@@ -967,7 +968,7 @@
         </w:tc>
         <w:tc>
           <w:tcPr>
-            <w:tcW w:type="pct" w:w="54%"/>
+            <w:tcW w:type="dxa" w:w="4867"/>
             <w:tcMar>
               <w:top w:type="dxa" w:w="90"/>
               <w:left w:type="dxa" w:w="120"/>
@@ -996,7 +997,7 @@
       <w:tr>
         <w:tc>
           <w:tcPr>
-            <w:tcW w:type="pct" w:w="4%"/>
+            <w:tcW w:type="dxa" w:w="655"/>
             <w:tcMar>
               <w:top w:type="dxa" w:w="90"/>
               <w:left w:type="dxa" w:w="120"/>
@@ -1023,7 +1024,7 @@
         </w:tc>
         <w:tc>
           <w:tcPr>
-            <w:tcW w:type="pct" w:w="42%"/>
+            <w:tcW w:type="dxa" w:w="3838"/>
             <w:tcMar>
               <w:top w:type="dxa" w:w="90"/>
               <w:left w:type="dxa" w:w="120"/>
@@ -1050,7 +1051,7 @@
         </w:tc>
         <w:tc>
           <w:tcPr>
-            <w:tcW w:type="pct" w:w="54%"/>
+            <w:tcW w:type="dxa" w:w="4867"/>
             <w:tcMar>
               <w:top w:type="dxa" w:w="90"/>
               <w:left w:type="dxa" w:w="120"/>
@@ -1079,7 +1080,7 @@
       <w:tr>
         <w:tc>
           <w:tcPr>
-            <w:tcW w:type="pct" w:w="4%"/>
+            <w:tcW w:type="dxa" w:w="655"/>
             <w:tcMar>
               <w:top w:type="dxa" w:w="90"/>
               <w:left w:type="dxa" w:w="120"/>
@@ -1106,7 +1107,7 @@
         </w:tc>
         <w:tc>
           <w:tcPr>
-            <w:tcW w:type="pct" w:w="42%"/>
+            <w:tcW w:type="dxa" w:w="3838"/>
             <w:tcMar>
               <w:top w:type="dxa" w:w="90"/>
               <w:left w:type="dxa" w:w="120"/>
@@ -1133,7 +1134,7 @@
         </w:tc>
         <w:tc>
           <w:tcPr>
-            <w:tcW w:type="pct" w:w="54%"/>
+            <w:tcW w:type="dxa" w:w="4867"/>
             <w:tcMar>
               <w:top w:type="dxa" w:w="90"/>
               <w:left w:type="dxa" w:w="120"/>
@@ -1162,7 +1163,7 @@
       <w:tr>
         <w:tc>
           <w:tcPr>
-            <w:tcW w:type="pct" w:w="4%"/>
+            <w:tcW w:type="dxa" w:w="655"/>
             <w:tcMar>
               <w:top w:type="dxa" w:w="90"/>
               <w:left w:type="dxa" w:w="120"/>
@@ -1189,7 +1190,7 @@
         </w:tc>
         <w:tc>
           <w:tcPr>
-            <w:tcW w:type="pct" w:w="42%"/>
+            <w:tcW w:type="dxa" w:w="3838"/>
             <w:tcMar>
               <w:top w:type="dxa" w:w="90"/>
               <w:left w:type="dxa" w:w="120"/>
@@ -1216,7 +1217,7 @@
         </w:tc>
         <w:tc>
           <w:tcPr>
-            <w:tcW w:type="pct" w:w="54%"/>
+            <w:tcW w:type="dxa" w:w="4867"/>
             <w:tcMar>
               <w:top w:type="dxa" w:w="90"/>
               <w:left w:type="dxa" w:w="120"/>
@@ -1248,62 +1249,42 @@
         <w:br w:type="page"/>
       </w:r>
     </w:p>
-    <w:tbl>
-      <w:tblPr>
-        <w:tblW w:type="pct" w:w="100%"/>
-        <w:tblBorders>
-          <w:top w:val="single" w:color="8C2A2A" w:sz="12"/>
-          <w:left w:val="single" w:color="8C2A2A" w:sz="12"/>
-          <w:bottom w:val="single" w:color="8C2A2A" w:sz="12"/>
-          <w:right w:val="single" w:color="8C2A2A" w:sz="12"/>
-          <w:insideH w:val="none" w:color="FFFFFF" w:sz="0"/>
-          <w:insideV w:val="none" w:color="FFFFFF" w:sz="0"/>
-        </w:tblBorders>
-      </w:tblPr>
-      <w:tblGrid>
-        <w:gridCol w:w="100"/>
-      </w:tblGrid>
-      <w:tr>
-        <w:tc>
-          <w:tcPr>
-            <w:shd w:fill="F2EFE9" w:val="clear"/>
-            <w:tcMar>
-              <w:top w:type="dxa" w:w="140"/>
-              <w:left w:type="dxa" w:w="160"/>
-              <w:bottom w:type="dxa" w:w="140"/>
-              <w:right w:type="dxa" w:w="160"/>
-            </w:tcMar>
-          </w:tcPr>
-          <w:p>
-            <w:pPr>
-              <w:spacing w:after="40"/>
-            </w:pPr>
-            <w:r>
-              <w:rPr>
-                <w:rFonts w:ascii="Arial" w:cs="Arial" w:eastAsia="Arial" w:hAnsi="Arial"/>
-                <w:b/>
-                <w:bCs/>
-                <w:color w:val="8C2A2A"/>
-                <w:sz w:val="22"/>
-                <w:szCs w:val="22"/>
-              </w:rPr>
-              <w:t xml:space="preserve">REPLACEMENT 1 — Introduction</w:t>
-            </w:r>
-          </w:p>
-          <w:p>
-            <w:r>
-              <w:rPr>
-                <w:rFonts w:ascii="Arial" w:cs="Arial" w:eastAsia="Arial" w:hAnsi="Arial"/>
-                <w:color w:val="6B6B6B"/>
-                <w:sz w:val="18"/>
-                <w:szCs w:val="18"/>
-              </w:rPr>
-              <w:t xml:space="preserve">Replace the entire Introduction section (pages 6–9 of the current PDF), from the heading "Introduction" to the end of the paragraph ending "…identify the most suitable candidates."</w:t>
-            </w:r>
-          </w:p>
-        </w:tc>
-      </w:tr>
-    </w:tbl>
+    <w:p>
+      <w:pPr>
+        <w:pBdr>
+          <w:top w:val="single" w:color="8C2A2A" w:sz="12" w:space="8"/>
+          <w:bottom w:val="single" w:color="8C2A2A" w:sz="12" w:space="8"/>
+          <w:left w:val="single" w:color="8C2A2A" w:sz="12" w:space="8"/>
+          <w:right w:val="single" w:color="8C2A2A" w:sz="12" w:space="8"/>
+        </w:pBdr>
+        <w:shd w:fill="F2EFE9" w:val="clear"/>
+        <w:spacing w:after="0" w:before="240" w:line="300"/>
+        <w:ind w:left="120" w:right="120"/>
+      </w:pPr>
+      <w:r>
+        <w:rPr>
+          <w:rFonts w:ascii="Arial" w:cs="Arial" w:eastAsia="Arial" w:hAnsi="Arial"/>
+          <w:b/>
+          <w:bCs/>
+          <w:color w:val="8C2A2A"/>
+          <w:sz w:val="22"/>
+          <w:szCs w:val="22"/>
+        </w:rPr>
+        <w:t xml:space="preserve">REPLACEMENT 1 — Introduction</w:t>
+      </w:r>
+      <w:r>
+        <w:br/>
+      </w:r>
+      <w:r>
+        <w:rPr>
+          <w:rFonts w:ascii="Arial" w:cs="Arial" w:eastAsia="Arial" w:hAnsi="Arial"/>
+          <w:color w:val="6B6B6B"/>
+          <w:sz w:val="18"/>
+          <w:szCs w:val="18"/>
+        </w:rPr>
+        <w:t xml:space="preserve">Replace the entire Introduction section (pages 6–9 of the current PDF), from the heading "Introduction" to the end of the paragraph ending "…identify the most suitable candidates."</w:t>
+      </w:r>
+    </w:p>
     <w:p>
       <w:pPr>
         <w:spacing w:after="140" w:before="140" w:line="280"/>
@@ -1519,62 +1500,42 @@
         <w:br w:type="page"/>
       </w:r>
     </w:p>
-    <w:tbl>
-      <w:tblPr>
-        <w:tblW w:type="pct" w:w="100%"/>
-        <w:tblBorders>
-          <w:top w:val="single" w:color="8C2A2A" w:sz="12"/>
-          <w:left w:val="single" w:color="8C2A2A" w:sz="12"/>
-          <w:bottom w:val="single" w:color="8C2A2A" w:sz="12"/>
-          <w:right w:val="single" w:color="8C2A2A" w:sz="12"/>
-          <w:insideH w:val="none" w:color="FFFFFF" w:sz="0"/>
-          <w:insideV w:val="none" w:color="FFFFFF" w:sz="0"/>
-        </w:tblBorders>
-      </w:tblPr>
-      <w:tblGrid>
-        <w:gridCol w:w="100"/>
-      </w:tblGrid>
-      <w:tr>
-        <w:tc>
-          <w:tcPr>
-            <w:shd w:fill="F2EFE9" w:val="clear"/>
-            <w:tcMar>
-              <w:top w:type="dxa" w:w="140"/>
-              <w:left w:type="dxa" w:w="160"/>
-              <w:bottom w:type="dxa" w:w="140"/>
-              <w:right w:type="dxa" w:w="160"/>
-            </w:tcMar>
-          </w:tcPr>
-          <w:p>
-            <w:pPr>
-              <w:spacing w:after="40"/>
-            </w:pPr>
-            <w:r>
-              <w:rPr>
-                <w:rFonts w:ascii="Arial" w:cs="Arial" w:eastAsia="Arial" w:hAnsi="Arial"/>
-                <w:b/>
-                <w:bCs/>
-                <w:color w:val="8C2A2A"/>
-                <w:sz w:val="22"/>
-                <w:szCs w:val="22"/>
-              </w:rPr>
-              <w:t xml:space="preserve">REPLACEMENT 2 — Conceptual Framework</w:t>
-            </w:r>
-          </w:p>
-          <w:p>
-            <w:r>
-              <w:rPr>
-                <w:rFonts w:ascii="Arial" w:cs="Arial" w:eastAsia="Arial" w:hAnsi="Arial"/>
-                <w:color w:val="6B6B6B"/>
-                <w:sz w:val="18"/>
-                <w:szCs w:val="18"/>
-              </w:rPr>
-              <w:t xml:space="preserve">Replace the entire Conceptual Framework section (pages 25–28), from the heading "Conceptual Framework" through the Figure 1 caption.</w:t>
-            </w:r>
-          </w:p>
-        </w:tc>
-      </w:tr>
-    </w:tbl>
+    <w:p>
+      <w:pPr>
+        <w:pBdr>
+          <w:top w:val="single" w:color="8C2A2A" w:sz="12" w:space="8"/>
+          <w:bottom w:val="single" w:color="8C2A2A" w:sz="12" w:space="8"/>
+          <w:left w:val="single" w:color="8C2A2A" w:sz="12" w:space="8"/>
+          <w:right w:val="single" w:color="8C2A2A" w:sz="12" w:space="8"/>
+        </w:pBdr>
+        <w:shd w:fill="F2EFE9" w:val="clear"/>
+        <w:spacing w:after="0" w:before="240" w:line="300"/>
+        <w:ind w:left="120" w:right="120"/>
+      </w:pPr>
+      <w:r>
+        <w:rPr>
+          <w:rFonts w:ascii="Arial" w:cs="Arial" w:eastAsia="Arial" w:hAnsi="Arial"/>
+          <w:b/>
+          <w:bCs/>
+          <w:color w:val="8C2A2A"/>
+          <w:sz w:val="22"/>
+          <w:szCs w:val="22"/>
+        </w:rPr>
+        <w:t xml:space="preserve">REPLACEMENT 2 — Conceptual Framework</w:t>
+      </w:r>
+      <w:r>
+        <w:br/>
+      </w:r>
+      <w:r>
+        <w:rPr>
+          <w:rFonts w:ascii="Arial" w:cs="Arial" w:eastAsia="Arial" w:hAnsi="Arial"/>
+          <w:color w:val="6B6B6B"/>
+          <w:sz w:val="18"/>
+          <w:szCs w:val="18"/>
+        </w:rPr>
+        <w:t xml:space="preserve">Replace the entire Conceptual Framework section (pages 25–28), from the heading "Conceptual Framework" through the Figure 1 caption.</w:t>
+      </w:r>
+    </w:p>
     <w:p>
       <w:pPr>
         <w:spacing w:after="140" w:before="140" w:line="280"/>
@@ -1764,62 +1725,42 @@
         <w:br w:type="page"/>
       </w:r>
     </w:p>
-    <w:tbl>
-      <w:tblPr>
-        <w:tblW w:type="pct" w:w="100%"/>
-        <w:tblBorders>
-          <w:top w:val="single" w:color="8C2A2A" w:sz="12"/>
-          <w:left w:val="single" w:color="8C2A2A" w:sz="12"/>
-          <w:bottom w:val="single" w:color="8C2A2A" w:sz="12"/>
-          <w:right w:val="single" w:color="8C2A2A" w:sz="12"/>
-          <w:insideH w:val="none" w:color="FFFFFF" w:sz="0"/>
-          <w:insideV w:val="none" w:color="FFFFFF" w:sz="0"/>
-        </w:tblBorders>
-      </w:tblPr>
-      <w:tblGrid>
-        <w:gridCol w:w="100"/>
-      </w:tblGrid>
-      <w:tr>
-        <w:tc>
-          <w:tcPr>
-            <w:shd w:fill="F2EFE9" w:val="clear"/>
-            <w:tcMar>
-              <w:top w:type="dxa" w:w="140"/>
-              <w:left w:type="dxa" w:w="160"/>
-              <w:bottom w:type="dxa" w:w="140"/>
-              <w:right w:type="dxa" w:w="160"/>
-            </w:tcMar>
-          </w:tcPr>
-          <w:p>
-            <w:pPr>
-              <w:spacing w:after="40"/>
-            </w:pPr>
-            <w:r>
-              <w:rPr>
-                <w:rFonts w:ascii="Arial" w:cs="Arial" w:eastAsia="Arial" w:hAnsi="Arial"/>
-                <w:b/>
-                <w:bCs/>
-                <w:color w:val="8C2A2A"/>
-                <w:sz w:val="22"/>
-                <w:szCs w:val="22"/>
-              </w:rPr>
-              <w:t xml:space="preserve">REPLACEMENT 3 — Objectives of the Study</w:t>
-            </w:r>
-          </w:p>
-          <w:p>
-            <w:r>
-              <w:rPr>
-                <w:rFonts w:ascii="Arial" w:cs="Arial" w:eastAsia="Arial" w:hAnsi="Arial"/>
-                <w:color w:val="6B6B6B"/>
-                <w:sz w:val="18"/>
-                <w:szCs w:val="18"/>
-              </w:rPr>
-              <w:t xml:space="preserve">Replace the entire Objectives of the Study section (pages 27–30), including the numbered list.</w:t>
-            </w:r>
-          </w:p>
-        </w:tc>
-      </w:tr>
-    </w:tbl>
+    <w:p>
+      <w:pPr>
+        <w:pBdr>
+          <w:top w:val="single" w:color="8C2A2A" w:sz="12" w:space="8"/>
+          <w:bottom w:val="single" w:color="8C2A2A" w:sz="12" w:space="8"/>
+          <w:left w:val="single" w:color="8C2A2A" w:sz="12" w:space="8"/>
+          <w:right w:val="single" w:color="8C2A2A" w:sz="12" w:space="8"/>
+        </w:pBdr>
+        <w:shd w:fill="F2EFE9" w:val="clear"/>
+        <w:spacing w:after="0" w:before="240" w:line="300"/>
+        <w:ind w:left="120" w:right="120"/>
+      </w:pPr>
+      <w:r>
+        <w:rPr>
+          <w:rFonts w:ascii="Arial" w:cs="Arial" w:eastAsia="Arial" w:hAnsi="Arial"/>
+          <w:b/>
+          <w:bCs/>
+          <w:color w:val="8C2A2A"/>
+          <w:sz w:val="22"/>
+          <w:szCs w:val="22"/>
+        </w:rPr>
+        <w:t xml:space="preserve">REPLACEMENT 3 — Objectives of the Study</w:t>
+      </w:r>
+      <w:r>
+        <w:br/>
+      </w:r>
+      <w:r>
+        <w:rPr>
+          <w:rFonts w:ascii="Arial" w:cs="Arial" w:eastAsia="Arial" w:hAnsi="Arial"/>
+          <w:color w:val="6B6B6B"/>
+          <w:sz w:val="18"/>
+          <w:szCs w:val="18"/>
+        </w:rPr>
+        <w:t xml:space="preserve">Replace the entire Objectives of the Study section (pages 27–30), including the numbered list.</w:t>
+      </w:r>
+    </w:p>
     <w:p>
       <w:pPr>
         <w:spacing w:after="140" w:before="140" w:line="280"/>
@@ -2119,62 +2060,42 @@
         <w:br w:type="page"/>
       </w:r>
     </w:p>
-    <w:tbl>
-      <w:tblPr>
-        <w:tblW w:type="pct" w:w="100%"/>
-        <w:tblBorders>
-          <w:top w:val="single" w:color="8C2A2A" w:sz="12"/>
-          <w:left w:val="single" w:color="8C2A2A" w:sz="12"/>
-          <w:bottom w:val="single" w:color="8C2A2A" w:sz="12"/>
-          <w:right w:val="single" w:color="8C2A2A" w:sz="12"/>
-          <w:insideH w:val="none" w:color="FFFFFF" w:sz="0"/>
-          <w:insideV w:val="none" w:color="FFFFFF" w:sz="0"/>
-        </w:tblBorders>
-      </w:tblPr>
-      <w:tblGrid>
-        <w:gridCol w:w="100"/>
-      </w:tblGrid>
-      <w:tr>
-        <w:tc>
-          <w:tcPr>
-            <w:shd w:fill="F2EFE9" w:val="clear"/>
-            <w:tcMar>
-              <w:top w:type="dxa" w:w="140"/>
-              <w:left w:type="dxa" w:w="160"/>
-              <w:bottom w:type="dxa" w:w="140"/>
-              <w:right w:type="dxa" w:w="160"/>
-            </w:tcMar>
-          </w:tcPr>
-          <w:p>
-            <w:pPr>
-              <w:spacing w:after="40"/>
-            </w:pPr>
-            <w:r>
-              <w:rPr>
-                <w:rFonts w:ascii="Arial" w:cs="Arial" w:eastAsia="Arial" w:hAnsi="Arial"/>
-                <w:b/>
-                <w:bCs/>
-                <w:color w:val="8C2A2A"/>
-                <w:sz w:val="22"/>
-                <w:szCs w:val="22"/>
-              </w:rPr>
-              <w:t xml:space="preserve">REPLACEMENT 4 — Scope and Delimitations</w:t>
-            </w:r>
-          </w:p>
-          <w:p>
-            <w:r>
-              <w:rPr>
-                <w:rFonts w:ascii="Arial" w:cs="Arial" w:eastAsia="Arial" w:hAnsi="Arial"/>
-                <w:color w:val="6B6B6B"/>
-                <w:sz w:val="18"/>
-                <w:szCs w:val="18"/>
-              </w:rPr>
-              <w:t xml:space="preserve">Replace the entire Scope and Delimitations section (pages 29–33), including both bullet lists.</w:t>
-            </w:r>
-          </w:p>
-        </w:tc>
-      </w:tr>
-    </w:tbl>
+    <w:p>
+      <w:pPr>
+        <w:pBdr>
+          <w:top w:val="single" w:color="8C2A2A" w:sz="12" w:space="8"/>
+          <w:bottom w:val="single" w:color="8C2A2A" w:sz="12" w:space="8"/>
+          <w:left w:val="single" w:color="8C2A2A" w:sz="12" w:space="8"/>
+          <w:right w:val="single" w:color="8C2A2A" w:sz="12" w:space="8"/>
+        </w:pBdr>
+        <w:shd w:fill="F2EFE9" w:val="clear"/>
+        <w:spacing w:after="0" w:before="240" w:line="300"/>
+        <w:ind w:left="120" w:right="120"/>
+      </w:pPr>
+      <w:r>
+        <w:rPr>
+          <w:rFonts w:ascii="Arial" w:cs="Arial" w:eastAsia="Arial" w:hAnsi="Arial"/>
+          <w:b/>
+          <w:bCs/>
+          <w:color w:val="8C2A2A"/>
+          <w:sz w:val="22"/>
+          <w:szCs w:val="22"/>
+        </w:rPr>
+        <w:t xml:space="preserve">REPLACEMENT 4 — Scope and Delimitations</w:t>
+      </w:r>
+      <w:r>
+        <w:br/>
+      </w:r>
+      <w:r>
+        <w:rPr>
+          <w:rFonts w:ascii="Arial" w:cs="Arial" w:eastAsia="Arial" w:hAnsi="Arial"/>
+          <w:color w:val="6B6B6B"/>
+          <w:sz w:val="18"/>
+          <w:szCs w:val="18"/>
+        </w:rPr>
+        <w:t xml:space="preserve">Replace the entire Scope and Delimitations section (pages 29–33), including both bullet lists.</w:t>
+      </w:r>
+    </w:p>
     <w:p>
       <w:pPr>
         <w:spacing w:after="140" w:before="140" w:line="280"/>
@@ -2850,62 +2771,42 @@
         <w:br w:type="page"/>
       </w:r>
     </w:p>
-    <w:tbl>
-      <w:tblPr>
-        <w:tblW w:type="pct" w:w="100%"/>
-        <w:tblBorders>
-          <w:top w:val="single" w:color="8C2A2A" w:sz="12"/>
-          <w:left w:val="single" w:color="8C2A2A" w:sz="12"/>
-          <w:bottom w:val="single" w:color="8C2A2A" w:sz="12"/>
-          <w:right w:val="single" w:color="8C2A2A" w:sz="12"/>
-          <w:insideH w:val="none" w:color="FFFFFF" w:sz="0"/>
-          <w:insideV w:val="none" w:color="FFFFFF" w:sz="0"/>
-        </w:tblBorders>
-      </w:tblPr>
-      <w:tblGrid>
-        <w:gridCol w:w="100"/>
-      </w:tblGrid>
-      <w:tr>
-        <w:tc>
-          <w:tcPr>
-            <w:shd w:fill="F2EFE9" w:val="clear"/>
-            <w:tcMar>
-              <w:top w:type="dxa" w:w="140"/>
-              <w:left w:type="dxa" w:w="160"/>
-              <w:bottom w:type="dxa" w:w="140"/>
-              <w:right w:type="dxa" w:w="160"/>
-            </w:tcMar>
-          </w:tcPr>
-          <w:p>
-            <w:pPr>
-              <w:spacing w:after="40"/>
-            </w:pPr>
-            <w:r>
-              <w:rPr>
-                <w:rFonts w:ascii="Arial" w:cs="Arial" w:eastAsia="Arial" w:hAnsi="Arial"/>
-                <w:b/>
-                <w:bCs/>
-                <w:color w:val="8C2A2A"/>
-                <w:sz w:val="22"/>
-                <w:szCs w:val="22"/>
-              </w:rPr>
-              <w:t xml:space="preserve">REPLACEMENT 5 — Method (opening) and Requirement Analysis</w:t>
-            </w:r>
-          </w:p>
-          <w:p>
-            <w:r>
-              <w:rPr>
-                <w:rFonts w:ascii="Arial" w:cs="Arial" w:eastAsia="Arial" w:hAnsi="Arial"/>
-                <w:color w:val="6B6B6B"/>
-                <w:sz w:val="18"/>
-                <w:szCs w:val="18"/>
-              </w:rPr>
-              <w:t xml:space="preserve">Replace the Method opening paragraph and the whole Requirement Analysis subsection (pages 32–35).</w:t>
-            </w:r>
-          </w:p>
-        </w:tc>
-      </w:tr>
-    </w:tbl>
+    <w:p>
+      <w:pPr>
+        <w:pBdr>
+          <w:top w:val="single" w:color="8C2A2A" w:sz="12" w:space="8"/>
+          <w:bottom w:val="single" w:color="8C2A2A" w:sz="12" w:space="8"/>
+          <w:left w:val="single" w:color="8C2A2A" w:sz="12" w:space="8"/>
+          <w:right w:val="single" w:color="8C2A2A" w:sz="12" w:space="8"/>
+        </w:pBdr>
+        <w:shd w:fill="F2EFE9" w:val="clear"/>
+        <w:spacing w:after="0" w:before="240" w:line="300"/>
+        <w:ind w:left="120" w:right="120"/>
+      </w:pPr>
+      <w:r>
+        <w:rPr>
+          <w:rFonts w:ascii="Arial" w:cs="Arial" w:eastAsia="Arial" w:hAnsi="Arial"/>
+          <w:b/>
+          <w:bCs/>
+          <w:color w:val="8C2A2A"/>
+          <w:sz w:val="22"/>
+          <w:szCs w:val="22"/>
+        </w:rPr>
+        <w:t xml:space="preserve">REPLACEMENT 5 — Method (opening) and Requirement Analysis</w:t>
+      </w:r>
+      <w:r>
+        <w:br/>
+      </w:r>
+      <w:r>
+        <w:rPr>
+          <w:rFonts w:ascii="Arial" w:cs="Arial" w:eastAsia="Arial" w:hAnsi="Arial"/>
+          <w:color w:val="6B6B6B"/>
+          <w:sz w:val="18"/>
+          <w:szCs w:val="18"/>
+        </w:rPr>
+        <w:t xml:space="preserve">Replace the Method opening paragraph and the whole Requirement Analysis subsection (pages 32–35).</w:t>
+      </w:r>
+    </w:p>
     <w:p>
       <w:pPr>
         <w:spacing w:after="140" w:before="140" w:line="280"/>
@@ -3041,62 +2942,42 @@
         <w:br w:type="page"/>
       </w:r>
     </w:p>
-    <w:tbl>
-      <w:tblPr>
-        <w:tblW w:type="pct" w:w="100%"/>
-        <w:tblBorders>
-          <w:top w:val="single" w:color="8C2A2A" w:sz="12"/>
-          <w:left w:val="single" w:color="8C2A2A" w:sz="12"/>
-          <w:bottom w:val="single" w:color="8C2A2A" w:sz="12"/>
-          <w:right w:val="single" w:color="8C2A2A" w:sz="12"/>
-          <w:insideH w:val="none" w:color="FFFFFF" w:sz="0"/>
-          <w:insideV w:val="none" w:color="FFFFFF" w:sz="0"/>
-        </w:tblBorders>
-      </w:tblPr>
-      <w:tblGrid>
-        <w:gridCol w:w="100"/>
-      </w:tblGrid>
-      <w:tr>
-        <w:tc>
-          <w:tcPr>
-            <w:shd w:fill="F2EFE9" w:val="clear"/>
-            <w:tcMar>
-              <w:top w:type="dxa" w:w="140"/>
-              <w:left w:type="dxa" w:w="160"/>
-              <w:bottom w:type="dxa" w:w="140"/>
-              <w:right w:type="dxa" w:w="160"/>
-            </w:tcMar>
-          </w:tcPr>
-          <w:p>
-            <w:pPr>
-              <w:spacing w:after="40"/>
-            </w:pPr>
-            <w:r>
-              <w:rPr>
-                <w:rFonts w:ascii="Arial" w:cs="Arial" w:eastAsia="Arial" w:hAnsi="Arial"/>
-                <w:b/>
-                <w:bCs/>
-                <w:color w:val="8C2A2A"/>
-                <w:sz w:val="22"/>
-                <w:szCs w:val="22"/>
-              </w:rPr>
-              <w:t xml:space="preserve">REPLACEMENT 6 — Requirement Documentation</w:t>
-            </w:r>
-          </w:p>
-          <w:p>
-            <w:r>
-              <w:rPr>
-                <w:rFonts w:ascii="Arial" w:cs="Arial" w:eastAsia="Arial" w:hAnsi="Arial"/>
-                <w:color w:val="6B6B6B"/>
-                <w:sz w:val="18"/>
-                <w:szCs w:val="18"/>
-              </w:rPr>
-              <w:t xml:space="preserve">Replace the whole Requirement Documentation subsection (pages 34–36).</w:t>
-            </w:r>
-          </w:p>
-        </w:tc>
-      </w:tr>
-    </w:tbl>
+    <w:p>
+      <w:pPr>
+        <w:pBdr>
+          <w:top w:val="single" w:color="8C2A2A" w:sz="12" w:space="8"/>
+          <w:bottom w:val="single" w:color="8C2A2A" w:sz="12" w:space="8"/>
+          <w:left w:val="single" w:color="8C2A2A" w:sz="12" w:space="8"/>
+          <w:right w:val="single" w:color="8C2A2A" w:sz="12" w:space="8"/>
+        </w:pBdr>
+        <w:shd w:fill="F2EFE9" w:val="clear"/>
+        <w:spacing w:after="0" w:before="240" w:line="300"/>
+        <w:ind w:left="120" w:right="120"/>
+      </w:pPr>
+      <w:r>
+        <w:rPr>
+          <w:rFonts w:ascii="Arial" w:cs="Arial" w:eastAsia="Arial" w:hAnsi="Arial"/>
+          <w:b/>
+          <w:bCs/>
+          <w:color w:val="8C2A2A"/>
+          <w:sz w:val="22"/>
+          <w:szCs w:val="22"/>
+        </w:rPr>
+        <w:t xml:space="preserve">REPLACEMENT 6 — Requirement Documentation</w:t>
+      </w:r>
+      <w:r>
+        <w:br/>
+      </w:r>
+      <w:r>
+        <w:rPr>
+          <w:rFonts w:ascii="Arial" w:cs="Arial" w:eastAsia="Arial" w:hAnsi="Arial"/>
+          <w:color w:val="6B6B6B"/>
+          <w:sz w:val="18"/>
+          <w:szCs w:val="18"/>
+        </w:rPr>
+        <w:t xml:space="preserve">Replace the whole Requirement Documentation subsection (pages 34–36).</w:t>
+      </w:r>
+    </w:p>
     <w:p>
       <w:pPr>
         <w:spacing w:after="140" w:before="140" w:line="280"/>
@@ -3215,62 +3096,42 @@
         <w:br w:type="page"/>
       </w:r>
     </w:p>
-    <w:tbl>
-      <w:tblPr>
-        <w:tblW w:type="pct" w:w="100%"/>
-        <w:tblBorders>
-          <w:top w:val="single" w:color="8C2A2A" w:sz="12"/>
-          <w:left w:val="single" w:color="8C2A2A" w:sz="12"/>
-          <w:bottom w:val="single" w:color="8C2A2A" w:sz="12"/>
-          <w:right w:val="single" w:color="8C2A2A" w:sz="12"/>
-          <w:insideH w:val="none" w:color="FFFFFF" w:sz="0"/>
-          <w:insideV w:val="none" w:color="FFFFFF" w:sz="0"/>
-        </w:tblBorders>
-      </w:tblPr>
-      <w:tblGrid>
-        <w:gridCol w:w="100"/>
-      </w:tblGrid>
-      <w:tr>
-        <w:tc>
-          <w:tcPr>
-            <w:shd w:fill="F2EFE9" w:val="clear"/>
-            <w:tcMar>
-              <w:top w:type="dxa" w:w="140"/>
-              <w:left w:type="dxa" w:w="160"/>
-              <w:bottom w:type="dxa" w:w="140"/>
-              <w:right w:type="dxa" w:w="160"/>
-            </w:tcMar>
-          </w:tcPr>
-          <w:p>
-            <w:pPr>
-              <w:spacing w:after="40"/>
-            </w:pPr>
-            <w:r>
-              <w:rPr>
-                <w:rFonts w:ascii="Arial" w:cs="Arial" w:eastAsia="Arial" w:hAnsi="Arial"/>
-                <w:b/>
-                <w:bCs/>
-                <w:color w:val="8C2A2A"/>
-                <w:sz w:val="22"/>
-                <w:szCs w:val="22"/>
-              </w:rPr>
-              <w:t xml:space="preserve">REPLACEMENT 7 — Design of Software, System, Product and Process</w:t>
-            </w:r>
-          </w:p>
-          <w:p>
-            <w:r>
-              <w:rPr>
-                <w:rFonts w:ascii="Arial" w:cs="Arial" w:eastAsia="Arial" w:hAnsi="Arial"/>
-                <w:color w:val="6B6B6B"/>
-                <w:sz w:val="18"/>
-                <w:szCs w:val="18"/>
-              </w:rPr>
-              <w:t xml:space="preserve">Replace the whole subsection (pages 35–38), up to and including the Figure 2 caption.</w:t>
-            </w:r>
-          </w:p>
-        </w:tc>
-      </w:tr>
-    </w:tbl>
+    <w:p>
+      <w:pPr>
+        <w:pBdr>
+          <w:top w:val="single" w:color="8C2A2A" w:sz="12" w:space="8"/>
+          <w:bottom w:val="single" w:color="8C2A2A" w:sz="12" w:space="8"/>
+          <w:left w:val="single" w:color="8C2A2A" w:sz="12" w:space="8"/>
+          <w:right w:val="single" w:color="8C2A2A" w:sz="12" w:space="8"/>
+        </w:pBdr>
+        <w:shd w:fill="F2EFE9" w:val="clear"/>
+        <w:spacing w:after="0" w:before="240" w:line="300"/>
+        <w:ind w:left="120" w:right="120"/>
+      </w:pPr>
+      <w:r>
+        <w:rPr>
+          <w:rFonts w:ascii="Arial" w:cs="Arial" w:eastAsia="Arial" w:hAnsi="Arial"/>
+          <w:b/>
+          <w:bCs/>
+          <w:color w:val="8C2A2A"/>
+          <w:sz w:val="22"/>
+          <w:szCs w:val="22"/>
+        </w:rPr>
+        <w:t xml:space="preserve">REPLACEMENT 7 — Design of Software, System, Product and Process</w:t>
+      </w:r>
+      <w:r>
+        <w:br/>
+      </w:r>
+      <w:r>
+        <w:rPr>
+          <w:rFonts w:ascii="Arial" w:cs="Arial" w:eastAsia="Arial" w:hAnsi="Arial"/>
+          <w:color w:val="6B6B6B"/>
+          <w:sz w:val="18"/>
+          <w:szCs w:val="18"/>
+        </w:rPr>
+        <w:t xml:space="preserve">Replace the whole subsection (pages 35–38), up to and including the Figure 2 caption.</w:t>
+      </w:r>
+    </w:p>
     <w:p>
       <w:pPr>
         <w:spacing w:after="140" w:before="140" w:line="280"/>
@@ -3443,62 +3304,42 @@
         <w:br w:type="page"/>
       </w:r>
     </w:p>
-    <w:tbl>
-      <w:tblPr>
-        <w:tblW w:type="pct" w:w="100%"/>
-        <w:tblBorders>
-          <w:top w:val="single" w:color="8C2A2A" w:sz="12"/>
-          <w:left w:val="single" w:color="8C2A2A" w:sz="12"/>
-          <w:bottom w:val="single" w:color="8C2A2A" w:sz="12"/>
-          <w:right w:val="single" w:color="8C2A2A" w:sz="12"/>
-          <w:insideH w:val="none" w:color="FFFFFF" w:sz="0"/>
-          <w:insideV w:val="none" w:color="FFFFFF" w:sz="0"/>
-        </w:tblBorders>
-      </w:tblPr>
-      <w:tblGrid>
-        <w:gridCol w:w="100"/>
-      </w:tblGrid>
-      <w:tr>
-        <w:tc>
-          <w:tcPr>
-            <w:shd w:fill="F2EFE9" w:val="clear"/>
-            <w:tcMar>
-              <w:top w:type="dxa" w:w="140"/>
-              <w:left w:type="dxa" w:w="160"/>
-              <w:bottom w:type="dxa" w:w="140"/>
-              <w:right w:type="dxa" w:w="160"/>
-            </w:tcMar>
-          </w:tcPr>
-          <w:p>
-            <w:pPr>
-              <w:spacing w:after="40"/>
-            </w:pPr>
-            <w:r>
-              <w:rPr>
-                <w:rFonts w:ascii="Arial" w:cs="Arial" w:eastAsia="Arial" w:hAnsi="Arial"/>
-                <w:b/>
-                <w:bCs/>
-                <w:color w:val="8C2A2A"/>
-                <w:sz w:val="22"/>
-                <w:szCs w:val="22"/>
-              </w:rPr>
-              <w:t xml:space="preserve">REPLACEMENT 8 — Development and Testing</w:t>
-            </w:r>
-          </w:p>
-          <w:p>
-            <w:r>
-              <w:rPr>
-                <w:rFonts w:ascii="Arial" w:cs="Arial" w:eastAsia="Arial" w:hAnsi="Arial"/>
-                <w:color w:val="6B6B6B"/>
-                <w:sz w:val="18"/>
-                <w:szCs w:val="18"/>
-              </w:rPr>
-              <w:t xml:space="preserve">Replace the whole Development and Testing subsection (pages 38–42), from the heading through the paragraph ending "…before the final deployment." Keep the Figure 4 and Figure 5 captions where they are; both captions are reproduced below in their updated wording.</w:t>
-            </w:r>
-          </w:p>
-        </w:tc>
-      </w:tr>
-    </w:tbl>
+    <w:p>
+      <w:pPr>
+        <w:pBdr>
+          <w:top w:val="single" w:color="8C2A2A" w:sz="12" w:space="8"/>
+          <w:bottom w:val="single" w:color="8C2A2A" w:sz="12" w:space="8"/>
+          <w:left w:val="single" w:color="8C2A2A" w:sz="12" w:space="8"/>
+          <w:right w:val="single" w:color="8C2A2A" w:sz="12" w:space="8"/>
+        </w:pBdr>
+        <w:shd w:fill="F2EFE9" w:val="clear"/>
+        <w:spacing w:after="0" w:before="240" w:line="300"/>
+        <w:ind w:left="120" w:right="120"/>
+      </w:pPr>
+      <w:r>
+        <w:rPr>
+          <w:rFonts w:ascii="Arial" w:cs="Arial" w:eastAsia="Arial" w:hAnsi="Arial"/>
+          <w:b/>
+          <w:bCs/>
+          <w:color w:val="8C2A2A"/>
+          <w:sz w:val="22"/>
+          <w:szCs w:val="22"/>
+        </w:rPr>
+        <w:t xml:space="preserve">REPLACEMENT 8 — Development and Testing</w:t>
+      </w:r>
+      <w:r>
+        <w:br/>
+      </w:r>
+      <w:r>
+        <w:rPr>
+          <w:rFonts w:ascii="Arial" w:cs="Arial" w:eastAsia="Arial" w:hAnsi="Arial"/>
+          <w:color w:val="6B6B6B"/>
+          <w:sz w:val="18"/>
+          <w:szCs w:val="18"/>
+        </w:rPr>
+        <w:t xml:space="preserve">Replace the whole Development and Testing subsection (pages 38–42), from the heading through the paragraph ending "…before the final deployment." Keep the Figure 4 and Figure 5 captions where they are; both captions are reproduced below in their updated wording.</w:t>
+      </w:r>
+    </w:p>
     <w:p>
       <w:pPr>
         <w:spacing w:after="140" w:before="140" w:line="280"/>
@@ -3824,62 +3665,42 @@
         <w:br w:type="page"/>
       </w:r>
     </w:p>
-    <w:tbl>
-      <w:tblPr>
-        <w:tblW w:type="pct" w:w="100%"/>
-        <w:tblBorders>
-          <w:top w:val="single" w:color="8C2A2A" w:sz="12"/>
-          <w:left w:val="single" w:color="8C2A2A" w:sz="12"/>
-          <w:bottom w:val="single" w:color="8C2A2A" w:sz="12"/>
-          <w:right w:val="single" w:color="8C2A2A" w:sz="12"/>
-          <w:insideH w:val="none" w:color="FFFFFF" w:sz="0"/>
-          <w:insideV w:val="none" w:color="FFFFFF" w:sz="0"/>
-        </w:tblBorders>
-      </w:tblPr>
-      <w:tblGrid>
-        <w:gridCol w:w="100"/>
-      </w:tblGrid>
-      <w:tr>
-        <w:tc>
-          <w:tcPr>
-            <w:shd w:fill="F2EFE9" w:val="clear"/>
-            <w:tcMar>
-              <w:top w:type="dxa" w:w="140"/>
-              <w:left w:type="dxa" w:w="160"/>
-              <w:bottom w:type="dxa" w:w="140"/>
-              <w:right w:type="dxa" w:w="160"/>
-            </w:tcMar>
-          </w:tcPr>
-          <w:p>
-            <w:pPr>
-              <w:spacing w:after="40"/>
-            </w:pPr>
-            <w:r>
-              <w:rPr>
-                <w:rFonts w:ascii="Arial" w:cs="Arial" w:eastAsia="Arial" w:hAnsi="Arial"/>
-                <w:b/>
-                <w:bCs/>
-                <w:color w:val="8C2A2A"/>
-                <w:sz w:val="22"/>
-                <w:szCs w:val="22"/>
-              </w:rPr>
-              <w:t xml:space="preserve">REPLACEMENT 9 — Sample and Setting</w:t>
-            </w:r>
-          </w:p>
-          <w:p>
-            <w:r>
-              <w:rPr>
-                <w:rFonts w:ascii="Arial" w:cs="Arial" w:eastAsia="Arial" w:hAnsi="Arial"/>
-                <w:color w:val="6B6B6B"/>
-                <w:sz w:val="18"/>
-                <w:szCs w:val="18"/>
-              </w:rPr>
-              <w:t xml:space="preserve">Replace the whole Sample and Setting subsection (pages 41–43).</w:t>
-            </w:r>
-          </w:p>
-        </w:tc>
-      </w:tr>
-    </w:tbl>
+    <w:p>
+      <w:pPr>
+        <w:pBdr>
+          <w:top w:val="single" w:color="8C2A2A" w:sz="12" w:space="8"/>
+          <w:bottom w:val="single" w:color="8C2A2A" w:sz="12" w:space="8"/>
+          <w:left w:val="single" w:color="8C2A2A" w:sz="12" w:space="8"/>
+          <w:right w:val="single" w:color="8C2A2A" w:sz="12" w:space="8"/>
+        </w:pBdr>
+        <w:shd w:fill="F2EFE9" w:val="clear"/>
+        <w:spacing w:after="0" w:before="240" w:line="300"/>
+        <w:ind w:left="120" w:right="120"/>
+      </w:pPr>
+      <w:r>
+        <w:rPr>
+          <w:rFonts w:ascii="Arial" w:cs="Arial" w:eastAsia="Arial" w:hAnsi="Arial"/>
+          <w:b/>
+          <w:bCs/>
+          <w:color w:val="8C2A2A"/>
+          <w:sz w:val="22"/>
+          <w:szCs w:val="22"/>
+        </w:rPr>
+        <w:t xml:space="preserve">REPLACEMENT 9 — Sample and Setting</w:t>
+      </w:r>
+      <w:r>
+        <w:br/>
+      </w:r>
+      <w:r>
+        <w:rPr>
+          <w:rFonts w:ascii="Arial" w:cs="Arial" w:eastAsia="Arial" w:hAnsi="Arial"/>
+          <w:color w:val="6B6B6B"/>
+          <w:sz w:val="18"/>
+          <w:szCs w:val="18"/>
+        </w:rPr>
+        <w:t xml:space="preserve">Replace the whole Sample and Setting subsection (pages 41–43).</w:t>
+      </w:r>
+    </w:p>
     <w:p>
       <w:pPr>
         <w:spacing w:after="140" w:before="140" w:line="280"/>
@@ -4014,62 +3835,42 @@
         <w:br w:type="page"/>
       </w:r>
     </w:p>
-    <w:tbl>
-      <w:tblPr>
-        <w:tblW w:type="pct" w:w="100%"/>
-        <w:tblBorders>
-          <w:top w:val="single" w:color="8C2A2A" w:sz="12"/>
-          <w:left w:val="single" w:color="8C2A2A" w:sz="12"/>
-          <w:bottom w:val="single" w:color="8C2A2A" w:sz="12"/>
-          <w:right w:val="single" w:color="8C2A2A" w:sz="12"/>
-          <w:insideH w:val="none" w:color="FFFFFF" w:sz="0"/>
-          <w:insideV w:val="none" w:color="FFFFFF" w:sz="0"/>
-        </w:tblBorders>
-      </w:tblPr>
-      <w:tblGrid>
-        <w:gridCol w:w="100"/>
-      </w:tblGrid>
-      <w:tr>
-        <w:tc>
-          <w:tcPr>
-            <w:shd w:fill="F2EFE9" w:val="clear"/>
-            <w:tcMar>
-              <w:top w:type="dxa" w:w="140"/>
-              <w:left w:type="dxa" w:w="160"/>
-              <w:bottom w:type="dxa" w:w="140"/>
-              <w:right w:type="dxa" w:w="160"/>
-            </w:tcMar>
-          </w:tcPr>
-          <w:p>
-            <w:pPr>
-              <w:spacing w:after="40"/>
-            </w:pPr>
-            <w:r>
-              <w:rPr>
-                <w:rFonts w:ascii="Arial" w:cs="Arial" w:eastAsia="Arial" w:hAnsi="Arial"/>
-                <w:b/>
-                <w:bCs/>
-                <w:color w:val="8C2A2A"/>
-                <w:sz w:val="22"/>
-                <w:szCs w:val="22"/>
-              </w:rPr>
-              <w:t xml:space="preserve">REPLACEMENT 10 — Instrument / Simulation Tool</w:t>
-            </w:r>
-          </w:p>
-          <w:p>
-            <w:r>
-              <w:rPr>
-                <w:rFonts w:ascii="Arial" w:cs="Arial" w:eastAsia="Arial" w:hAnsi="Arial"/>
-                <w:color w:val="6B6B6B"/>
-                <w:sz w:val="18"/>
-                <w:szCs w:val="18"/>
-              </w:rPr>
-              <w:t xml:space="preserve">Replace the whole Instrument / Simulation Tool subsection (pages 42–45), including the Likert scale and interpretation lists.</w:t>
-            </w:r>
-          </w:p>
-        </w:tc>
-      </w:tr>
-    </w:tbl>
+    <w:p>
+      <w:pPr>
+        <w:pBdr>
+          <w:top w:val="single" w:color="8C2A2A" w:sz="12" w:space="8"/>
+          <w:bottom w:val="single" w:color="8C2A2A" w:sz="12" w:space="8"/>
+          <w:left w:val="single" w:color="8C2A2A" w:sz="12" w:space="8"/>
+          <w:right w:val="single" w:color="8C2A2A" w:sz="12" w:space="8"/>
+        </w:pBdr>
+        <w:shd w:fill="F2EFE9" w:val="clear"/>
+        <w:spacing w:after="0" w:before="240" w:line="300"/>
+        <w:ind w:left="120" w:right="120"/>
+      </w:pPr>
+      <w:r>
+        <w:rPr>
+          <w:rFonts w:ascii="Arial" w:cs="Arial" w:eastAsia="Arial" w:hAnsi="Arial"/>
+          <w:b/>
+          <w:bCs/>
+          <w:color w:val="8C2A2A"/>
+          <w:sz w:val="22"/>
+          <w:szCs w:val="22"/>
+        </w:rPr>
+        <w:t xml:space="preserve">REPLACEMENT 10 — Instrument / Simulation Tool</w:t>
+      </w:r>
+      <w:r>
+        <w:br/>
+      </w:r>
+      <w:r>
+        <w:rPr>
+          <w:rFonts w:ascii="Arial" w:cs="Arial" w:eastAsia="Arial" w:hAnsi="Arial"/>
+          <w:color w:val="6B6B6B"/>
+          <w:sz w:val="18"/>
+          <w:szCs w:val="18"/>
+        </w:rPr>
+        <w:t xml:space="preserve">Replace the whole Instrument / Simulation Tool subsection (pages 42–45), including the Likert scale and interpretation lists.</w:t>
+      </w:r>
+    </w:p>
     <w:p>
       <w:pPr>
         <w:spacing w:after="140" w:before="140" w:line="280"/>
@@ -4420,62 +4221,42 @@
         <w:br w:type="page"/>
       </w:r>
     </w:p>
-    <w:tbl>
-      <w:tblPr>
-        <w:tblW w:type="pct" w:w="100%"/>
-        <w:tblBorders>
-          <w:top w:val="single" w:color="8C2A2A" w:sz="12"/>
-          <w:left w:val="single" w:color="8C2A2A" w:sz="12"/>
-          <w:bottom w:val="single" w:color="8C2A2A" w:sz="12"/>
-          <w:right w:val="single" w:color="8C2A2A" w:sz="12"/>
-          <w:insideH w:val="none" w:color="FFFFFF" w:sz="0"/>
-          <w:insideV w:val="none" w:color="FFFFFF" w:sz="0"/>
-        </w:tblBorders>
-      </w:tblPr>
-      <w:tblGrid>
-        <w:gridCol w:w="100"/>
-      </w:tblGrid>
-      <w:tr>
-        <w:tc>
-          <w:tcPr>
-            <w:shd w:fill="F2EFE9" w:val="clear"/>
-            <w:tcMar>
-              <w:top w:type="dxa" w:w="140"/>
-              <w:left w:type="dxa" w:w="160"/>
-              <w:bottom w:type="dxa" w:w="140"/>
-              <w:right w:type="dxa" w:w="160"/>
-            </w:tcMar>
-          </w:tcPr>
-          <w:p>
-            <w:pPr>
-              <w:spacing w:after="40"/>
-            </w:pPr>
-            <w:r>
-              <w:rPr>
-                <w:rFonts w:ascii="Arial" w:cs="Arial" w:eastAsia="Arial" w:hAnsi="Arial"/>
-                <w:b/>
-                <w:bCs/>
-                <w:color w:val="8C2A2A"/>
-                <w:sz w:val="22"/>
-                <w:szCs w:val="22"/>
-              </w:rPr>
-              <w:t xml:space="preserve">REPLACEMENT 11 — Ethical Consideration</w:t>
-            </w:r>
-          </w:p>
-          <w:p>
-            <w:r>
-              <w:rPr>
-                <w:rFonts w:ascii="Arial" w:cs="Arial" w:eastAsia="Arial" w:hAnsi="Arial"/>
-                <w:color w:val="6B6B6B"/>
-                <w:sz w:val="18"/>
-                <w:szCs w:val="18"/>
-              </w:rPr>
-              <w:t xml:space="preserve">Replace the whole Ethical Consideration subsection (pages 44–47).</w:t>
-            </w:r>
-          </w:p>
-        </w:tc>
-      </w:tr>
-    </w:tbl>
+    <w:p>
+      <w:pPr>
+        <w:pBdr>
+          <w:top w:val="single" w:color="8C2A2A" w:sz="12" w:space="8"/>
+          <w:bottom w:val="single" w:color="8C2A2A" w:sz="12" w:space="8"/>
+          <w:left w:val="single" w:color="8C2A2A" w:sz="12" w:space="8"/>
+          <w:right w:val="single" w:color="8C2A2A" w:sz="12" w:space="8"/>
+        </w:pBdr>
+        <w:shd w:fill="F2EFE9" w:val="clear"/>
+        <w:spacing w:after="0" w:before="240" w:line="300"/>
+        <w:ind w:left="120" w:right="120"/>
+      </w:pPr>
+      <w:r>
+        <w:rPr>
+          <w:rFonts w:ascii="Arial" w:cs="Arial" w:eastAsia="Arial" w:hAnsi="Arial"/>
+          <w:b/>
+          <w:bCs/>
+          <w:color w:val="8C2A2A"/>
+          <w:sz w:val="22"/>
+          <w:szCs w:val="22"/>
+        </w:rPr>
+        <w:t xml:space="preserve">REPLACEMENT 11 — Ethical Consideration</w:t>
+      </w:r>
+      <w:r>
+        <w:br/>
+      </w:r>
+      <w:r>
+        <w:rPr>
+          <w:rFonts w:ascii="Arial" w:cs="Arial" w:eastAsia="Arial" w:hAnsi="Arial"/>
+          <w:color w:val="6B6B6B"/>
+          <w:sz w:val="18"/>
+          <w:szCs w:val="18"/>
+        </w:rPr>
+        <w:t xml:space="preserve">Replace the whole Ethical Consideration subsection (pages 44–47).</w:t>
+      </w:r>
+    </w:p>
     <w:p>
       <w:pPr>
         <w:spacing w:after="140" w:before="140" w:line="280"/>
@@ -4642,81 +4423,61 @@
         <w:br w:type="page"/>
       </w:r>
     </w:p>
+    <w:p>
+      <w:pPr>
+        <w:pBdr>
+          <w:top w:val="single" w:color="8C2A2A" w:sz="12" w:space="8"/>
+          <w:bottom w:val="single" w:color="8C2A2A" w:sz="12" w:space="8"/>
+          <w:left w:val="single" w:color="8C2A2A" w:sz="12" w:space="8"/>
+          <w:right w:val="single" w:color="8C2A2A" w:sz="12" w:space="8"/>
+        </w:pBdr>
+        <w:shd w:fill="F2EFE9" w:val="clear"/>
+        <w:spacing w:after="0" w:before="240" w:line="300"/>
+        <w:ind w:left="120" w:right="120"/>
+      </w:pPr>
+      <w:r>
+        <w:rPr>
+          <w:rFonts w:ascii="Arial" w:cs="Arial" w:eastAsia="Arial" w:hAnsi="Arial"/>
+          <w:b/>
+          <w:bCs/>
+          <w:color w:val="8C2A2A"/>
+          <w:sz w:val="22"/>
+          <w:szCs w:val="22"/>
+        </w:rPr>
+        <w:t xml:space="preserve">REPLACEMENT 12 — Small edits elsewhere</w:t>
+      </w:r>
+      <w:r>
+        <w:br/>
+      </w:r>
+      <w:r>
+        <w:rPr>
+          <w:rFonts w:ascii="Arial" w:cs="Arial" w:eastAsia="Arial" w:hAnsi="Arial"/>
+          <w:color w:val="6B6B6B"/>
+          <w:sz w:val="18"/>
+          <w:szCs w:val="18"/>
+        </w:rPr>
+        <w:t xml:space="preserve">These are single-line changes; they are not worth replacing a whole section for.</w:t>
+      </w:r>
+    </w:p>
+    <w:p>
+      <w:pPr>
+        <w:spacing w:after="120" w:line="280"/>
+      </w:pPr>
+      <w:r>
+        <w:rPr>
+          <w:rFonts w:ascii="Arial" w:cs="Arial" w:eastAsia="Arial" w:hAnsi="Arial"/>
+          <w:b w:val="false"/>
+          <w:bCs w:val="false"/>
+          <w:color w:val="1A1A1A"/>
+          <w:sz w:val="19"/>
+          <w:szCs w:val="19"/>
+        </w:rPr>
+        <w:t xml:space="preserve"/>
+      </w:r>
+    </w:p>
     <w:tbl>
       <w:tblPr>
-        <w:tblW w:type="pct" w:w="100%"/>
-        <w:tblBorders>
-          <w:top w:val="single" w:color="8C2A2A" w:sz="12"/>
-          <w:left w:val="single" w:color="8C2A2A" w:sz="12"/>
-          <w:bottom w:val="single" w:color="8C2A2A" w:sz="12"/>
-          <w:right w:val="single" w:color="8C2A2A" w:sz="12"/>
-          <w:insideH w:val="none" w:color="FFFFFF" w:sz="0"/>
-          <w:insideV w:val="none" w:color="FFFFFF" w:sz="0"/>
-        </w:tblBorders>
-      </w:tblPr>
-      <w:tblGrid>
-        <w:gridCol w:w="100"/>
-      </w:tblGrid>
-      <w:tr>
-        <w:tc>
-          <w:tcPr>
-            <w:shd w:fill="F2EFE9" w:val="clear"/>
-            <w:tcMar>
-              <w:top w:type="dxa" w:w="140"/>
-              <w:left w:type="dxa" w:w="160"/>
-              <w:bottom w:type="dxa" w:w="140"/>
-              <w:right w:type="dxa" w:w="160"/>
-            </w:tcMar>
-          </w:tcPr>
-          <w:p>
-            <w:pPr>
-              <w:spacing w:after="40"/>
-            </w:pPr>
-            <w:r>
-              <w:rPr>
-                <w:rFonts w:ascii="Arial" w:cs="Arial" w:eastAsia="Arial" w:hAnsi="Arial"/>
-                <w:b/>
-                <w:bCs/>
-                <w:color w:val="8C2A2A"/>
-                <w:sz w:val="22"/>
-                <w:szCs w:val="22"/>
-              </w:rPr>
-              <w:t xml:space="preserve">REPLACEMENT 12 — Small edits elsewhere</w:t>
-            </w:r>
-          </w:p>
-          <w:p>
-            <w:r>
-              <w:rPr>
-                <w:rFonts w:ascii="Arial" w:cs="Arial" w:eastAsia="Arial" w:hAnsi="Arial"/>
-                <w:color w:val="6B6B6B"/>
-                <w:sz w:val="18"/>
-                <w:szCs w:val="18"/>
-              </w:rPr>
-              <w:t xml:space="preserve">These are single-line changes; they are not worth replacing a whole section for.</w:t>
-            </w:r>
-          </w:p>
-        </w:tc>
-      </w:tr>
-    </w:tbl>
-    <w:p>
-      <w:pPr>
-        <w:spacing w:after="120" w:line="280"/>
-      </w:pPr>
-      <w:r>
-        <w:rPr>
-          <w:rFonts w:ascii="Arial" w:cs="Arial" w:eastAsia="Arial" w:hAnsi="Arial"/>
-          <w:b w:val="false"/>
-          <w:bCs w:val="false"/>
-          <w:color w:val="1A1A1A"/>
-          <w:sz w:val="19"/>
-          <w:szCs w:val="19"/>
-        </w:rPr>
-        <w:t xml:space="preserve"/>
-      </w:r>
-    </w:p>
-    <w:tbl>
-      <w:tblPr>
-        <w:tblW w:type="pct" w:w="100%"/>
+        <w:tblW w:type="dxa" w:w="9360"/>
         <w:tblBorders>
           <w:top w:val="single" w:color="C9C2B6" w:sz="4"/>
           <w:left w:val="single" w:color="C9C2B6" w:sz="4"/>
@@ -4725,11 +4486,12 @@
           <w:insideH w:val="single" w:color="DDD6C9" w:sz="2"/>
           <w:insideV w:val="single" w:color="DDD6C9" w:sz="2"/>
         </w:tblBorders>
+        <w:tblLayout w:type="fixed"/>
       </w:tblPr>
       <w:tblGrid>
-        <w:gridCol w:w="100"/>
-        <w:gridCol w:w="100"/>
-        <w:gridCol w:w="100"/>
+        <w:gridCol w:w="1685"/>
+        <w:gridCol w:w="3744"/>
+        <w:gridCol w:w="3931"/>
       </w:tblGrid>
       <w:tr>
         <w:trPr>
@@ -4737,7 +4499,7 @@
         </w:trPr>
         <w:tc>
           <w:tcPr>
-            <w:tcW w:type="pct" w:w="18%"/>
+            <w:tcW w:type="dxa" w:w="1685"/>
             <w:shd w:fill="F2EFE9" w:val="clear"/>
             <w:tcMar>
               <w:top w:type="dxa" w:w="90"/>
@@ -4765,7 +4527,7 @@
         </w:tc>
         <w:tc>
           <w:tcPr>
-            <w:tcW w:type="pct" w:w="40%"/>
+            <w:tcW w:type="dxa" w:w="3744"/>
             <w:shd w:fill="F2EFE9" w:val="clear"/>
             <w:tcMar>
               <w:top w:type="dxa" w:w="90"/>
@@ -4793,7 +4555,7 @@
         </w:tc>
         <w:tc>
           <w:tcPr>
-            <w:tcW w:type="pct" w:w="42%"/>
+            <w:tcW w:type="dxa" w:w="3931"/>
             <w:shd w:fill="F2EFE9" w:val="clear"/>
             <w:tcMar>
               <w:top w:type="dxa" w:w="90"/>
@@ -4823,7 +4585,7 @@
       <w:tr>
         <w:tc>
           <w:tcPr>
-            <w:tcW w:type="pct" w:w="18%"/>
+            <w:tcW w:type="dxa" w:w="1685"/>
             <w:tcMar>
               <w:top w:type="dxa" w:w="90"/>
               <w:left w:type="dxa" w:w="120"/>
@@ -4850,7 +4612,7 @@
         </w:tc>
         <w:tc>
           <w:tcPr>
-            <w:tcW w:type="pct" w:w="40%"/>
+            <w:tcW w:type="dxa" w:w="3744"/>
             <w:tcMar>
               <w:top w:type="dxa" w:w="90"/>
               <w:left w:type="dxa" w:w="120"/>
@@ -4877,7 +4639,7 @@
         </w:tc>
         <w:tc>
           <w:tcPr>
-            <w:tcW w:type="pct" w:w="42%"/>
+            <w:tcW w:type="dxa" w:w="3931"/>
             <w:tcMar>
               <w:top w:type="dxa" w:w="90"/>
               <w:left w:type="dxa" w:w="120"/>
@@ -4906,7 +4668,7 @@
       <w:tr>
         <w:tc>
           <w:tcPr>
-            <w:tcW w:type="pct" w:w="18%"/>
+            <w:tcW w:type="dxa" w:w="1685"/>
             <w:tcMar>
               <w:top w:type="dxa" w:w="90"/>
               <w:left w:type="dxa" w:w="120"/>
@@ -4933,7 +4695,7 @@
         </w:tc>
         <w:tc>
           <w:tcPr>
-            <w:tcW w:type="pct" w:w="40%"/>
+            <w:tcW w:type="dxa" w:w="3744"/>
             <w:tcMar>
               <w:top w:type="dxa" w:w="90"/>
               <w:left w:type="dxa" w:w="120"/>
@@ -4960,7 +4722,7 @@
         </w:tc>
         <w:tc>
           <w:tcPr>
-            <w:tcW w:type="pct" w:w="42%"/>
+            <w:tcW w:type="dxa" w:w="3931"/>
             <w:tcMar>
               <w:top w:type="dxa" w:w="90"/>
               <w:left w:type="dxa" w:w="120"/>
@@ -4989,7 +4751,7 @@
       <w:tr>
         <w:tc>
           <w:tcPr>
-            <w:tcW w:type="pct" w:w="18%"/>
+            <w:tcW w:type="dxa" w:w="1685"/>
             <w:tcMar>
               <w:top w:type="dxa" w:w="90"/>
               <w:left w:type="dxa" w:w="120"/>
@@ -5016,7 +4778,7 @@
         </w:tc>
         <w:tc>
           <w:tcPr>
-            <w:tcW w:type="pct" w:w="40%"/>
+            <w:tcW w:type="dxa" w:w="3744"/>
             <w:tcMar>
               <w:top w:type="dxa" w:w="90"/>
               <w:left w:type="dxa" w:w="120"/>
@@ -5043,7 +4805,7 @@
         </w:tc>
         <w:tc>
           <w:tcPr>
-            <w:tcW w:type="pct" w:w="42%"/>
+            <w:tcW w:type="dxa" w:w="3931"/>
             <w:tcMar>
               <w:top w:type="dxa" w:w="90"/>
               <w:left w:type="dxa" w:w="120"/>
@@ -5072,7 +4834,7 @@
       <w:tr>
         <w:tc>
           <w:tcPr>
-            <w:tcW w:type="pct" w:w="18%"/>
+            <w:tcW w:type="dxa" w:w="1685"/>
             <w:tcMar>
               <w:top w:type="dxa" w:w="90"/>
               <w:left w:type="dxa" w:w="120"/>
@@ -5099,7 +4861,7 @@
         </w:tc>
         <w:tc>
           <w:tcPr>
-            <w:tcW w:type="pct" w:w="40%"/>
+            <w:tcW w:type="dxa" w:w="3744"/>
             <w:tcMar>
               <w:top w:type="dxa" w:w="90"/>
               <w:left w:type="dxa" w:w="120"/>
@@ -5126,7 +4888,7 @@
         </w:tc>
         <w:tc>
           <w:tcPr>
-            <w:tcW w:type="pct" w:w="42%"/>
+            <w:tcW w:type="dxa" w:w="3931"/>
             <w:tcMar>
               <w:top w:type="dxa" w:w="90"/>
               <w:left w:type="dxa" w:w="120"/>
@@ -5155,7 +4917,7 @@
       <w:tr>
         <w:tc>
           <w:tcPr>
-            <w:tcW w:type="pct" w:w="18%"/>
+            <w:tcW w:type="dxa" w:w="1685"/>
             <w:tcMar>
               <w:top w:type="dxa" w:w="90"/>
               <w:left w:type="dxa" w:w="120"/>
@@ -5182,7 +4944,7 @@
         </w:tc>
         <w:tc>
           <w:tcPr>
-            <w:tcW w:type="pct" w:w="40%"/>
+            <w:tcW w:type="dxa" w:w="3744"/>
             <w:tcMar>
               <w:top w:type="dxa" w:w="90"/>
               <w:left w:type="dxa" w:w="120"/>
@@ -5209,7 +4971,7 @@
         </w:tc>
         <w:tc>
           <w:tcPr>
-            <w:tcW w:type="pct" w:w="42%"/>
+            <w:tcW w:type="dxa" w:w="3931"/>
             <w:tcMar>
               <w:top w:type="dxa" w:w="90"/>
               <w:left w:type="dxa" w:w="120"/>
@@ -5238,7 +5000,7 @@
       <w:tr>
         <w:tc>
           <w:tcPr>
-            <w:tcW w:type="pct" w:w="18%"/>
+            <w:tcW w:type="dxa" w:w="1685"/>
             <w:tcMar>
               <w:top w:type="dxa" w:w="90"/>
               <w:left w:type="dxa" w:w="120"/>
@@ -5265,7 +5027,7 @@
         </w:tc>
         <w:tc>
           <w:tcPr>
-            <w:tcW w:type="pct" w:w="40%"/>
+            <w:tcW w:type="dxa" w:w="3744"/>
             <w:tcMar>
               <w:top w:type="dxa" w:w="90"/>
               <w:left w:type="dxa" w:w="120"/>
@@ -5292,7 +5054,7 @@
         </w:tc>
         <w:tc>
           <w:tcPr>
-            <w:tcW w:type="pct" w:w="42%"/>
+            <w:tcW w:type="dxa" w:w="3931"/>
             <w:tcMar>
               <w:top w:type="dxa" w:w="90"/>
               <w:left w:type="dxa" w:w="120"/>
@@ -5321,7 +5083,7 @@
       <w:tr>
         <w:tc>
           <w:tcPr>
-            <w:tcW w:type="pct" w:w="18%"/>
+            <w:tcW w:type="dxa" w:w="1685"/>
             <w:tcMar>
               <w:top w:type="dxa" w:w="90"/>
               <w:left w:type="dxa" w:w="120"/>
@@ -5348,7 +5110,7 @@
         </w:tc>
         <w:tc>
           <w:tcPr>
-            <w:tcW w:type="pct" w:w="40%"/>
+            <w:tcW w:type="dxa" w:w="3744"/>
             <w:tcMar>
               <w:top w:type="dxa" w:w="90"/>
               <w:left w:type="dxa" w:w="120"/>
@@ -5375,7 +5137,7 @@
         </w:tc>
         <w:tc>
           <w:tcPr>
-            <w:tcW w:type="pct" w:w="42%"/>
+            <w:tcW w:type="dxa" w:w="3931"/>
             <w:tcMar>
               <w:top w:type="dxa" w:w="90"/>
               <w:left w:type="dxa" w:w="120"/>

--- a/05_Website_Angular/docs/ResumeMatch-PH-Updated-Manuscript-Sections.docx
+++ b/05_Website_Angular/docs/ResumeMatch-PH-Updated-Manuscript-Sections.docx
@@ -1072,7 +1072,7 @@
                 <w:sz w:val="17"/>
                 <w:szCs w:val="17"/>
               </w:rPr>
-              <w:t xml:space="preserve">Two automated suites also run on every code change: 29 matching-engine tests and 16 API integration tests, under a continuous-integration workflow.</w:t>
+              <w:t xml:space="preserve">Four automated suites (76 tests) and two browser walkthroughs (24 checks) also run before the ISO 25010 evaluation; the four suites run on every code change under continuous integration.</w:t>
             </w:r>
           </w:p>
         </w:tc>
@@ -1644,7 +1644,7 @@
           <w:sz w:val="24"/>
           <w:szCs w:val="24"/>
         </w:rPr>
-        <w:t xml:space="preserve">The Process section shows how the system will be built and developed. It follows five phases. The first phase is planning and requirements, where the researchers identify the needs of the two primary user groups — job seekers and recruiters — and define the system requirements. The second phase is system design, where the UI/UX design, the database architecture for user, resume, company, job posting, and application data, and the design of the matching algorithm are planned out. The third phase is development, where the resume builder, the job posting and application modules, the ATS-inspired matching engine, the administrative module, and the recruiter dashboard are coded and integrated. The fourth phase is testing and quality assurance, where the system undergoes automated regression testing of the matching engine and the application programming interface, functionality testing, usability testing, and ISO 25010 evaluation. The fifth and final phase is deployment, where the system is launched, user onboarding is conducted, and user acceptance testing is carried out with both job seekers and HR personnel.</w:t>
+        <w:t xml:space="preserve">The Process section shows how the system will be built and developed. It follows five phases. The first phase is planning and requirements, where the researchers identify the needs of the two primary user groups — job seekers and recruiters — and define the system requirements. The second phase is system design, where the UI/UX design, the database architecture for user, resume, company, job posting, and application data, and the design of the matching algorithm are planned out. The third phase is development, where the resume builder, the job posting and application modules, the ATS-inspired matching engine, the administrative module, and the recruiter dashboard are coded and integrated. The fourth phase is testing and quality assurance, where the system undergoes automated regression testing of the matching engine, the application programming interface, email delivery, and the resume-extraction feature, browser walkthroughs of the complete interface, functionality testing, usability testing, and ISO 25010 evaluation. The fifth and final phase is deployment, where the system is launched, user onboarding is conducted, and user acceptance testing is carried out with both job seekers and HR personnel.</w:t>
       </w:r>
     </w:p>
     <w:p>
@@ -2033,7 +2033,7 @@
           <w:sz w:val="24"/>
           <w:szCs w:val="24"/>
         </w:rPr>
-        <w:t xml:space="preserve">To test and evaluate the system using automated regression tests for the matching engine and the application programming interface, and using the ISO 25010 standard — specifically in terms of usability, functionality, and reliability — based on feedback from actual job seekers and HR personnel.</w:t>
+        <w:t xml:space="preserve">To test and evaluate the system using automated regression tests covering the matching engine, the application programming interface, email delivery, and the resume-extraction feature, together with browser walkthroughs of the complete interface, and using the ISO 25010 standard — specifically in terms of usability, functionality, and reliability — based on feedback from actual job seekers and HR personnel.</w:t>
       </w:r>
     </w:p>
     <w:p>
@@ -2468,7 +2468,7 @@
           <w:sz w:val="24"/>
           <w:szCs w:val="24"/>
         </w:rPr>
-        <w:t xml:space="preserve">The evaluation of the system using the ISO 25010 quality model in terms of usability, functionality, and reliability based on feedback from job seeker and HR respondents, supported by automated regression tests of the matching engine and the application programming interface.</w:t>
+        <w:t xml:space="preserve">The evaluation of the system using the ISO 25010 quality model in terms of usability, functionality, and reliability based on feedback from job seeker and HR respondents, supported by automated regression tests of the matching engine, the application programming interface, email delivery, and the resume-extraction feature, and by browser walkthroughs of the complete interface.</w:t>
       </w:r>
     </w:p>
     <w:p>
@@ -3638,7 +3638,39 @@
           <w:sz w:val="24"/>
           <w:szCs w:val="24"/>
         </w:rPr>
-        <w:t xml:space="preserve">The system is verified at three levels. First, an automated regression suite of 29 tests covers the matching engine. It checks the weighting of each component, the boundaries of the three tiers, the treatment of unspecified requirements, and the rounding rule; it includes a randomised sweep of 500 generated resume-and-posting pairs confirming that the browser implementation and the server implementation of the scoring function agree exactly; and it includes tests confirming that the skill vocabulary never equates two genuinely different skills. Second, an automated integration suite of 16 tests starts the real server against a temporary PostgreSQL database and drives it over HTTP, verifying registration and sign-in, role-based access control, the rule that one applicant cannot read or modify another applicant's resume, the rule that a recruiter only ever sees applications belonging to their own company, the prevention of duplicate applications to the same posting, the conditions under which an application may be withdrawn, and the guarantee that an applicant's uploaded file never takes part in producing a score. Both suites run automatically on every change to the source code through a continuous integration workflow that also builds the front end and type-checks the server, so that a regression is detected before it can reach the deployed system. Third, the completed system is evaluated with actual users using the ISO 25010 standard, focusing on usability, functionality, and reliability. User acceptance testing will be done with both target user groups — job seekers and HR personnel — to check whether the system is effective for each of them and to gather feedback before the final deployment.</w:t>
+        <w:t xml:space="preserve">The system is verified at three levels. The first is automated regression testing, which covers four areas and runs in full on every change to the source code. Thirty tests cover the matching engine: the weighting of each component, the boundaries of the three tiers, the treatment of unspecified requirements, the rounding rule, a randomised sweep of 500 generated resume-and-posting pairs confirming that the browser and the server implementations of the scoring function agree exactly, and checks confirming that the skill vocabulary never equates two genuinely different skills. Twenty-six tests start the real server against a temporary PostgreSQL database and drive it over HTTP, verifying registration and sign-in, role-based access control, the rule that one applicant cannot read or modify another applicant's resume, the rule that a recruiter only ever sees applications belonging to their own company, the prevention of duplicate applications to the same posting, the conditions under which an application may be withdrawn, and the guarantee that an applicant's uploaded file never takes part in producing a score. Ten tests confirm that every message the system sends is actually delivered — verification and password-reset codes, the recruiter's new-application notice, status changes, job alerts, and interview invitations — by receiving them from a local mail server, and confirm that nothing is sent to an applicant who has switched notifications off or to an address with no account. A further ten tests cover the optional resume-extraction feature against a local stand-in for the language model service, confirming above all that the model's output is treated as untrusted: a malformed or hostile reply cannot place unbounded text, invalid education levels, or implausible quantities into an applicant's resume, and no score is ever returned from that route. Seventy-six automated tests run in total, through a continuous integration workflow that also builds the front end and type-checks the server, so that a regression is detected before it can reach the deployed system.</w:t>
+      </w:r>
+    </w:p>
+    <w:p>
+      <w:pPr>
+        <w:spacing w:after="0" w:line="480"/>
+        <w:ind w:firstLine="720"/>
+        <w:jc w:val="both"/>
+      </w:pPr>
+      <w:r>
+        <w:rPr>
+          <w:rFonts w:ascii="Times New Roman" w:cs="Times New Roman" w:eastAsia="Times New Roman" w:hAnsi="Times New Roman"/>
+          <w:color w:val="1A1A1A"/>
+          <w:sz w:val="24"/>
+          <w:szCs w:val="24"/>
+        </w:rPr>
+        <w:t xml:space="preserve">The second level is a browser walkthrough. Two scripted runs drive the complete interface in a real browser the way a user would — all three account types, every page, the resume builder and its design choices, applying to an opening, the recruiter's ranked applicant list, the file upload and its limits, the light and dark display modes, and the layout at a 390-pixel phone width — and they fail on any error the browser reports. These catch what unit tests cannot: a page that renders blank, or a control that silently stops working.</w:t>
+      </w:r>
+    </w:p>
+    <w:p>
+      <w:pPr>
+        <w:spacing w:after="0" w:line="480"/>
+        <w:ind w:firstLine="720"/>
+        <w:jc w:val="both"/>
+      </w:pPr>
+      <w:r>
+        <w:rPr>
+          <w:rFonts w:ascii="Times New Roman" w:cs="Times New Roman" w:eastAsia="Times New Roman" w:hAnsi="Times New Roman"/>
+          <w:color w:val="1A1A1A"/>
+          <w:sz w:val="24"/>
+          <w:szCs w:val="24"/>
+        </w:rPr>
+        <w:t xml:space="preserve">The third level is evaluation with actual users. The completed system is assessed using the ISO 25010 standard, focusing on usability, functionality, and reliability. User acceptance testing will be done with both target user groups — job seekers and HR personnel — to check whether the system is effective for each of them and to gather feedback before the final deployment.</w:t>
       </w:r>
     </w:p>
     <w:p>

--- a/05_Website_Angular/docs/ResumeMatch-PH-Updated-Manuscript-Sections.docx
+++ b/05_Website_Angular/docs/ResumeMatch-PH-Updated-Manuscript-Sections.docx
@@ -61,7 +61,7 @@
           <w:sz w:val="20"/>
           <w:szCs w:val="20"/>
         </w:rPr>
-        <w:t xml:space="preserve">Garcia, B. S. · Santos, F. A. L. · Talens, I. G. M.   —   Prepared 27 July 2026</w:t>
+        <w:t xml:space="preserve">Garcia, B. S. · Santos, F. A. L. · Talens, I. G. M.   —   Prepared 27 July 2026, revised 30 July 2026</w:t>
       </w:r>
     </w:p>
     <w:p>
@@ -204,7 +204,7 @@
           <w:sz w:val="19"/>
           <w:szCs w:val="19"/>
         </w:rPr>
-        <w:t xml:space="preserve">Sections not listed here (Review of Related Literature, Project Timeline, Data Analysis, References) need no changes.</w:t>
+        <w:t xml:space="preserve">Sections not listed here (Review of Related Literature, Project Timeline, Data Analysis, References) need no changes.  Revision of 30 July 2026: the system gained three optional resume sections (Projects, Languages, References), six further resume designs for fourteen in total, and — the change that matters most to the wording below — the file an applicant attaches is now read and scored as well, so the sentences that promised it would never be parsed have been rewritten rather than softened. Ranking still uses the structured resume alone. The test counts in item 9 have also moved.</w:t>
       </w:r>
     </w:p>
     <w:p>
@@ -657,7 +657,7 @@
                 <w:sz w:val="17"/>
                 <w:szCs w:val="17"/>
               </w:rPr>
-              <w:t xml:space="preserve">Scoring uses skills, education and experience only. Certifications are stored and shown to the recruiter but are not scored, and there is no Projects section.</w:t>
+              <w:t xml:space="preserve">Scoring uses skills, education and experience only. Certifications, projects, languages and references are all stored, printed and shown to the recruiter, but none of them are scored.</w:t>
             </w:r>
           </w:p>
         </w:tc>
@@ -823,7 +823,7 @@
                 <w:sz w:val="17"/>
                 <w:szCs w:val="17"/>
               </w:rPr>
-              <w:t xml:space="preserve">Those three content formats still exist, and are now rendered through eight parser-safe visual designs the applicant chooses from.</w:t>
+              <w:t xml:space="preserve">Those three content formats still exist, and are now rendered through fourteen parser-safe visual designs the applicant chooses from.</w:t>
             </w:r>
           </w:p>
         </w:tc>
@@ -906,7 +906,7 @@
                 <w:sz w:val="17"/>
                 <w:szCs w:val="17"/>
               </w:rPr>
-              <w:t xml:space="preserve">Two: the structured resume, which is the only thing scored, and an optional file uploaded in the applicant's own format, which is forwarded to the recruiter but never parsed and can never lower a score.</w:t>
+              <w:t xml:space="preserve">Two, and both are scored. The structured resume is the only one used to rank applicants. The optional file the applicant uploads in their own format is read by the AI service into the same fields and scored by the same formula, and both numbers are shown to the applicant and to the recruiter. A file that could not be read produces no score at all, never a zero.</w:t>
             </w:r>
           </w:p>
         </w:tc>
@@ -1072,7 +1072,7 @@
                 <w:sz w:val="17"/>
                 <w:szCs w:val="17"/>
               </w:rPr>
-              <w:t xml:space="preserve">Four automated suites (76 tests) and two browser walkthroughs (24 checks) also run before the ISO 25010 evaluation; the four suites run on every code change under continuous integration.</w:t>
+              <w:t xml:space="preserve">Five automated suites (99 tests) and a set of scripted browser walkthroughs (over 120 checks against the running interface) also run before the ISO 25010 evaluation; the five suites run on every code change under continuous integration.</w:t>
             </w:r>
           </w:p>
         </w:tc>
@@ -1309,7 +1309,7 @@
           <w:sz w:val="18"/>
           <w:szCs w:val="18"/>
         </w:rPr>
-        <w:t xml:space="preserve">The first five paragraphs are unchanged. The last three now describe three account types instead of two, state the actual scoring formula and tiers, and introduce the two-resume design and the eight resume designs.</w:t>
+        <w:t xml:space="preserve">The first five paragraphs are unchanged. The last three now describe three account types instead of two, state the actual scoring formula and tiers, and introduce the two-resume design and the fourteen resume designs.</w:t>
       </w:r>
     </w:p>
     <w:p>
@@ -1473,7 +1473,7 @@
           <w:sz w:val="24"/>
           <w:szCs w:val="24"/>
         </w:rPr>
-        <w:t xml:space="preserve">The system also stores two resumes for every applicant, and the distinction is deliberate. The first is the structured resume built inside the platform; because its fields are unambiguous, it is the only one the matching engine reads. The second is an optional file that the applicant uploads in their own format, such as a PDF, a Word document, or a scan. That file is never parsed for scoring and can never lower a score; it is forwarded to the recruiter untouched, so that nothing an applicant chose to say about themselves is lost to a parser. Alongside these, the proposed web application includes learning materials that explain resume best practices and ATS formatting, eight single-column resume designs that are all parser-safe, and export in PDF, Word, and plain-text formats. The platform is free, mobile-responsive down to small phone screens, available in both light and dark themes, and designed for the Philippine recruitment and employment context. By combining resume building, job posting, and ATS-inspired candidate matching in a single accessible platform, the system aims to give Filipino job seekers not just a professional resume but a direct path toward positions that fit their qualifications, while giving the HR departments of partner companies an efficient and affordable way to manage applicants and identify the most suitable candidates.</w:t>
+        <w:t xml:space="preserve">The system also stores two resumes for every applicant, and the distinction is deliberate. The first is the structured resume built inside the platform; because its fields are unambiguous, it is the only one the matching engine reads. The second is an optional file that the applicant uploads in their own format, such as a PDF, a Word document, or a scan. That file is forwarded to the recruiter untouched, so that nothing an applicant chose to say about themselves is lost to a parser; it is also read by the optional artificial-intelligence service into the same structured fields, so that the same formula can score it and the applicant can see what an automated reader makes of their own document. That second score is reported beside the first and is never used to rank applicants, so a document a parser reads badly cannot lower anyone's position; where the two numbers differ, the difference is precisely what an ordinary Applicant Tracking System would have missed. Alongside these, the proposed web application includes learning materials that explain resume best practices and ATS formatting, fourteen single-column resume designs that are all parser-safe, and export in PDF, Word, and plain-text formats. The platform is free, mobile-responsive down to small phone screens, available in both light and dark themes, and designed for the Philippine recruitment and employment context. By combining resume building, job posting, and ATS-inspired candidate matching in a single accessible platform, the system aims to give Filipino job seekers not just a professional resume but a direct path toward positions that fit their qualifications, while giving the HR departments of partner companies an efficient and affordable way to manage applicants and identify the most suitable candidates.</w:t>
       </w:r>
     </w:p>
     <w:p>
@@ -1560,7 +1560,7 @@
           <w:sz w:val="18"/>
           <w:szCs w:val="18"/>
         </w:rPr>
-        <w:t xml:space="preserve">The Input now names the real matching criteria and the three-formats-times-eight-designs structure; the Output now lists what the system actually delivers, including the administrator module and the automated tests.</w:t>
+        <w:t xml:space="preserve">The Input now names the real matching criteria and the three-formats-times-fourteen-designs structure; the Output now lists what the system actually delivers, including the administrator module and the automated tests.</w:t>
       </w:r>
     </w:p>
     <w:p>
@@ -1628,7 +1628,7 @@
           <w:sz w:val="24"/>
           <w:szCs w:val="24"/>
         </w:rPr>
-        <w:t xml:space="preserve">The Input section contains five main components. The first is the resume structure and designs. Resume content is organised using three widely recognised formats — chronological, functional, and combination — which determine the order in which sections appear; that content is then rendered through any of eight visual designs (Classic, Modern, Minimal, Executive, Banner, Split, Bar, and Categorised). All eight are single-column and contain no tables, text boxes, multiple columns, or graphics, so the applicant's choice of design is purely visual and never changes how the resume is read or scored. The second is the job seeker information, which includes the personal details, educational background, work experience, skills, and certifications that applicants enter through the guided builder, together with an optional resume file that the applicant may upload in their own format. The third is the recruiter and company information, which includes company profiles and job postings — each posting containing the position title, department, employment type, location, job description, required skills, minimum educational level, minimum months of experience, and an optional closing date, which together serve as the basis for matching. The fourth is the educational resources, which include resume writing tips, ATS optimisation guides, and step-by-step resume building instructions that help users create better resumes. The fifth is the matching criteria, which consist of the canonical skill vocabulary used to compare equivalent terms, the scoring weights (skills 50 percent, education 25 percent, experience 25 percent), and the tier thresholds (strong at 80 percent and above, possible from 50 to 79 percent, related below 50 percent). These weights and thresholds are stored as configuration values in the database rather than fixed in program code, so that they can be adjusted during testing without rebuilding the system.</w:t>
+        <w:t xml:space="preserve">The Input section contains five main components. The first is the resume structure and designs. Resume content is organised using three widely recognised formats — chronological, functional, and combination — which determine the order in which sections appear; that content is then rendered through any of fourteen visual designs (Classic, Modern, Minimal, Executive, Banner, Split, Bar, Rail, Traditional, Clean, Compact, Senior, Graduate, and Technical). All fourteen are single-column and contain no tables, text boxes, multiple columns, or graphics, so the applicant's choice of design is purely visual and never changes how the resume is read or scored. The second is the job seeker information, which includes the personal details, educational background, work experience, skills, and certifications that applicants enter through the guided builder, together with an optional resume file that the applicant may upload in their own format. The third is the recruiter and company information, which includes company profiles and job postings — each posting containing the position title, department, employment type, location, job description, required skills, minimum educational level, minimum months of experience, and an optional closing date, which together serve as the basis for matching. The fourth is the educational resources, which include resume writing tips, ATS optimisation guides, and step-by-step resume building instructions that help users create better resumes. The fifth is the matching criteria, which consist of the canonical skill vocabulary used to compare equivalent terms, the scoring weights (skills 50 percent, education 25 percent, experience 25 percent), and the tier thresholds (strong at 80 percent and above, possible from 50 to 79 percent, related below 50 percent). These weights and thresholds are stored as configuration values in the database rather than fixed in program code, so that they can be adjusted during testing without rebuilding the system.</w:t>
       </w:r>
     </w:p>
     <w:p>
@@ -1660,7 +1660,7 @@
           <w:sz w:val="24"/>
           <w:szCs w:val="24"/>
         </w:rPr>
-        <w:t xml:space="preserve">The Output section shows what the system will produce and deliver. The system deliverables include a functional web-based application with three account types (Job Seeker, Recruiter/HR, and Administrator); three resume content formats rendered through eight ATS-safe designs; a step-by-step guidance system with a revisitable onboarding tour; resume saving and management; export in PDF, Word, and plain-text formats; a job posting and application management module with closing dates; saved jobs and alerts for newly posted openings; application status tracking across six states, including withdrawal by the applicant; department-based routing of new applications to the responsible recruiter; an administrative module for recruiter approval, department assignment, and anonymous study metrics; and an ATS-inspired matching engine that produces explained compatibility scores, ranked applicant lists for each posting, and related-position recommendations for applicants without a strong match. The user outcomes for job seekers include professional resumes created, improved resume quality, enhanced ATS compatibility, relevant job recommendations, an explicit statement of which required skills are missing from any given match, and clear visibility over their application status; the user outcomes for recruiters include faster and more consistent applicant screening, ranked shortlists per job opening, applications routed to the correct department, and reduced manual workload. The knowledge and skills that users will gain include an understanding of resume best practices, ATS optimisation knowledge, improved job application skills, and greater confidence in the job application process. Finally, the system evaluation results will include the ISO 25010 usability rating, system functionality score, user satisfaction rating, and system reliability score, supported by the automated test suites described under Development and Testing.</w:t>
+        <w:t xml:space="preserve">The Output section shows what the system will produce and deliver. The system deliverables include a functional web-based application with three account types (Job Seeker, Recruiter/HR, and Administrator); three resume content formats rendered through fourteen ATS-safe designs; a step-by-step guidance system with a revisitable onboarding tour; resume saving and management; export in PDF, Word, and plain-text formats; a job posting and application management module with closing dates; saved jobs and alerts for newly posted openings; application status tracking across six states, including withdrawal by the applicant; department-based routing of new applications to the responsible recruiter; an administrative module for recruiter approval, department assignment, and anonymous study metrics; and an ATS-inspired matching engine that produces explained compatibility scores, ranked applicant lists for each posting, and related-position recommendations for applicants without a strong match. The user outcomes for job seekers include professional resumes created, improved resume quality, enhanced ATS compatibility, relevant job recommendations, an explicit statement of which required skills are missing from any given match, and clear visibility over their application status; the user outcomes for recruiters include faster and more consistent applicant screening, ranked shortlists per job opening, applications routed to the correct department, and reduced manual workload. The knowledge and skills that users will gain include an understanding of resume best practices, ATS optimisation knowledge, improved job application skills, and greater confidence in the job application process. Finally, the system evaluation results will include the ISO 25010 usability rating, system functionality score, user satisfaction rating, and system reliability score, supported by the automated test suites described under Development and Testing.</w:t>
       </w:r>
     </w:p>
     <w:p>
@@ -1873,7 +1873,7 @@
           <w:sz w:val="24"/>
           <w:szCs w:val="24"/>
         </w:rPr>
-        <w:t xml:space="preserve">To design and build a web-based resume builder that guides new job seekers through the resume creation process step by step, organises their content using three widely recognised formats — chronological, functional, and combination — presents it through a choice of eight single-column, parser-safe designs, and allows users to save, edit, manage, and export multiple resumes in PDF, Word, and plain-text formats.</w:t>
+        <w:t xml:space="preserve">To design and build a web-based resume builder that guides new job seekers through the resume creation process step by step, organises their content using three widely recognised formats — chronological, functional, and combination — presents it through a choice of fourteen single-column, parser-safe designs, and allows users to save, edit, manage, and export multiple resumes in PDF, Word, and plain-text formats.</w:t>
       </w:r>
     </w:p>
     <w:p>
@@ -2228,7 +2228,7 @@
           <w:sz w:val="24"/>
           <w:szCs w:val="24"/>
         </w:rPr>
-        <w:t xml:space="preserve">A choice of eight visual resume designs, all single-column and free of tables, text boxes, multiple columns, and graphics, so that the design an applicant selects changes the appearance of the resume without changing how an Applicant Tracking System reads it or how the system scores it.</w:t>
+        <w:t xml:space="preserve">A choice of fourteen visual resume designs, all single-column and free of tables, text boxes, multiple columns, and graphics, so that the design an applicant selects changes the appearance of the resume without changing how an Applicant Tracking System reads it or how the system scores it.</w:t>
       </w:r>
     </w:p>
     <w:p>
@@ -2288,7 +2288,7 @@
           <w:sz w:val="24"/>
           <w:szCs w:val="24"/>
         </w:rPr>
-        <w:t xml:space="preserve">A two-resume design in which each applicant record holds a structured resume, built inside the system and used for all scoring, and an optional file uploaded by the applicant in their own format, which is forwarded to the recruiter in full but is never parsed and never affects a score.</w:t>
+        <w:t xml:space="preserve">A two-resume design in which each applicant record holds a structured resume, built inside the system and used for all ranking, and an optional file uploaded by the applicant in their own format, which is forwarded to the recruiter in full and is also read into structured fields so that the same formula can score it separately. Both scores are shown; only the structured one determines an applicant's position in a recruiter's list.</w:t>
       </w:r>
     </w:p>
     <w:p>
@@ -2524,7 +2524,7 @@
           <w:sz w:val="24"/>
           <w:szCs w:val="24"/>
         </w:rPr>
-        <w:t xml:space="preserve">The system includes one optional feature that uses an external artificial-intelligence service. An applicant who already has a resume file may upload it and have its contents read into the fields of the builder, so that they do not have to retype everything; this uses a third-party language model service (Google's Gemini API). The feature affects data entry only. The extracted values are presented to the applicant for review and correction, and nothing is saved until the applicant approves it. The feature is entirely optional, the applicant may instead type their information by hand, and the rest of the system operates normally when the service is not configured. Artificial intelligence is not used to write or generate resume content on the applicant's behalf, and it plays no part in matching, scoring, ranking, or recommendation.</w:t>
+        <w:t xml:space="preserve">The system includes one optional feature that uses an external artificial-intelligence service. An applicant who already has a resume file may upload it and have its contents read into the fields of the builder, so that they do not have to retype everything; this uses a third-party language model service (Google's Gemini API). The same service also reads the optional file an applicant attaches to a finished resume, so that the rule-based formula can score that document as well and the applicant can see what an automated reader makes of it. In both cases the service performs extraction only: it converts a document into fields and does not compute, weight, rank, or recommend anything. Every score in the system, including the score of an uploaded file, is produced by the same rule-based formula described above. Where the extraction prefills the builder, the extracted values are presented to the applicant for review and correction and nothing is saved until the applicant approves them. The feature is entirely optional, the applicant may instead type their information by hand, and the rest of the system operates normally when the service is not configured — in which case an uploaded file simply carries no second score, which the interface states as a reason rather than showing as a zero. Artificial intelligence is not used to write or generate resume content on the applicant's behalf, and the ranking a recruiter sees is computed from the structured resume alone.</w:t>
       </w:r>
     </w:p>
     <w:p>
@@ -2544,7 +2544,7 @@
           <w:sz w:val="24"/>
           <w:szCs w:val="24"/>
         </w:rPr>
-        <w:t xml:space="preserve">The compatibility score is computed from three components only: the proportion of the posting's required skills that the applicant lists, the applicant's highest educational attainment relative to the level the posting requires, and the applicant's total months of experience relative to the months the posting requires. Certifications are stored and displayed to the recruiter but do not contribute to the score, and the system does not include a separate projects or portfolio section.</w:t>
+        <w:t xml:space="preserve">The compatibility score is computed from three components only: the proportion of the posting's required skills that the applicant lists, the applicant's highest educational attainment relative to the level the posting requires, and the applicant's total months of experience relative to the months the posting requires. Certifications, projects, languages and references are stored, printed on the resume and displayed to the recruiter, but none of them contribute to the score.</w:t>
       </w:r>
     </w:p>
     <w:p>

--- a/05_Website_Angular/docs/ResumeMatch-PH-Updated-Manuscript-Sections.docx
+++ b/05_Website_Angular/docs/ResumeMatch-PH-Updated-Manuscript-Sections.docx
@@ -3530,7 +3530,7 @@
           <w:sz w:val="24"/>
           <w:szCs w:val="24"/>
         </w:rPr>
-        <w:t xml:space="preserve">Each applicant record holds two resumes, and only one of them is scored. The structured resume built inside the system is the sole input to the matching module, because its fields are unambiguous. The optional file that an applicant uploads in their own format is stored, forwarded to the recruiter, and displayed beside the structured resume, but it is never opened by the scoring code and therefore cannot raise or lower a score. This separation is what allows the system to offer applicants ATS-style screening support without reproducing the parsing failures that eliminate capable candidates from commercial systems.</w:t>
+        <w:t xml:space="preserve">Each applicant record holds two resumes, and both are scored, but only one of them ranks the applicant. The structured resume built inside the system is the sole input to the ranking, because its fields are unambiguous and the applicant can correct them. The optional file that an applicant uploads in their own format is stored, forwarded to the recruiter, and displayed beside the structured resume; it is also read into the same structured fields by the extraction service and scored by the same formula, so that the applicant can see what an automated reader makes of their own document. That second score is displayed beside the first and is never used to order a recruiter's list. This separation is what allows the system to offer applicants ATS-style screening support, and to show them exactly what a parser would have lost, without reproducing the parsing failures that eliminate capable candidates from commercial systems. Where a document cannot be read at all, the system records the reason and shows no score for it, rather than a score of zero.</w:t>
       </w:r>
     </w:p>
     <w:p>
@@ -3638,7 +3638,7 @@
           <w:sz w:val="24"/>
           <w:szCs w:val="24"/>
         </w:rPr>
-        <w:t xml:space="preserve">The system is verified at three levels. The first is automated regression testing, which covers four areas and runs in full on every change to the source code. Thirty tests cover the matching engine: the weighting of each component, the boundaries of the three tiers, the treatment of unspecified requirements, the rounding rule, a randomised sweep of 500 generated resume-and-posting pairs confirming that the browser and the server implementations of the scoring function agree exactly, and checks confirming that the skill vocabulary never equates two genuinely different skills. Twenty-six tests start the real server against a temporary PostgreSQL database and drive it over HTTP, verifying registration and sign-in, role-based access control, the rule that one applicant cannot read or modify another applicant's resume, the rule that a recruiter only ever sees applications belonging to their own company, the prevention of duplicate applications to the same posting, the conditions under which an application may be withdrawn, and the guarantee that an applicant's uploaded file never takes part in producing a score. Ten tests confirm that every message the system sends is actually delivered — verification and password-reset codes, the recruiter's new-application notice, status changes, job alerts, and interview invitations — by receiving them from a local mail server, and confirm that nothing is sent to an applicant who has switched notifications off or to an address with no account. A further ten tests cover the optional resume-extraction feature against a local stand-in for the language model service, confirming above all that the model's output is treated as untrusted: a malformed or hostile reply cannot place unbounded text, invalid education levels, or implausible quantities into an applicant's resume, and no score is ever returned from that route. Seventy-six automated tests run in total, through a continuous integration workflow that also builds the front end and type-checks the server, so that a regression is detected before it can reach the deployed system.</w:t>
+        <w:t xml:space="preserve">The system is verified at three levels. The first is automated regression testing, which covers five areas and runs in full on every change to the source code. Thirty tests cover the matching engine: the weighting of each component, the boundaries of the three tiers, the treatment of unspecified requirements, the rounding rule, a randomised sweep of 500 generated resume-and-posting pairs confirming that the browser and the server implementations of the scoring function agree exactly, and checks confirming that the skill vocabulary never equates two genuinely different skills. Thirty-seven tests start the real server against a temporary PostgreSQL database and drive it over HTTP, verifying registration and sign-in, role-based access control, the rule that one applicant cannot read or modify another applicant's resume, the rule that a recruiter only ever sees applications belonging to their own company, the prevention of duplicate applications to the same posting, the conditions under which an application may be withdrawn, and the guarantee that the ranking score is produced from the structured resume alone, with a file that could not be read yielding no score rather than a zero. Ten tests confirm that every message the system sends is actually delivered — verification and password-reset codes, the recruiter's new-application notice, status changes, job alerts, and interview invitations — by receiving them from a local mail server, and confirm that nothing is sent to an applicant who has switched notifications off or to an address with no account. A further ten tests cover the optional resume-extraction feature against a local stand-in for the language model service, confirming above all that the model's output is treated as untrusted: a malformed or hostile reply cannot place unbounded text, invalid education levels, or implausible quantities into an applicant's resume, and no score is ever returned from that route, since extraction and scoring are separate steps. A fifth suite of twelve tests drives the browser-side demo implementation and the real server through the same operations and asserts that they agree — on what is permitted, on the scores produced, and on the rule that neither may invent a score for a document it could not read. Ninety-nine automated tests run in total, through a continuous integration workflow that also builds the front end and type-checks the server, so that a regression is detected before it can reach the deployed system.</w:t>
       </w:r>
     </w:p>
     <w:p>
@@ -3654,7 +3654,7 @@
           <w:sz w:val="24"/>
           <w:szCs w:val="24"/>
         </w:rPr>
-        <w:t xml:space="preserve">The second level is a browser walkthrough. Two scripted runs drive the complete interface in a real browser the way a user would — all three account types, every page, the resume builder and its design choices, applying to an opening, the recruiter's ranked applicant list, the file upload and its limits, the light and dark display modes, and the layout at a 390-pixel phone width — and they fail on any error the browser reports. These catch what unit tests cannot: a page that renders blank, or a control that silently stops working.</w:t>
+        <w:t xml:space="preserve">The second level is a browser walkthrough. Several scripted runs, together making over a hundred and twenty individual checks, drive the complete interface in a real browser the way a user would — all three account types, every page, the resume builder and its design choices, applying to an opening, the recruiter's ranked applicant list, the file upload and its limits, the light and dark display modes, and the layout at a 390-pixel phone width — and they fail on any error the browser reports. These catch what unit tests cannot: a page that renders blank, or a control that silently stops working.</w:t>
       </w:r>
     </w:p>
     <w:p>

--- a/05_Website_Angular/docs/ResumeMatch-PH-Updated-Manuscript-Sections.docx
+++ b/05_Website_Angular/docs/ResumeMatch-PH-Updated-Manuscript-Sections.docx
@@ -61,7 +61,7 @@
           <w:sz w:val="20"/>
           <w:szCs w:val="20"/>
         </w:rPr>
-        <w:t xml:space="preserve">Garcia, B. S. · Santos, F. A. L. · Talens, I. G. M.   —   Prepared 27 July 2026, revised 30 July 2026</w:t>
+        <w:t xml:space="preserve">Garcia, B. S. · Santos, F. A. L. · Talens, I. G. M.   —   Prepared 27 July 2026</w:t>
       </w:r>
     </w:p>
     <w:p>
@@ -204,7 +204,7 @@
           <w:sz w:val="19"/>
           <w:szCs w:val="19"/>
         </w:rPr>
-        <w:t xml:space="preserve">Sections not listed here (Review of Related Literature, Project Timeline, Data Analysis, References) need no changes.  Revision of 30 July 2026: the system gained three optional resume sections (Projects, Languages, References), six further resume designs for fourteen in total, and — the change that matters most to the wording below — the file an applicant attaches is now read and scored as well, so the sentences that promised it would never be parsed have been rewritten rather than softened. Ranking still uses the structured resume alone. The test counts in item 9 have also moved.</w:t>
+        <w:t xml:space="preserve">Sections not listed here (Review of Related Literature, Project Timeline, Data Analysis, References) need no changes.</w:t>
       </w:r>
     </w:p>
     <w:p>
@@ -657,7 +657,7 @@
                 <w:sz w:val="17"/>
                 <w:szCs w:val="17"/>
               </w:rPr>
-              <w:t xml:space="preserve">Scoring uses skills, education and experience only. Certifications, projects, languages and references are all stored, printed and shown to the recruiter, but none of them are scored.</w:t>
+              <w:t xml:space="preserve">Scoring uses skills, education and experience only. Certifications are stored and shown to the recruiter but are not scored, and there is no Projects section.</w:t>
             </w:r>
           </w:p>
         </w:tc>
@@ -823,7 +823,7 @@
                 <w:sz w:val="17"/>
                 <w:szCs w:val="17"/>
               </w:rPr>
-              <w:t xml:space="preserve">Those three content formats still exist, and are now rendered through fourteen parser-safe visual designs the applicant chooses from.</w:t>
+              <w:t xml:space="preserve">Those three content formats still exist, and are now rendered through eight parser-safe visual designs the applicant chooses from.</w:t>
             </w:r>
           </w:p>
         </w:tc>
@@ -906,7 +906,7 @@
                 <w:sz w:val="17"/>
                 <w:szCs w:val="17"/>
               </w:rPr>
-              <w:t xml:space="preserve">Two, and both are scored. The structured resume is the only one used to rank applicants. The optional file the applicant uploads in their own format is read by the AI service into the same fields and scored by the same formula, and both numbers are shown to the applicant and to the recruiter. A file that could not be read produces no score at all, never a zero.</w:t>
+              <w:t xml:space="preserve">Two: the structured resume, which is the only thing scored, and an optional file uploaded in the applicant's own format, which is forwarded to the recruiter but never parsed and can never lower a score.</w:t>
             </w:r>
           </w:p>
         </w:tc>
@@ -1072,7 +1072,7 @@
                 <w:sz w:val="17"/>
                 <w:szCs w:val="17"/>
               </w:rPr>
-              <w:t xml:space="preserve">Five automated suites (99 tests) and a set of scripted browser walkthroughs (over 120 checks against the running interface) also run before the ISO 25010 evaluation; the five suites run on every code change under continuous integration.</w:t>
+              <w:t xml:space="preserve">Four automated suites (76 tests) and two browser walkthroughs (24 checks) also run before the ISO 25010 evaluation; the four suites run on every code change under continuous integration.</w:t>
             </w:r>
           </w:p>
         </w:tc>
@@ -1309,7 +1309,7 @@
           <w:sz w:val="18"/>
           <w:szCs w:val="18"/>
         </w:rPr>
-        <w:t xml:space="preserve">The first five paragraphs are unchanged. The last three now describe three account types instead of two, state the actual scoring formula and tiers, and introduce the two-resume design and the fourteen resume designs.</w:t>
+        <w:t xml:space="preserve">The first five paragraphs are unchanged. The last three now describe three account types instead of two, state the actual scoring formula and tiers, and introduce the two-resume design and the eight resume designs.</w:t>
       </w:r>
     </w:p>
     <w:p>
@@ -1457,7 +1457,7 @@
           <w:sz w:val="24"/>
           <w:szCs w:val="24"/>
         </w:rPr>
-        <w:t xml:space="preserve">At the centre of the system is an ATS-inspired job matching feature. Once a job seeker completes the guided builder, the system compares the structured contents of the resume — the skills claimed, the highest educational level attained, and the total months of work experience recorded — against the requirements stated in each opening posted by a partner company. The comparison produces a compatibility score expressed as a percentage, computed from three fixed and published weights: skills contribute 50 percent, education 25 percent, and experience 25 percent. Applicants are ranked per posting by that score and grouped into three tiers — a strong match at 80 percent and above, a possible match from 50 to 79 percent, and a related match below 50 percent. New applications are routed to the recruiter who owns the posting's department, so that IT applicants reach the IT recruiter and food and beverage applicants reach the food and beverage recruiter. When there is no strong match, the system does not reject the applicant. It shows the score honestly, names the specific required skills that were missing, and continues to recommend related positions drawn from the same transferable skills. The matching feature is therefore a decision-support tool: it computes, explains, and orders, but every status change is made by a named human recruiter and recorded as such, so final hiring decisions always remain with the human recruiter.</w:t>
+        <w:t xml:space="preserve">At the centre of the system is an ATS-inspired job matching feature. Once a job seeker completes the guided builder, the system compares the structured contents of the resume — the skills claimed, the highest educational level attained, and the total months of work experience recorded — against the requirements stated in each opening posted by a partner company. The comparison produces a compatibility score expressed as a percentage, computed from three fixed and published weights: skills contribute 50 percent, education 25 percent, and experience 25 percent. Applicants are ranked per posting by that score and grouped into three tiers — a strong match at 80 percent and above, a possible match from 50 to 79 percent, and a related match below 50 percent. New applications are routed to the recruiter who owns the posting's department, so that information technology applicants reach the information technology recruiter and customer support applicants reach the customer support recruiter. When there is no strong match, the system does not reject the applicant. It shows the score honestly, names the specific required skills that were missing, and continues to recommend related positions drawn from the same transferable skills. The matching feature is therefore a decision-support tool: it computes, explains, and orders, but every status change is made by a named human recruiter and recorded as such, so final hiring decisions always remain with the human recruiter.</w:t>
       </w:r>
     </w:p>
     <w:p>
@@ -1473,7 +1473,7 @@
           <w:sz w:val="24"/>
           <w:szCs w:val="24"/>
         </w:rPr>
-        <w:t xml:space="preserve">The system also stores two resumes for every applicant, and the distinction is deliberate. The first is the structured resume built inside the platform; because its fields are unambiguous, it is the only one the matching engine reads. The second is an optional file that the applicant uploads in their own format, such as a PDF, a Word document, or a scan. That file is forwarded to the recruiter untouched, so that nothing an applicant chose to say about themselves is lost to a parser; it is also read by the optional artificial-intelligence service into the same structured fields, so that the same formula can score it and the applicant can see what an automated reader makes of their own document. That second score is reported beside the first and is never used to rank applicants, so a document a parser reads badly cannot lower anyone's position; where the two numbers differ, the difference is precisely what an ordinary Applicant Tracking System would have missed. Alongside these, the proposed web application includes learning materials that explain resume best practices and ATS formatting, fourteen single-column resume designs that are all parser-safe, and export in PDF, Word, and plain-text formats. The platform is free, mobile-responsive down to small phone screens, available in both light and dark themes, and designed for the Philippine recruitment and employment context. By combining resume building, job posting, and ATS-inspired candidate matching in a single accessible platform, the system aims to give Filipino job seekers not just a professional resume but a direct path toward positions that fit their qualifications, while giving the HR departments of partner companies an efficient and affordable way to manage applicants and identify the most suitable candidates.</w:t>
+        <w:t xml:space="preserve">The system also stores two resumes for every applicant, and the distinction is deliberate. The first is the structured resume built inside the platform; because its fields are unambiguous, it is the only one the matching engine reads. The second is an optional file that the applicant uploads in their own format, such as a PDF, a Word document, or a scan. That file is never parsed for scoring and can never lower a score; it is forwarded to the recruiter untouched, so that nothing an applicant chose to say about themselves is lost to a parser. Alongside these, the proposed web application includes learning materials that explain resume best practices and ATS formatting, eight single-column resume designs that are all parser-safe, and export in PDF, Word, and plain-text formats. The platform is free, mobile-responsive down to small phone screens, available in both light and dark themes, and designed for the Philippine recruitment and employment context. By combining resume building, job posting, and ATS-inspired candidate matching in a single accessible platform, the system aims to give Filipino job seekers not just a professional resume but a direct path toward positions that fit their qualifications, while giving the HR departments of partner companies an efficient and affordable way to manage applicants and identify the most suitable candidates.</w:t>
       </w:r>
     </w:p>
     <w:p>
@@ -1560,7 +1560,7 @@
           <w:sz w:val="18"/>
           <w:szCs w:val="18"/>
         </w:rPr>
-        <w:t xml:space="preserve">The Input now names the real matching criteria and the three-formats-times-fourteen-designs structure; the Output now lists what the system actually delivers, including the administrator module and the automated tests.</w:t>
+        <w:t xml:space="preserve">The Input now names the real matching criteria and the three-formats-times-eight-designs structure; the Output now lists what the system actually delivers, including the administrator module and the automated tests.</w:t>
       </w:r>
     </w:p>
     <w:p>
@@ -1628,7 +1628,7 @@
           <w:sz w:val="24"/>
           <w:szCs w:val="24"/>
         </w:rPr>
-        <w:t xml:space="preserve">The Input section contains five main components. The first is the resume structure and designs. Resume content is organised using three widely recognised formats — chronological, functional, and combination — which determine the order in which sections appear; that content is then rendered through any of fourteen visual designs (Classic, Modern, Minimal, Executive, Banner, Split, Bar, Rail, Traditional, Clean, Compact, Senior, Graduate, and Technical). All fourteen are single-column and contain no tables, text boxes, multiple columns, or graphics, so the applicant's choice of design is purely visual and never changes how the resume is read or scored. The second is the job seeker information, which includes the personal details, educational background, work experience, skills, and certifications that applicants enter through the guided builder, together with an optional resume file that the applicant may upload in their own format. The third is the recruiter and company information, which includes company profiles and job postings — each posting containing the position title, department, employment type, location, job description, required skills, minimum educational level, minimum months of experience, and an optional closing date, which together serve as the basis for matching. The fourth is the educational resources, which include resume writing tips, ATS optimisation guides, and step-by-step resume building instructions that help users create better resumes. The fifth is the matching criteria, which consist of the canonical skill vocabulary used to compare equivalent terms, the scoring weights (skills 50 percent, education 25 percent, experience 25 percent), and the tier thresholds (strong at 80 percent and above, possible from 50 to 79 percent, related below 50 percent). These weights and thresholds are stored as configuration values in the database rather than fixed in program code, so that they can be adjusted during testing without rebuilding the system.</w:t>
+        <w:t xml:space="preserve">The Input section contains five main components. The first is the resume structure and designs. Resume content is organised using three widely recognised formats — chronological, functional, and combination — which determine the order in which sections appear; that content is then rendered through any of eight visual designs (Classic, Modern, Minimal, Executive, Banner, Split, Bar, and Categorised). All eight are single-column and contain no tables, text boxes, multiple columns, or graphics, so the applicant's choice of design is purely visual and never changes how the resume is read or scored. The second is the job seeker information, which includes the personal details, educational background, work experience, skills, and certifications that applicants enter through the guided builder, together with an optional resume file that the applicant may upload in their own format. The third is the recruiter and company information, which includes company profiles and job postings — each posting containing the position title, department, employment type, location, job description, required skills, minimum educational level, minimum months of experience, and an optional closing date, which together serve as the basis for matching. The fourth is the educational resources, which include resume writing tips, ATS optimisation guides, and step-by-step resume building instructions that help users create better resumes. The fifth is the matching criteria, which consist of the canonical skill vocabulary used to compare equivalent terms, the scoring weights (skills 50 percent, education 25 percent, experience 25 percent), and the tier thresholds (strong at 80 percent and above, possible from 50 to 79 percent, related below 50 percent). These weights and thresholds are stored as configuration values in the database rather than fixed in program code, so that they can be adjusted during testing without rebuilding the system.</w:t>
       </w:r>
     </w:p>
     <w:p>
@@ -1660,7 +1660,7 @@
           <w:sz w:val="24"/>
           <w:szCs w:val="24"/>
         </w:rPr>
-        <w:t xml:space="preserve">The Output section shows what the system will produce and deliver. The system deliverables include a functional web-based application with three account types (Job Seeker, Recruiter/HR, and Administrator); three resume content formats rendered through fourteen ATS-safe designs; a step-by-step guidance system with a revisitable onboarding tour; resume saving and management; export in PDF, Word, and plain-text formats; a job posting and application management module with closing dates; saved jobs and alerts for newly posted openings; application status tracking across six states, including withdrawal by the applicant; department-based routing of new applications to the responsible recruiter; an administrative module for recruiter approval, department assignment, and anonymous study metrics; and an ATS-inspired matching engine that produces explained compatibility scores, ranked applicant lists for each posting, and related-position recommendations for applicants without a strong match. The user outcomes for job seekers include professional resumes created, improved resume quality, enhanced ATS compatibility, relevant job recommendations, an explicit statement of which required skills are missing from any given match, and clear visibility over their application status; the user outcomes for recruiters include faster and more consistent applicant screening, ranked shortlists per job opening, applications routed to the correct department, and reduced manual workload. The knowledge and skills that users will gain include an understanding of resume best practices, ATS optimisation knowledge, improved job application skills, and greater confidence in the job application process. Finally, the system evaluation results will include the ISO 25010 usability rating, system functionality score, user satisfaction rating, and system reliability score, supported by the automated test suites described under Development and Testing.</w:t>
+        <w:t xml:space="preserve">The Output section shows what the system will produce and deliver. The system deliverables include a functional web-based application with three account types (Job Seeker, Recruiter/HR, and Administrator); three resume content formats rendered through eight ATS-safe designs; a step-by-step guidance system with a revisitable onboarding tour; resume saving and management; export in PDF, Word, and plain-text formats; a job posting and application management module with closing dates; saved jobs and alerts for newly posted openings; application status tracking across six states, including withdrawal by the applicant; department-based routing of new applications to the responsible recruiter; an administrative module for recruiter approval, department assignment, and anonymous study metrics; and an ATS-inspired matching engine that produces explained compatibility scores, ranked applicant lists for each posting, and related-position recommendations for applicants without a strong match. The user outcomes for job seekers include professional resumes created, improved resume quality, enhanced ATS compatibility, relevant job recommendations, an explicit statement of which required skills are missing from any given match, and clear visibility over their application status; the user outcomes for recruiters include faster and more consistent applicant screening, ranked shortlists per job opening, applications routed to the correct department, and reduced manual workload. The knowledge and skills that users will gain include an understanding of resume best practices, ATS optimisation knowledge, improved job application skills, and greater confidence in the job application process. Finally, the system evaluation results will include the ISO 25010 usability rating, system functionality score, user satisfaction rating, and system reliability score, supported by the automated test suites described under Development and Testing.</w:t>
       </w:r>
     </w:p>
     <w:p>
@@ -1873,7 +1873,7 @@
           <w:sz w:val="24"/>
           <w:szCs w:val="24"/>
         </w:rPr>
-        <w:t xml:space="preserve">To design and build a web-based resume builder that guides new job seekers through the resume creation process step by step, organises their content using three widely recognised formats — chronological, functional, and combination — presents it through a choice of fourteen single-column, parser-safe designs, and allows users to save, edit, manage, and export multiple resumes in PDF, Word, and plain-text formats.</w:t>
+        <w:t xml:space="preserve">To design and build a web-based resume builder that guides new job seekers through the resume creation process step by step, organises their content using three widely recognised formats — chronological, functional, and combination — presents it through a choice of eight single-column, parser-safe designs, and allows users to save, edit, manage, and export multiple resumes in PDF, Word, and plain-text formats.</w:t>
       </w:r>
     </w:p>
     <w:p>
@@ -2172,7 +2172,7 @@
           <w:sz w:val="24"/>
           <w:szCs w:val="24"/>
         </w:rPr>
-        <w:t xml:space="preserve">This study focuses on the design, development, and evaluation of a web-based resume builder and ATS-inspired job matching system for job seekers and partner companies in the Philippines. The system is intended to help new job seekers — particularly students, fresh graduates, and individuals with little to no experience in writing a resume — create professional, ATS-friendly resumes and connect with positions that match their qualifications. At the same time, the system is intended to help the HR, Recruitment, or Talent Acquisition departments of partner companies manage job postings and applicants and identify the most suitable candidates efficiently. For this study, the researchers partnered with Royce Hotel and Casino in Clark Freeport Zone, Pampanga, whose Human Resources department serves as the initial partner company of the system; the system itself is designed to support multiple partner companies as the platform grows.</w:t>
+        <w:t xml:space="preserve">This study focuses on the design, development, and evaluation of a web-based resume builder and ATS-inspired job matching system for job seekers and partner companies in the Philippines. The system is intended to help new job seekers — particularly students, fresh graduates, and individuals with little to no experience in writing a resume — create professional, ATS-friendly resumes and connect with positions that match their qualifications. At the same time, the system is intended to help the HR, Recruitment, or Talent Acquisition departments of partner companies manage job postings and applicants and identify the most suitable candidates efficiently. For this study, the researchers partnered with Clark Outsourcing in Clark Freeport Zone, Pampanga, whose Human Resources department serves as the initial partner company of the system; the system itself is designed to support multiple partner companies as the platform grows.</w:t>
       </w:r>
     </w:p>
     <w:p>
@@ -2228,7 +2228,7 @@
           <w:sz w:val="24"/>
           <w:szCs w:val="24"/>
         </w:rPr>
-        <w:t xml:space="preserve">A choice of fourteen visual resume designs, all single-column and free of tables, text boxes, multiple columns, and graphics, so that the design an applicant selects changes the appearance of the resume without changing how an Applicant Tracking System reads it or how the system scores it.</w:t>
+        <w:t xml:space="preserve">A choice of eight visual resume designs, all single-column and free of tables, text boxes, multiple columns, and graphics, so that the design an applicant selects changes the appearance of the resume without changing how an Applicant Tracking System reads it or how the system scores it.</w:t>
       </w:r>
     </w:p>
     <w:p>
@@ -2288,7 +2288,7 @@
           <w:sz w:val="24"/>
           <w:szCs w:val="24"/>
         </w:rPr>
-        <w:t xml:space="preserve">A two-resume design in which each applicant record holds a structured resume, built inside the system and used for all ranking, and an optional file uploaded by the applicant in their own format, which is forwarded to the recruiter in full and is also read into structured fields so that the same formula can score it separately. Both scores are shown; only the structured one determines an applicant's position in a recruiter's list.</w:t>
+        <w:t xml:space="preserve">A two-resume design in which each applicant record holds a structured resume, built inside the system and used for all scoring, and an optional file uploaded by the applicant in their own format, which is forwarded to the recruiter in full but is never parsed and never affects a score.</w:t>
       </w:r>
     </w:p>
     <w:p>
@@ -2524,7 +2524,7 @@
           <w:sz w:val="24"/>
           <w:szCs w:val="24"/>
         </w:rPr>
-        <w:t xml:space="preserve">The system includes one optional feature that uses an external artificial-intelligence service. An applicant who already has a resume file may upload it and have its contents read into the fields of the builder, so that they do not have to retype everything; this uses a third-party language model service (Google's Gemini API). The same service also reads the optional file an applicant attaches to a finished resume, so that the rule-based formula can score that document as well and the applicant can see what an automated reader makes of it. In both cases the service performs extraction only: it converts a document into fields and does not compute, weight, rank, or recommend anything. Every score in the system, including the score of an uploaded file, is produced by the same rule-based formula described above. Where the extraction prefills the builder, the extracted values are presented to the applicant for review and correction and nothing is saved until the applicant approves them. The feature is entirely optional, the applicant may instead type their information by hand, and the rest of the system operates normally when the service is not configured — in which case an uploaded file simply carries no second score, which the interface states as a reason rather than showing as a zero. Artificial intelligence is not used to write or generate resume content on the applicant's behalf, and the ranking a recruiter sees is computed from the structured resume alone.</w:t>
+        <w:t xml:space="preserve">The system includes one optional feature that uses an external artificial-intelligence service. An applicant who already has a resume file may upload it and have its contents read into the fields of the builder, so that they do not have to retype everything; this uses a third-party language model service (Google's Gemini API). The feature affects data entry only. The extracted values are presented to the applicant for review and correction, and nothing is saved until the applicant approves it. The feature is entirely optional, the applicant may instead type their information by hand, and the rest of the system operates normally when the service is not configured. Artificial intelligence is not used to write or generate resume content on the applicant's behalf, and it plays no part in matching, scoring, ranking, or recommendation.</w:t>
       </w:r>
     </w:p>
     <w:p>
@@ -2544,7 +2544,7 @@
           <w:sz w:val="24"/>
           <w:szCs w:val="24"/>
         </w:rPr>
-        <w:t xml:space="preserve">The compatibility score is computed from three components only: the proportion of the posting's required skills that the applicant lists, the applicant's highest educational attainment relative to the level the posting requires, and the applicant's total months of experience relative to the months the posting requires. Certifications, projects, languages and references are stored, printed on the resume and displayed to the recruiter, but none of them contribute to the score.</w:t>
+        <w:t xml:space="preserve">The compatibility score is computed from three components only: the proportion of the posting's required skills that the applicant lists, the applicant's highest educational attainment relative to the level the posting requires, and the applicant's total months of experience relative to the months the posting requires. Certifications are stored and displayed to the recruiter but do not contribute to the score, and the system does not include a separate projects or portfolio section.</w:t>
       </w:r>
     </w:p>
     <w:p>
@@ -2584,7 +2584,7 @@
           <w:sz w:val="24"/>
           <w:szCs w:val="24"/>
         </w:rPr>
-        <w:t xml:space="preserve">Although the system is designed to support multiple partner companies, only one company — Royce Hotel and Casino — participates in this study, so the findings describe a single-company pilot rather than a multi-company deployment.</w:t>
+        <w:t xml:space="preserve">Although the system is designed to support multiple partner companies, only one company — Clark Outsourcing — participates in this study, so the findings describe a single-company pilot rather than a multi-company deployment.</w:t>
       </w:r>
     </w:p>
     <w:p>
@@ -3530,7 +3530,7 @@
           <w:sz w:val="24"/>
           <w:szCs w:val="24"/>
         </w:rPr>
-        <w:t xml:space="preserve">Each applicant record holds two resumes, and both are scored, but only one of them ranks the applicant. The structured resume built inside the system is the sole input to the ranking, because its fields are unambiguous and the applicant can correct them. The optional file that an applicant uploads in their own format is stored, forwarded to the recruiter, and displayed beside the structured resume; it is also read into the same structured fields by the extraction service and scored by the same formula, so that the applicant can see what an automated reader makes of their own document. That second score is displayed beside the first and is never used to order a recruiter's list. This separation is what allows the system to offer applicants ATS-style screening support, and to show them exactly what a parser would have lost, without reproducing the parsing failures that eliminate capable candidates from commercial systems. Where a document cannot be read at all, the system records the reason and shows no score for it, rather than a score of zero.</w:t>
+        <w:t xml:space="preserve">Each applicant record holds two resumes, and only one of them is scored. The structured resume built inside the system is the sole input to the matching module, because its fields are unambiguous. The optional file that an applicant uploads in their own format is stored, forwarded to the recruiter, and displayed beside the structured resume, but it is never opened by the scoring code and therefore cannot raise or lower a score. This separation is what allows the system to offer applicants ATS-style screening support without reproducing the parsing failures that eliminate capable candidates from commercial systems.</w:t>
       </w:r>
     </w:p>
     <w:p>
@@ -3638,7 +3638,7 @@
           <w:sz w:val="24"/>
           <w:szCs w:val="24"/>
         </w:rPr>
-        <w:t xml:space="preserve">The system is verified at three levels. The first is automated regression testing, which covers five areas and runs in full on every change to the source code. Thirty tests cover the matching engine: the weighting of each component, the boundaries of the three tiers, the treatment of unspecified requirements, the rounding rule, a randomised sweep of 500 generated resume-and-posting pairs confirming that the browser and the server implementations of the scoring function agree exactly, and checks confirming that the skill vocabulary never equates two genuinely different skills. Thirty-seven tests start the real server against a temporary PostgreSQL database and drive it over HTTP, verifying registration and sign-in, role-based access control, the rule that one applicant cannot read or modify another applicant's resume, the rule that a recruiter only ever sees applications belonging to their own company, the prevention of duplicate applications to the same posting, the conditions under which an application may be withdrawn, and the guarantee that the ranking score is produced from the structured resume alone, with a file that could not be read yielding no score rather than a zero. Ten tests confirm that every message the system sends is actually delivered — verification and password-reset codes, the recruiter's new-application notice, status changes, job alerts, and interview invitations — by receiving them from a local mail server, and confirm that nothing is sent to an applicant who has switched notifications off or to an address with no account. A further ten tests cover the optional resume-extraction feature against a local stand-in for the language model service, confirming above all that the model's output is treated as untrusted: a malformed or hostile reply cannot place unbounded text, invalid education levels, or implausible quantities into an applicant's resume, and no score is ever returned from that route, since extraction and scoring are separate steps. A fifth suite of twelve tests drives the browser-side demo implementation and the real server through the same operations and asserts that they agree — on what is permitted, on the scores produced, and on the rule that neither may invent a score for a document it could not read. Ninety-nine automated tests run in total, through a continuous integration workflow that also builds the front end and type-checks the server, so that a regression is detected before it can reach the deployed system.</w:t>
+        <w:t xml:space="preserve">The system is verified at three levels. The first is automated regression testing, which covers four areas and runs in full on every change to the source code. Thirty tests cover the matching engine: the weighting of each component, the boundaries of the three tiers, the treatment of unspecified requirements, the rounding rule, a randomised sweep of 500 generated resume-and-posting pairs confirming that the browser and the server implementations of the scoring function agree exactly, and checks confirming that the skill vocabulary never equates two genuinely different skills. Twenty-six tests start the real server against a temporary PostgreSQL database and drive it over HTTP, verifying registration and sign-in, role-based access control, the rule that one applicant cannot read or modify another applicant's resume, the rule that a recruiter only ever sees applications belonging to their own company, the prevention of duplicate applications to the same posting, the conditions under which an application may be withdrawn, and the guarantee that an applicant's uploaded file never takes part in producing a score. Ten tests confirm that every message the system sends is actually delivered — verification and password-reset codes, the recruiter's new-application notice, status changes, job alerts, and interview invitations — by receiving them from a local mail server, and confirm that nothing is sent to an applicant who has switched notifications off or to an address with no account. A further ten tests cover the optional resume-extraction feature against a local stand-in for the language model service, confirming above all that the model's output is treated as untrusted: a malformed or hostile reply cannot place unbounded text, invalid education levels, or implausible quantities into an applicant's resume, and no score is ever returned from that route. Seventy-six automated tests run in total, through a continuous integration workflow that also builds the front end and type-checks the server, so that a regression is detected before it can reach the deployed system.</w:t>
       </w:r>
     </w:p>
     <w:p>
@@ -3654,7 +3654,7 @@
           <w:sz w:val="24"/>
           <w:szCs w:val="24"/>
         </w:rPr>
-        <w:t xml:space="preserve">The second level is a browser walkthrough. Several scripted runs, together making over a hundred and twenty individual checks, drive the complete interface in a real browser the way a user would — all three account types, every page, the resume builder and its design choices, applying to an opening, the recruiter's ranked applicant list, the file upload and its limits, the light and dark display modes, and the layout at a 390-pixel phone width — and they fail on any error the browser reports. These catch what unit tests cannot: a page that renders blank, or a control that silently stops working.</w:t>
+        <w:t xml:space="preserve">The second level is a browser walkthrough. Two scripted runs drive the complete interface in a real browser the way a user would — all three account types, every page, the resume builder and its design choices, applying to an opening, the recruiter's ranked applicant list, the file upload and its limits, the light and dark display modes, and the layout at a 390-pixel phone width — and they fail on any error the browser reports. These catch what unit tests cannot: a page that renders blank, or a control that silently stops working.</w:t>
       </w:r>
     </w:p>
     <w:p>
@@ -3808,7 +3808,7 @@
           <w:sz w:val="24"/>
           <w:szCs w:val="24"/>
         </w:rPr>
-        <w:t xml:space="preserve">The study will be conducted at Holy Angel University in Angeles City, Pampanga, and at Royce Hotel and Casino in Clark Freeport Zone, Pampanga. The researchers chose the university because they are based there and have easy access to the job seeker respondents, while the partner company provides direct access to HR personnel who screen applicants as part of their daily work.</w:t>
+        <w:t xml:space="preserve">The study will be conducted at Holy Angel University in Angeles City, Pampanga, and at Clark Outsourcing in Clark Freeport Zone, Pampanga. The researchers chose the university because they are based there and have easy access to the job seeker respondents, while the partner company provides direct access to HR personnel who screen applicants as part of their daily work.</w:t>
       </w:r>
     </w:p>
     <w:p>
@@ -3824,7 +3824,7 @@
           <w:sz w:val="24"/>
           <w:szCs w:val="24"/>
         </w:rPr>
-        <w:t xml:space="preserve">The respondents of this study will be 50 participants divided into two groups that correspond to the two public account types of the system. The first group will consist of 40 job seekers, made up of students who are preparing to apply for OJT or internship and new job seekers who have recently graduated or are actively looking for a job. The second group will consist of 10 HR personnel, recruiters, or other staff involved in handling applicants, drawn primarily from the Human Resources department of Royce Hotel and Casino in Clark Freeport Zone, Pampanga — the partner company of this study — supplemented, if needed, by university staff who perform recruitment-related functions. The administrator account is not represented by a respondent group because it is operated by the researchers themselves as a system-governance role rather than by an external user; its functions are verified through system testing rather than through the user evaluation. These respondents were chosen because they represent the two sides of the system: job seekers will evaluate the resume builder, the job recommendation feature, and the application process, while the HR respondents will evaluate the job posting, applicant management, and matching features.</w:t>
+        <w:t xml:space="preserve">The respondents of this study will be 50 participants divided into two groups that correspond to the two public account types of the system. The first group will consist of 40 job seekers, made up of students who are preparing to apply for OJT or internship and new job seekers who have recently graduated or are actively looking for a job. The second group will consist of 10 HR personnel, recruiters, or other staff involved in handling applicants, drawn primarily from the Human Resources department of Clark Outsourcing in Clark Freeport Zone, Pampanga — the partner company of this study — supplemented, if needed, by university staff who perform recruitment-related functions. The administrator account is not represented by a respondent group because it is operated by the researchers themselves as a system-governance role rather than by an external user; its functions are verified through system testing rather than through the user evaluation. These respondents were chosen because they represent the two sides of the system: job seekers will evaluate the resume builder, the job recommendation feature, and the application process, while the HR respondents will evaluate the job posting, applicant management, and matching features.</w:t>
       </w:r>
     </w:p>
     <w:p>

--- a/05_Website_Angular/docs/ResumeMatch-PH-Updated-Manuscript-Sections.docx
+++ b/05_Website_Angular/docs/ResumeMatch-PH-Updated-Manuscript-Sections.docx
@@ -61,7 +61,7 @@
           <w:sz w:val="20"/>
           <w:szCs w:val="20"/>
         </w:rPr>
-        <w:t xml:space="preserve">Garcia, B. S. · Santos, F. A. L. · Talens, I. G. M.   —   Prepared 27 July 2026</w:t>
+        <w:t>Garcia, B. S. · Santos, F. A. L. · Talens, I. G. M.   —   Prepared 27 July 2026 · revised 14 August 2026</w:t>
       </w:r>
     </w:p>
     <w:p>
@@ -220,7 +220,7 @@
           <w:sz w:val="19"/>
           <w:szCs w:val="19"/>
         </w:rPr>
-        <w:t xml:space="preserve">The eleven substantive changes</w:t>
+        <w:t>The thirteen substantive changes</w:t>
       </w:r>
     </w:p>
     <w:tbl>
@@ -740,7 +740,7 @@
                 <w:sz w:val="17"/>
                 <w:szCs w:val="17"/>
               </w:rPr>
-              <w:t xml:space="preserve">The weights are fixed and published: skills 50 %, education 25 %, experience 25 %; tiers at 80 and 50. They live in a database configuration row, so they remain adjustable.</w:t>
+              <w:t>The weights are fixed and published: skills 50 %, education 25 %, experience 25 %; tiers at 80 and 50. They live in a database configuration row, so they remain adjustable. The skills component carries a second term: a matched skill counts in full when the applicant has named where they used it and at half when they have not.</w:t>
             </w:r>
           </w:p>
         </w:tc>
@@ -823,7 +823,7 @@
                 <w:sz w:val="17"/>
                 <w:szCs w:val="17"/>
               </w:rPr>
-              <w:t xml:space="preserve">Those three content formats still exist, and are now rendered through eight parser-safe visual designs the applicant chooses from.</w:t>
+              <w:t>Those three content formats still exist, and are now rendered through fourteen parser-safe visual designs the applicant chooses from.</w:t>
             </w:r>
           </w:p>
         </w:tc>
@@ -906,7 +906,7 @@
                 <w:sz w:val="17"/>
                 <w:szCs w:val="17"/>
               </w:rPr>
-              <w:t xml:space="preserve">Two: the structured resume, which is the only thing scored, and an optional file uploaded in the applicant's own format, which is forwarded to the recruiter but never parsed and can never lower a score.</w:t>
+              <w:t>Two: the structured resume, which is the only thing ranked on, and an optional file uploaded in the applicant's own format, which is forwarded to the recruiter but never parsed and can never lower a score.</w:t>
             </w:r>
           </w:p>
         </w:tc>
@@ -1072,7 +1072,7 @@
                 <w:sz w:val="17"/>
                 <w:szCs w:val="17"/>
               </w:rPr>
-              <w:t xml:space="preserve">Four automated suites (76 tests) and two browser walkthroughs (24 checks) also run before the ISO 25010 evaluation; the four suites run on every code change under continuous integration.</w:t>
+              <w:t>Six automated suites (160 tests) and nine browser walkthroughs also run before the ISO 25010 evaluation; the four suites run on every code change under continuous integration.</w:t>
             </w:r>
           </w:p>
         </w:tc>
@@ -1239,6 +1239,172 @@
                 <w:szCs w:val="17"/>
               </w:rPr>
               <w:t xml:space="preserve">New applications are routed by department to the recruiter who owns that posting's department, falling back to all recruiters when a department has no owner.</w:t>
+            </w:r>
+          </w:p>
+        </w:tc>
+      </w:tr>
+      <w:tr>
+        <w:tc>
+          <w:tcPr>
+            <w:tcW w:type="dxa" w:w="655"/>
+            <w:tcMar>
+              <w:top w:type="dxa" w:w="90"/>
+              <w:left w:type="dxa" w:w="120"/>
+              <w:bottom w:type="dxa" w:w="90"/>
+              <w:right w:type="dxa" w:w="120"/>
+            </w:tcMar>
+          </w:tcPr>
+          <w:p>
+            <w:pPr>
+              <w:spacing w:line="260"/>
+            </w:pPr>
+            <w:r>
+              <w:rPr>
+                <w:rFonts w:ascii="Arial" w:cs="Arial" w:eastAsia="Arial" w:hAnsi="Arial"/>
+                <w:b w:val="false"/>
+                <w:bCs w:val="false"/>
+                <w:color w:val="333333"/>
+                <w:sz w:val="17"/>
+                <w:szCs w:val="17"/>
+              </w:rPr>
+              <w:t>12</w:t>
+            </w:r>
+          </w:p>
+        </w:tc>
+        <w:tc>
+          <w:tcPr>
+            <w:tcW w:type="dxa" w:w="3838"/>
+            <w:tcMar>
+              <w:top w:type="dxa" w:w="90"/>
+              <w:left w:type="dxa" w:w="120"/>
+              <w:bottom w:type="dxa" w:w="90"/>
+              <w:right w:type="dxa" w:w="120"/>
+            </w:tcMar>
+          </w:tcPr>
+          <w:p>
+            <w:pPr>
+              <w:spacing w:line="260"/>
+            </w:pPr>
+            <w:r>
+              <w:rPr>
+                <w:rFonts w:ascii="Arial" w:cs="Arial" w:eastAsia="Arial" w:hAnsi="Arial"/>
+                <w:b w:val="false"/>
+                <w:bCs w:val="false"/>
+                <w:color w:val="333333"/>
+                <w:sz w:val="17"/>
+                <w:szCs w:val="17"/>
+              </w:rPr>
+              <w:t>The score a recruiter ranks by is described as the compatibility score, with nothing said about when it is computed.</w:t>
+            </w:r>
+          </w:p>
+        </w:tc>
+        <w:tc>
+          <w:tcPr>
+            <w:tcW w:type="dxa" w:w="4867"/>
+            <w:tcMar>
+              <w:top w:type="dxa" w:w="90"/>
+              <w:left w:type="dxa" w:w="120"/>
+              <w:bottom w:type="dxa" w:w="90"/>
+              <w:right w:type="dxa" w:w="120"/>
+            </w:tcMar>
+          </w:tcPr>
+          <w:p>
+            <w:pPr>
+              <w:spacing w:line="260"/>
+            </w:pPr>
+            <w:r>
+              <w:rPr>
+                <w:rFonts w:ascii="Arial" w:cs="Arial" w:eastAsia="Arial" w:hAnsi="Arial"/>
+                <w:b w:val="false"/>
+                <w:bCs w:val="false"/>
+                <w:color w:val="333333"/>
+                <w:sz w:val="17"/>
+                <w:szCs w:val="17"/>
+              </w:rPr>
+              <w:t>It is the score recorded at the moment of application. A resume edited afterwards does not reorder a shortlist already worked from; the difference is reported to the recruiter instead.</w:t>
+            </w:r>
+          </w:p>
+        </w:tc>
+      </w:tr>
+      <w:tr>
+        <w:tc>
+          <w:tcPr>
+            <w:tcW w:type="dxa" w:w="655"/>
+            <w:tcMar>
+              <w:top w:type="dxa" w:w="90"/>
+              <w:left w:type="dxa" w:w="120"/>
+              <w:bottom w:type="dxa" w:w="90"/>
+              <w:right w:type="dxa" w:w="120"/>
+            </w:tcMar>
+          </w:tcPr>
+          <w:p>
+            <w:pPr>
+              <w:spacing w:line="260"/>
+            </w:pPr>
+            <w:r>
+              <w:rPr>
+                <w:rFonts w:ascii="Arial" w:cs="Arial" w:eastAsia="Arial" w:hAnsi="Arial"/>
+                <w:b w:val="false"/>
+                <w:bCs w:val="false"/>
+                <w:color w:val="333333"/>
+                <w:sz w:val="17"/>
+                <w:szCs w:val="17"/>
+              </w:rPr>
+              <w:t>13</w:t>
+            </w:r>
+          </w:p>
+        </w:tc>
+        <w:tc>
+          <w:tcPr>
+            <w:tcW w:type="dxa" w:w="3838"/>
+            <w:tcMar>
+              <w:top w:type="dxa" w:w="90"/>
+              <w:left w:type="dxa" w:w="120"/>
+              <w:bottom w:type="dxa" w:w="90"/>
+              <w:right w:type="dxa" w:w="120"/>
+            </w:tcMar>
+          </w:tcPr>
+          <w:p>
+            <w:pPr>
+              <w:spacing w:line="260"/>
+            </w:pPr>
+            <w:r>
+              <w:rPr>
+                <w:rFonts w:ascii="Arial" w:cs="Arial" w:eastAsia="Arial" w:hAnsi="Arial"/>
+                <w:b w:val="false"/>
+                <w:bCs w:val="false"/>
+                <w:color w:val="333333"/>
+                <w:sz w:val="17"/>
+                <w:szCs w:val="17"/>
+              </w:rPr>
+              <w:t>An unsuccessful applicant is told the score and the missing skills.</w:t>
+            </w:r>
+          </w:p>
+        </w:tc>
+        <w:tc>
+          <w:tcPr>
+            <w:tcW w:type="dxa" w:w="4867"/>
+            <w:tcMar>
+              <w:top w:type="dxa" w:w="90"/>
+              <w:left w:type="dxa" w:w="120"/>
+              <w:bottom w:type="dxa" w:w="90"/>
+              <w:right w:type="dxa" w:w="120"/>
+            </w:tcMar>
+          </w:tcPr>
+          <w:p>
+            <w:pPr>
+              <w:spacing w:line="260"/>
+            </w:pPr>
+            <w:r>
+              <w:rPr>
+                <w:rFonts w:ascii="Arial" w:cs="Arial" w:eastAsia="Arial" w:hAnsi="Arial"/>
+                <w:b w:val="false"/>
+                <w:bCs w:val="false"/>
+                <w:color w:val="333333"/>
+                <w:sz w:val="17"/>
+                <w:szCs w:val="17"/>
+              </w:rPr>
+              <w:t>They are also told the reason recorded for the decision, in wording addressed to them. They are not told which member of staff made it.</w:t>
             </w:r>
           </w:p>
         </w:tc>
@@ -1298,18 +1464,7 @@
           <w:sz w:val="18"/>
           <w:szCs w:val="18"/>
         </w:rPr>
-        <w:t xml:space="preserve">Why this changed:  </w:t>
-      </w:r>
-      <w:r>
-        <w:rPr>
-          <w:rFonts w:ascii="Arial" w:cs="Arial" w:eastAsia="Arial" w:hAnsi="Arial"/>
-          <w:i/>
-          <w:iCs/>
-          <w:color w:val="8A6A1F"/>
-          <w:sz w:val="18"/>
-          <w:szCs w:val="18"/>
-        </w:rPr>
-        <w:t xml:space="preserve">The first five paragraphs are unchanged. The last three now describe three account types instead of two, state the actual scoring formula and tiers, and introduce the two-resume design and the eight resume designs.</w:t>
+        <w:t>Why this changed:  The first five paragraphs are unchanged. The last three now describe three account types instead of two, state the actual scoring formula and tiers, and introduce the two-resume design and the fourteen resume designs.</w:t>
       </w:r>
     </w:p>
     <w:p>
@@ -1473,7 +1628,7 @@
           <w:sz w:val="24"/>
           <w:szCs w:val="24"/>
         </w:rPr>
-        <w:t xml:space="preserve">The system also stores two resumes for every applicant, and the distinction is deliberate. The first is the structured resume built inside the platform; because its fields are unambiguous, it is the only one the matching engine reads. The second is an optional file that the applicant uploads in their own format, such as a PDF, a Word document, or a scan. That file is never parsed for scoring and can never lower a score; it is forwarded to the recruiter untouched, so that nothing an applicant chose to say about themselves is lost to a parser. Alongside these, the proposed web application includes learning materials that explain resume best practices and ATS formatting, eight single-column resume designs that are all parser-safe, and export in PDF, Word, and plain-text formats. The platform is free, mobile-responsive down to small phone screens, available in both light and dark themes, and designed for the Philippine recruitment and employment context. By combining resume building, job posting, and ATS-inspired candidate matching in a single accessible platform, the system aims to give Filipino job seekers not just a professional resume but a direct path toward positions that fit their qualifications, while giving the HR departments of partner companies an efficient and affordable way to manage applicants and identify the most suitable candidates.</w:t>
+        <w:t>The system also stores two resumes for every applicant, and the distinction is deliberate. The first is the structured resume built inside the platform; because its fields are unambiguous, it is the only one the matching engine reads. The second is an optional file that the applicant uploads in their own format, such as a PDF, a Word document, or a scan. That file is forwarded to the recruiter untouched, so that nothing an applicant chose to say about themselves is lost to a parser, and it is separately read into the same structured fields and scored by the same formula, so that an applicant can see how much of their own document survives being read by software. That second score is reported beside the first and never decides an applicant's position in a ranking. Alongside these, the proposed web application includes learning materials that explain resume best practices and ATS formatting, fourteen single-column resume designs that are all parser-safe, and export in PDF, Word, and plain-text formats. The platform is free, mobile-responsive down to small phone screens, available in both light and dark themes, and designed for the Philippine recruitment and employment context. By combining resume building, job posting, and ATS-inspired candidate matching in a single accessible platform, the system aims to give Filipino job seekers not just a professional resume but a direct path toward positions that fit their qualifications, while giving the HR departments of partner companies an efficient and affordable way to manage applicants and identify the most suitable candidates.</w:t>
       </w:r>
     </w:p>
     <w:p>
@@ -1628,7 +1783,7 @@
           <w:sz w:val="24"/>
           <w:szCs w:val="24"/>
         </w:rPr>
-        <w:t xml:space="preserve">The Input section contains five main components. The first is the resume structure and designs. Resume content is organised using three widely recognised formats — chronological, functional, and combination — which determine the order in which sections appear; that content is then rendered through any of eight visual designs (Classic, Modern, Minimal, Executive, Banner, Split, Bar, and Categorised). All eight are single-column and contain no tables, text boxes, multiple columns, or graphics, so the applicant's choice of design is purely visual and never changes how the resume is read or scored. The second is the job seeker information, which includes the personal details, educational background, work experience, skills, and certifications that applicants enter through the guided builder, together with an optional resume file that the applicant may upload in their own format. The third is the recruiter and company information, which includes company profiles and job postings — each posting containing the position title, department, employment type, location, job description, required skills, minimum educational level, minimum months of experience, and an optional closing date, which together serve as the basis for matching. The fourth is the educational resources, which include resume writing tips, ATS optimisation guides, and step-by-step resume building instructions that help users create better resumes. The fifth is the matching criteria, which consist of the canonical skill vocabulary used to compare equivalent terms, the scoring weights (skills 50 percent, education 25 percent, experience 25 percent), and the tier thresholds (strong at 80 percent and above, possible from 50 to 79 percent, related below 50 percent). These weights and thresholds are stored as configuration values in the database rather than fixed in program code, so that they can be adjusted during testing without rebuilding the system.</w:t>
+        <w:t>The Input section contains five main components. The first is the resume structure and designs. Resume content is organised using three widely recognised formats — chronological, functional, and combination — which determine the order in which sections appear; that content is then rendered through any of fourteen visual designs (Classic, Modern, Minimal, Executive, Banner, Split, Bar, Categorised, Traditional, Clean, Compact, Senior, Graduate, and Technical). All fourteen are single-column and contain no tables, text boxes, multiple columns, or graphics, so the applicant's choice of design is purely visual and never changes how the resume is read or scored. The second is the job seeker information, which includes the personal details, educational background, work experience, skills, and certifications that applicants enter through the guided builder — each skill accompanied by the entry on the same resume where the applicant states they used it — together with an optional resume file that the applicant may upload in their own format. The third is the recruiter and company information, which includes company profiles and job postings — each posting containing the position title, department, employment type, location, job description, required skills, minimum educational level, minimum months of experience, and an optional closing date, which together serve as the basis for matching. The fourth is the educational resources, which include resume writing tips, ATS optimisation guides, and step-by-step resume building instructions that help users create better resumes. The fifth is the matching criteria, which consist of the canonical skill vocabulary used to compare equivalent terms, the scoring weights (skills 50 percent, education 25 percent, experience 25 percent), the rule that a matched skill counts in full when the applicant has named its source on their resume and at half when they have not, and the tier thresholds (strong at 80 percent and above, possible from 50 to 79 percent, related below 50 percent). These weights and thresholds are stored as configuration values in the database rather than fixed in program code, so that they can be adjusted during testing without rebuilding the system.</w:t>
       </w:r>
     </w:p>
     <w:p>
@@ -1873,7 +2028,7 @@
           <w:sz w:val="24"/>
           <w:szCs w:val="24"/>
         </w:rPr>
-        <w:t xml:space="preserve">To design and build a web-based resume builder that guides new job seekers through the resume creation process step by step, organises their content using three widely recognised formats — chronological, functional, and combination — presents it through a choice of eight single-column, parser-safe designs, and allows users to save, edit, manage, and export multiple resumes in PDF, Word, and plain-text formats.</w:t>
+        <w:t>To design and build a web-based resume builder that guides new job seekers through the resume creation process step by step, organises their content using three widely recognised formats — chronological, functional, and combination — presents it through a choice of fourteen single-column, parser-safe designs, and allows users to save, edit, manage, and export multiple resumes in PDF, Word, and plain-text formats.</w:t>
       </w:r>
     </w:p>
     <w:p>
@@ -2288,7 +2443,7 @@
           <w:sz w:val="24"/>
           <w:szCs w:val="24"/>
         </w:rPr>
-        <w:t xml:space="preserve">A two-resume design in which each applicant record holds a structured resume, built inside the system and used for all scoring, and an optional file uploaded by the applicant in their own format, which is forwarded to the recruiter in full but is never parsed and never affects a score.</w:t>
+        <w:t>A two-resume design in which each applicant record holds a structured resume, built inside the system and the only one used for ranking, and an optional file uploaded by the applicant in their own format, which is forwarded to the recruiter in full and is also read into the same structured fields and scored separately; that second score is shown to both parties and never affects an applicant's position in a ranking.</w:t>
       </w:r>
     </w:p>
     <w:p>
@@ -3069,7 +3224,7 @@
           <w:sz w:val="24"/>
           <w:szCs w:val="24"/>
         </w:rPr>
-        <w:t xml:space="preserve">The system will address the job seeker problems by providing a guided step-by-step resume creation process, ready-made ATS-friendly formats and designs, built-in resume writing tips, and resume-based job recommendations with application tracking. It will address the opacity problem by publishing the scoring weights, showing every applicant the score a posting gives them, and naming the specific required skills that are missing, so that a low score becomes a piece of usable advice rather than a silent rejection. The system will address the recruiter problems through the job posting and application management module, the department-based routing of new applications to the recruiter responsible for that posting, and the ATS-inspired matching feature, which analyses each applicant's structured resume data against the posting's requirements, computes a compatibility score, and ranks applicants for review. The system will also address the economic barrier — since 88% of existing resume builders charge fees for core features and commercial ATS products are priced for large enterprises — by making all features of the system completely free.</w:t>
+        <w:t>The system will address the job seeker problems by providing a guided step-by-step resume creation process, ready-made ATS-friendly formats and designs, built-in resume writing tips, and resume-based job recommendations with application tracking. It will address the opacity problem by publishing the scoring weights, showing every applicant the score a posting gives them, naming the specific required skills that are missing, and — where a recruiter records one — telling the applicant the reason their application did not proceed, so that a low score or an unsuccessful application becomes a piece of usable advice rather than a silent rejection. The system will address the recruiter problems through the job posting and application management module, the department-based routing of new applications to the recruiter responsible for that posting, and the ATS-inspired matching feature, which analyses each applicant's structured resume data against the posting's requirements, computes a compatibility score, and ranks applicants for review. The system will also address the economic barrier — since 88% of existing resume builders charge fees for core features and commercial ATS products are priced for large enterprises — by making all features of the system completely free.</w:t>
       </w:r>
     </w:p>
     <w:p>
@@ -3431,7 +3586,7 @@
           <w:sz w:val="24"/>
           <w:szCs w:val="24"/>
         </w:rPr>
-        <w:t xml:space="preserve">The database platform was reconsidered during the system design phase. MySQL was the database originally identified in the planning stage; PostgreSQL was adopted in its place because it enforces the permitted set of application statuses at the database level through CHECK constraints, applies schema changes transactionally so that a failed migration cannot leave the database half-updated, and is available through Supabase on a managed free tier appropriate to a capstone deployment. The database stores user accounts and their roles, resume records and their structured sections for education, work experience, certifications and skills, company profiles, job postings together with their required skills and qualifications, saved jobs, department assignments, applications, the complete history of every application status change, and the computed matching scores.</w:t>
+        <w:t>The database platform was reconsidered during the system design phase. MySQL was the database originally identified in the planning stage; PostgreSQL was adopted in its place because it enforces the permitted set of application statuses at the database level through CHECK constraints, applies schema changes transactionally so that a failed migration cannot leave the database half-updated, and is available through Supabase on a managed free tier appropriate to a capstone deployment. The database stores user accounts and their roles, resume records and their structured sections for education, work experience, certifications and skills, company profiles, job postings together with their required skills and qualifications, saved jobs, department assignments, applications, the complete history of every application status change together with the reason a recruiter recorded for it, the recruiter's internal screening notes, and the computed matching scores. Each stored skill also carries the entry on the applicant's resume that the applicant identified as its source.</w:t>
       </w:r>
     </w:p>
     <w:p>
@@ -3466,7 +3621,10 @@
           <w:sz w:val="22"/>
           <w:szCs w:val="22"/>
         </w:rPr>
-        <w:t xml:space="preserve">Score  =  ( S × 0.50  +  E × 0.25  +  X × 0.25 ) × 100</w:t>
+        <w:t>Score  =  ( S × 0.50  +  E × 0.25  +  X × 0.25 ) × 100</w:t>
+        <w:br/>
+        <w:br/>
+        <w:t>S  =  ( matched  −  unsourced × 0.5 )  ÷  total required skills</w:t>
       </w:r>
     </w:p>
     <w:p>
@@ -3482,7 +3640,7 @@
           <w:sz w:val="24"/>
           <w:szCs w:val="24"/>
         </w:rPr>
-        <w:t xml:space="preserve">where S is the proportion of the posting's required skills that the applicant's resume also lists, E is the applicant's highest educational level divided by the level the posting requires, and X is the applicant's total months of work experience divided by the months the posting requires. E and X are capped at 1.0, so exceeding a requirement neither earns extra credit nor penalises an applicant, and any requirement a posting leaves unspecified contributes a full component rather than a penalty. The result is rounded half-up to a whole percentage between 0 and 100. Applicants are then ranked per posting by score and placed in one of three tiers: a strong match at 80 percent and above, a possible match from 50 to 79 percent, and a related match below 50 percent. Applicants who do not reach the strong threshold for a given posting are matched against related postings through shared and transferable skills, so that the system suggests alternative positions instead of leaving them without results.</w:t>
+        <w:t>where S is the proportion of the posting's required skills that the applicant's resume also lists, counted so that a required skill the applicant has named a source for contributes a whole and one they have not contributes a half; E is the applicant's highest educational level divided by the level the posting requires, and X is the applicant's total months of work experience divided by the months the posting requires. E and X are capped at 1.0, so exceeding a requirement neither earns extra credit nor penalises an applicant, and any requirement a posting leaves unspecified contributes a full component rather than a penalty. The result is rounded half-up to a whole percentage between 0 and 100. Applicants are then ranked per posting by score and placed in one of three tiers: a strong match at 80 percent and above, a possible match from 50 to 79 percent, and a related match below 50 percent. Applicants who do not reach the strong threshold for a given posting are matched against related postings through shared and transferable skills, so that the system suggests alternative positions instead of leaving them without results.</w:t>
       </w:r>
     </w:p>
     <w:p>
@@ -3514,6 +3672,54 @@
           <w:sz w:val="24"/>
           <w:szCs w:val="24"/>
         </w:rPr>
+        <w:t>A skill listed on a resume is a claim, and the module distinguishes a claim the applicant can account for from one they cannot. When a skill is added in the guided builder, the applicant is asked where they used it, and the answer must identify an entry already recorded on their own resume — a position of work experience, a project, a certification, or an educational entry. It is selected from those entries rather than typed, so that a stated source cannot be composed at the same moment as the skill it supports. A required skill the applicant has matched and sourced contributes its full share of S; one they have matched but not sourced contributes half. It is never discounted to zero: a skill acquired through self-study or through work too brief to record on a resume is a real skill, and treating it as an absence would penalise precisely the applicants this study is concerned with.</w:t>
+      </w:r>
+    </w:p>
+    <w:p>
+      <w:pPr>
+        <w:spacing w:after="0" w:line="480"/>
+        <w:ind w:firstLine="720"/>
+        <w:jc w:val="both"/>
+      </w:pPr>
+      <w:r>
+        <w:rPr>
+          <w:rFonts w:ascii="Times New Roman" w:cs="Times New Roman" w:eastAsia="Times New Roman" w:hAnsi="Times New Roman"/>
+          <w:color w:val="1A1A1A"/>
+          <w:sz w:val="24"/>
+          <w:szCs w:val="24"/>
+        </w:rPr>
+        <w:t>The recorded source is not printed on the resume. The document an applicant exports lists their skills as plain terms, exactly as it did before this rule was introduced, because attaching an employer's name to each skill would impair the automated readability the system exists to protect. The source is displayed only in the recruiter's view of an application, where each claimed skill appears beside the entry the applicant identified, and skills for which no source was given are labelled as such.</w:t>
+      </w:r>
+    </w:p>
+    <w:p>
+      <w:pPr>
+        <w:spacing w:after="0" w:line="480"/>
+        <w:ind w:firstLine="720"/>
+        <w:jc w:val="both"/>
+      </w:pPr>
+      <w:r>
+        <w:rPr>
+          <w:rFonts w:ascii="Times New Roman" w:cs="Times New Roman" w:eastAsia="Times New Roman" w:hAnsi="Times New Roman"/>
+          <w:color w:val="1A1A1A"/>
+          <w:sz w:val="24"/>
+          <w:szCs w:val="24"/>
+        </w:rPr>
+        <w:t>The extent of this measure should be stated precisely. Because every posting publishes the skills it requires, an applicant can always read that list; partial credit does not prevent an applicant from adding required skills to a resume, and it is not claimed to. What it does is attach a cost to doing so and present the recruiter with the evidence to ask about it: on a posting requiring four skills, an applicant holding one of them who adds the remaining three without sources reaches 81 rather than 100. A separate provision addresses the same behaviour after the fact — the score by which applicants are ranked is the score recorded at the moment of application, so a resume edited afterwards cannot alter an order a recruiter has already worked from, and the change is reported to the recruiter as a labelled difference instead.</w:t>
+      </w:r>
+    </w:p>
+    <w:p>
+      <w:pPr>
+        <w:spacing w:after="0" w:line="480"/>
+        <w:ind w:firstLine="720"/>
+        <w:jc w:val="both"/>
+      </w:pPr>
+      <w:r>
+        <w:rPr>
+          <w:rFonts w:ascii="Times New Roman" w:cs="Times New Roman" w:eastAsia="Times New Roman" w:hAnsi="Times New Roman"/>
+          <w:color w:val="1A1A1A"/>
+          <w:sz w:val="24"/>
+          <w:szCs w:val="24"/>
+        </w:rPr>
         <w:t xml:space="preserve">Two properties of this module matter to the claims of this study. First, it is deterministic and explainable: the same resume and the same posting always produce the same score, and both the applicant and the recruiter are shown how that score was reached, including which required skills were matched and which were missing. Second, the same scoring function is implemented in both the browser and the server, so the score an applicant sees while previewing a posting and the score a recruiter sees on the received application are always the same number.</w:t>
       </w:r>
     </w:p>
@@ -3530,7 +3736,7 @@
           <w:sz w:val="24"/>
           <w:szCs w:val="24"/>
         </w:rPr>
-        <w:t xml:space="preserve">Each applicant record holds two resumes, and only one of them is scored. The structured resume built inside the system is the sole input to the matching module, because its fields are unambiguous. The optional file that an applicant uploads in their own format is stored, forwarded to the recruiter, and displayed beside the structured resume, but it is never opened by the scoring code and therefore cannot raise or lower a score. This separation is what allows the system to offer applicants ATS-style screening support without reproducing the parsing failures that eliminate capable candidates from commercial systems.</w:t>
+        <w:t>Each applicant record holds two resumes, and only one of them is ranked on. The structured resume built inside the system is the sole input to ranking, because its fields are unambiguous. The optional file that an applicant uploads in their own format is stored and forwarded to the recruiter untouched; it is also read into the same structured fields and scored by the same formula, and that second score is displayed to the applicant and to the recruiter beside the first. It never takes part in ordering applicants. A file that cannot be read produces no score at all rather than a score of zero, because the two statements mean opposite things to the person reading them. This separation is what allows the system to offer applicants ATS-style screening support without reproducing the parsing failures that eliminate capable candidates from commercial systems.</w:t>
       </w:r>
     </w:p>
     <w:p>
@@ -3638,7 +3844,7 @@
           <w:sz w:val="24"/>
           <w:szCs w:val="24"/>
         </w:rPr>
-        <w:t xml:space="preserve">The system is verified at three levels. The first is automated regression testing, which covers four areas and runs in full on every change to the source code. Thirty tests cover the matching engine: the weighting of each component, the boundaries of the three tiers, the treatment of unspecified requirements, the rounding rule, a randomised sweep of 500 generated resume-and-posting pairs confirming that the browser and the server implementations of the scoring function agree exactly, and checks confirming that the skill vocabulary never equates two genuinely different skills. Twenty-six tests start the real server against a temporary PostgreSQL database and drive it over HTTP, verifying registration and sign-in, role-based access control, the rule that one applicant cannot read or modify another applicant's resume, the rule that a recruiter only ever sees applications belonging to their own company, the prevention of duplicate applications to the same posting, the conditions under which an application may be withdrawn, and the guarantee that an applicant's uploaded file never takes part in producing a score. Ten tests confirm that every message the system sends is actually delivered — verification and password-reset codes, the recruiter's new-application notice, status changes, job alerts, and interview invitations — by receiving them from a local mail server, and confirm that nothing is sent to an applicant who has switched notifications off or to an address with no account. A further ten tests cover the optional resume-extraction feature against a local stand-in for the language model service, confirming above all that the model's output is treated as untrusted: a malformed or hostile reply cannot place unbounded text, invalid education levels, or implausible quantities into an applicant's resume, and no score is ever returned from that route. Seventy-six automated tests run in total, through a continuous integration workflow that also builds the front end and type-checks the server, so that a regression is detected before it can reach the deployed system.</w:t>
+        <w:t>The system is verified at three levels. The first is automated regression testing, which covers six areas and runs in full on every change to the source code. Forty-nine tests cover the matching engine: the weighting of each component, the boundaries of the three tiers, the treatment of unspecified requirements, the rounding rule, the half credit given to a matched skill for which no source was named, and checks confirming that the skill vocabulary never equates two genuinely different skills. Fifty-two tests start the real server against a temporary PostgreSQL database and drive it over HTTP, verifying registration and sign-in, role-based access control, the rule that one applicant cannot read or modify another applicant's resume, the rule that a recruiter only ever sees applications belonging to their own company, the prevention of duplicate applications to the same posting, the conditions under which an application may be withdrawn, the guarantee that a stated source must correspond to an entry the resume actually contains, and the rule that an applicant is shown the reason recorded for a decision but never the name of the staff member who made it. Thirteen tests drive the same operations through the browser implementation and the server implementation and assert that the two produce identical results, so the score an applicant previews and the score a recruiter reads cannot diverge. Twenty-six tests cover the rule-based document reader against real resume shapes. Ten tests confirm that every message the system sends is actually delivered — verification and password-reset codes, the recruiter's new-application notice, status changes, job alerts, and interview invitations — by receiving them from a local mail server, and confirm that nothing is sent to an applicant who has switched notifications off or to an address with no account. A further ten tests cover the optional resume-extraction feature against a local stand-in for the language model service, confirming above all that the model's output is treated as untrusted: a malformed or hostile reply cannot place unbounded text, invalid education levels, or implausible quantities into an applicant's resume, and no score is ever returned from that route. One hundred and sixty automated tests run in total, through a continuous integration workflow that also builds the front end and type-checks the server, so that a regression is detected before it can reach the deployed system.</w:t>
       </w:r>
     </w:p>
     <w:p>
@@ -3654,7 +3860,7 @@
           <w:sz w:val="24"/>
           <w:szCs w:val="24"/>
         </w:rPr>
-        <w:t xml:space="preserve">The second level is a browser walkthrough. Two scripted runs drive the complete interface in a real browser the way a user would — all three account types, every page, the resume builder and its design choices, applying to an opening, the recruiter's ranked applicant list, the file upload and its limits, the light and dark display modes, and the layout at a 390-pixel phone width — and they fail on any error the browser reports. These catch what unit tests cannot: a page that renders blank, or a control that silently stops working.</w:t>
+        <w:t>The second level is a browser walkthrough. Nine scripted runs drive the complete interface in a real browser the way a user would — all three account types, every page, the resume builder and its design choices, applying to an opening, the recruiter's ranked applicant list, the file upload and its limits, the light and dark display modes, and the layout at a 390-pixel phone width — and they fail on any error the browser reports. These catch what unit tests cannot: a page that renders blank, or a control that silently stops working.</w:t>
       </w:r>
     </w:p>
     <w:p>

--- a/05_Website_Angular/docs/ResumeMatch-PH-Updated-Manuscript-Sections.docx
+++ b/05_Website_Angular/docs/ResumeMatch-PH-Updated-Manuscript-Sections.docx
@@ -906,7 +906,7 @@
                 <w:sz w:val="17"/>
                 <w:szCs w:val="17"/>
               </w:rPr>
-              <w:t>Two: the structured resume, which is the only thing ranked on, and an optional file uploaded in the applicant's own format, which is forwarded to the recruiter but never parsed and can never lower a score.</w:t>
+              <w:t>Two: the structured resume, which is the only thing ranked on, and an optional file uploaded in the applicant's own format, which is forwarded to the recruiter untouched and is also read into the same structured fields and scored separately; that second score is shown to both sides and never affects anyone’s position in a ranking.</w:t>
             </w:r>
           </w:p>
         </w:tc>
@@ -1704,18 +1704,7 @@
           <w:sz w:val="18"/>
           <w:szCs w:val="18"/>
         </w:rPr>
-        <w:t xml:space="preserve">Why this changed:  </w:t>
-      </w:r>
-      <w:r>
-        <w:rPr>
-          <w:rFonts w:ascii="Arial" w:cs="Arial" w:eastAsia="Arial" w:hAnsi="Arial"/>
-          <w:i/>
-          <w:iCs/>
-          <w:color w:val="8A6A1F"/>
-          <w:sz w:val="18"/>
-          <w:szCs w:val="18"/>
-        </w:rPr>
-        <w:t xml:space="preserve">The Input now names the real matching criteria and the three-formats-times-eight-designs structure; the Output now lists what the system actually delivers, including the administrator module and the automated tests.</w:t>
+        <w:t>Why this changed:  The Input now names the real matching criteria and the three-formats-times-fourteen-designs structure; the Output now lists what the system actually delivers, including the administrator module and the automated tests.</w:t>
       </w:r>
     </w:p>
     <w:p>
@@ -1815,7 +1804,7 @@
           <w:sz w:val="24"/>
           <w:szCs w:val="24"/>
         </w:rPr>
-        <w:t xml:space="preserve">The Output section shows what the system will produce and deliver. The system deliverables include a functional web-based application with three account types (Job Seeker, Recruiter/HR, and Administrator); three resume content formats rendered through eight ATS-safe designs; a step-by-step guidance system with a revisitable onboarding tour; resume saving and management; export in PDF, Word, and plain-text formats; a job posting and application management module with closing dates; saved jobs and alerts for newly posted openings; application status tracking across six states, including withdrawal by the applicant; department-based routing of new applications to the responsible recruiter; an administrative module for recruiter approval, department assignment, and anonymous study metrics; and an ATS-inspired matching engine that produces explained compatibility scores, ranked applicant lists for each posting, and related-position recommendations for applicants without a strong match. The user outcomes for job seekers include professional resumes created, improved resume quality, enhanced ATS compatibility, relevant job recommendations, an explicit statement of which required skills are missing from any given match, and clear visibility over their application status; the user outcomes for recruiters include faster and more consistent applicant screening, ranked shortlists per job opening, applications routed to the correct department, and reduced manual workload. The knowledge and skills that users will gain include an understanding of resume best practices, ATS optimisation knowledge, improved job application skills, and greater confidence in the job application process. Finally, the system evaluation results will include the ISO 25010 usability rating, system functionality score, user satisfaction rating, and system reliability score, supported by the automated test suites described under Development and Testing.</w:t>
+        <w:t>The Output section shows what the system will produce and deliver. The system deliverables include a functional web-based application with three account types (Job Seeker, Recruiter/HR, and Administrator); three resume content formats rendered through fourteen ATS-safe designs; a step-by-step guidance system with a revisitable onboarding tour; resume saving and management; export in PDF, Word, and plain-text formats; a job posting and application management module with closing dates; saved jobs and alerts for newly posted openings; application status tracking across six states, including withdrawal by the applicant; department-based routing of new applications to the responsible recruiter; an administrative module for recruiter approval, department assignment, and anonymous study metrics; and an ATS-inspired matching engine that produces explained compatibility scores, ranked applicant lists for each posting, and related-position recommendations for applicants without a strong match. The user outcomes for job seekers include professional resumes created, improved resume quality, enhanced ATS compatibility, relevant job recommendations, an explicit statement of which required skills are missing from any given match, and clear visibility over their application status; the user outcomes for recruiters include faster and more consistent applicant screening, ranked shortlists per job opening, applications routed to the correct department, and reduced manual workload. The knowledge and skills that users will gain include an understanding of resume best practices, ATS optimisation knowledge, improved job application skills, and greater confidence in the job application process. Finally, the system evaluation results will include the ISO 25010 usability rating, system functionality score, user satisfaction rating, and system reliability score, supported by the automated test suites described under Development and Testing.</w:t>
       </w:r>
     </w:p>
     <w:p>
@@ -2383,7 +2372,7 @@
           <w:sz w:val="24"/>
           <w:szCs w:val="24"/>
         </w:rPr>
-        <w:t xml:space="preserve">A choice of eight visual resume designs, all single-column and free of tables, text boxes, multiple columns, and graphics, so that the design an applicant selects changes the appearance of the resume without changing how an Applicant Tracking System reads it or how the system scores it.</w:t>
+        <w:t>A choice of fourteen visual resume designs, all single-column and free of tables, text boxes, multiple columns, and graphics, so that the design an applicant selects changes the appearance of the resume without changing how an Applicant Tracking System reads it or how the system scores it.</w:t>
       </w:r>
     </w:p>
     <w:p>

--- a/05_Website_Angular/docs/ResumeMatch-PH-Updated-Manuscript-Sections.docx
+++ b/05_Website_Angular/docs/ResumeMatch-PH-Updated-Manuscript-Sections.docx
@@ -220,7 +220,7 @@
           <w:sz w:val="19"/>
           <w:szCs w:val="19"/>
         </w:rPr>
-        <w:t>The thirteen substantive changes</w:t>
+        <w:t>The fourteen substantive changes</w:t>
       </w:r>
     </w:p>
     <w:tbl>
@@ -1409,6 +1409,89 @@
           </w:p>
         </w:tc>
       </w:tr>
+      <w:tr>
+        <w:tc>
+          <w:tcPr>
+            <w:tcW w:type="dxa" w:w="655"/>
+            <w:tcMar>
+              <w:top w:type="dxa" w:w="90"/>
+              <w:left w:type="dxa" w:w="120"/>
+              <w:bottom w:type="dxa" w:w="90"/>
+              <w:right w:type="dxa" w:w="120"/>
+            </w:tcMar>
+          </w:tcPr>
+          <w:p>
+            <w:pPr>
+              <w:spacing w:line="260"/>
+            </w:pPr>
+            <w:r>
+              <w:rPr>
+                <w:rFonts w:ascii="Arial" w:cs="Arial" w:eastAsia="Arial" w:hAnsi="Arial"/>
+                <w:b w:val="false"/>
+                <w:bCs w:val="false"/>
+                <w:color w:val="333333"/>
+                <w:sz w:val="17"/>
+                <w:szCs w:val="17"/>
+              </w:rPr>
+              <w:t>14</w:t>
+            </w:r>
+          </w:p>
+        </w:tc>
+        <w:tc>
+          <w:tcPr>
+            <w:tcW w:type="dxa" w:w="3838"/>
+            <w:tcMar>
+              <w:top w:type="dxa" w:w="90"/>
+              <w:left w:type="dxa" w:w="120"/>
+              <w:bottom w:type="dxa" w:w="90"/>
+              <w:right w:type="dxa" w:w="120"/>
+            </w:tcMar>
+          </w:tcPr>
+          <w:p>
+            <w:pPr>
+              <w:spacing w:line="260"/>
+            </w:pPr>
+            <w:r>
+              <w:rPr>
+                <w:rFonts w:ascii="Arial" w:cs="Arial" w:eastAsia="Arial" w:hAnsi="Arial"/>
+                <w:b w:val="false"/>
+                <w:bCs w:val="false"/>
+                <w:color w:val="333333"/>
+                <w:sz w:val="17"/>
+                <w:szCs w:val="17"/>
+              </w:rPr>
+              <w:t>The system "names the specific required skills that are missing" — stated in the Introduction, the Objectives, the Scope and the Technical Background.</w:t>
+            </w:r>
+          </w:p>
+        </w:tc>
+        <w:tc>
+          <w:tcPr>
+            <w:tcW w:type="dxa" w:w="4867"/>
+            <w:tcMar>
+              <w:top w:type="dxa" w:w="90"/>
+              <w:left w:type="dxa" w:w="120"/>
+              <w:bottom w:type="dxa" w:w="90"/>
+              <w:right w:type="dxa" w:w="120"/>
+            </w:tcMar>
+          </w:tcPr>
+          <w:p>
+            <w:pPr>
+              <w:spacing w:line="260"/>
+            </w:pPr>
+            <w:r>
+              <w:rPr>
+                <w:rFonts w:ascii="Arial" w:cs="Arial" w:eastAsia="Arial" w:hAnsi="Arial"/>
+                <w:b w:val="false"/>
+                <w:bCs w:val="false"/>
+                <w:color w:val="333333"/>
+                <w:sz w:val="17"/>
+                <w:szCs w:val="17"/>
+              </w:rPr>
+              <w:t>It no longer names them to the APPLICANT. It reports how many requirements are unmet and of what kind, and the posting states what it asks for; the recruiter still sees them named. Naming them to the applicant turned an explanation into a list of words to paste. Every affected sentence is corrected in the replacement text.</w:t>
+            </w:r>
+          </w:p>
+        </w:tc>
+      </w:tr>
     </w:tbl>
     <w:p>
       <w:r>
@@ -1612,7 +1695,7 @@
           <w:sz w:val="24"/>
           <w:szCs w:val="24"/>
         </w:rPr>
-        <w:t xml:space="preserve">At the centre of the system is an ATS-inspired job matching feature. Once a job seeker completes the guided builder, the system compares the structured contents of the resume — the skills claimed, the highest educational level attained, and the total months of work experience recorded — against the requirements stated in each opening posted by a partner company. The comparison produces a compatibility score expressed as a percentage, computed from three fixed and published weights: skills contribute 50 percent, education 25 percent, and experience 25 percent. Applicants are ranked per posting by that score and grouped into three tiers — a strong match at 80 percent and above, a possible match from 50 to 79 percent, and a related match below 50 percent. New applications are routed to the recruiter who owns the posting's department, so that information technology applicants reach the information technology recruiter and customer support applicants reach the customer support recruiter. When there is no strong match, the system does not reject the applicant. It shows the score honestly, names the specific required skills that were missing, and continues to recommend related positions drawn from the same transferable skills. The matching feature is therefore a decision-support tool: it computes, explains, and orders, but every status change is made by a named human recruiter and recorded as such, so final hiring decisions always remain with the human recruiter.</w:t>
+        <w:t>At the centre of the system is an ATS-inspired job matching feature. Once a job seeker completes the guided builder, the system compares the structured contents of the resume — the skills claimed, the highest educational level attained, and the total months of work experience recorded — against the requirements stated in each opening posted by a partner company. The comparison produces a compatibility score expressed as a percentage, computed from three fixed and published weights: skills contribute 50 percent, education 25 percent, and experience 25 percent. Applicants are ranked per posting by that score and grouped into three tiers — a strong match at 80 percent and above, a possible match from 50 to 79 percent, and a related match below 50 percent. New applications are routed to the recruiter who owns the posting's department, so that information technology applicants reach the information technology recruiter and customer support applicants reach the customer support recruiter. When there is no strong match, the system does not reject the applicant. It shows the score honestly, tells the applicant how many of the required skills their resume does not carry and of what kind, and continues to recommend related positions drawn from the same transferable skills. The matching feature is therefore a decision-support tool: it computes, explains, and orders, but every status change is made by a named human recruiter and recorded as such, so final hiring decisions always remain with the human recruiter.</w:t>
       </w:r>
     </w:p>
     <w:p>
@@ -2117,7 +2200,7 @@
           <w:sz w:val="24"/>
           <w:szCs w:val="24"/>
         </w:rPr>
-        <w:t xml:space="preserve">To develop an ATS-inspired job matching feature that compares the skills, educational attainment, and work experience recorded in an applicant's structured resume against the requirements of posted positions, computes a compatibility score from published weights of 50 percent for skills, 25 percent for education, and 25 percent for experience, classifies each result as a strong match at 80 percent and above, a possible match from 50 to 79 percent, or a related match below 50 percent, ranks applicants for each job posting, states plainly which required skills an applicant is missing, and recommends related positions based on transferable skills when no strong match exists — serving as a decision-support tool that assists recruiters without ever automatically rejecting an applicant or replacing the recruiter's judgment.</w:t>
+        <w:t>To develop an ATS-inspired job matching feature that compares the skills, educational attainment, and work experience recorded in an applicant's structured resume against the requirements of posted positions, computes a compatibility score from published weights of 50 percent for skills, 25 percent for education, and 25 percent for experience, classifies each result as a strong match at 80 percent and above, a possible match from 50 to 79 percent, or a related match below 50 percent, ranks applicants for each job posting, states plainly how many of a posting’s required skills an applicant’s resume does not carry and of what kind, and recommends related positions based on transferable skills when no strong match exists — serving as a decision-support tool that assists recruiters without ever automatically rejecting an applicant or replacing the recruiter's judgment.</w:t>
       </w:r>
     </w:p>
     <w:p>
@@ -2532,7 +2615,7 @@
           <w:sz w:val="24"/>
           <w:szCs w:val="24"/>
         </w:rPr>
-        <w:t xml:space="preserve">A related-position recommendation behaviour: when an applicant has no strong match to a specific posting, the system reports the score honestly, names the required skills the applicant is missing, and recommends related positions based on transferable skills and overall resume similarity instead of rejecting the applicant; unmatched applicant profiles remain stored and searchable so recruiters can consider them for future openings.</w:t>
+        <w:t>A related-position recommendation behaviour: when an applicant has no strong match to a specific posting, the system reports the score honestly, states how many required skills the applicant’s resume does not carry and of what kind, and recommends related positions based on transferable skills and overall resume similarity instead of rejecting the applicant; unmatched applicant profiles remain stored and searchable so recruiters can consider them for future openings.</w:t>
       </w:r>
     </w:p>
     <w:p>
@@ -3213,7 +3296,7 @@
           <w:sz w:val="24"/>
           <w:szCs w:val="24"/>
         </w:rPr>
-        <w:t>The system will address the job seeker problems by providing a guided step-by-step resume creation process, ready-made ATS-friendly formats and designs, built-in resume writing tips, and resume-based job recommendations with application tracking. It will address the opacity problem by publishing the scoring weights, showing every applicant the score a posting gives them, naming the specific required skills that are missing, and — where a recruiter records one — telling the applicant the reason their application did not proceed, so that a low score or an unsuccessful application becomes a piece of usable advice rather than a silent rejection. The system will address the recruiter problems through the job posting and application management module, the department-based routing of new applications to the recruiter responsible for that posting, and the ATS-inspired matching feature, which analyses each applicant's structured resume data against the posting's requirements, computes a compatibility score, and ranks applicants for review. The system will also address the economic barrier — since 88% of existing resume builders charge fees for core features and commercial ATS products are priced for large enterprises — by making all features of the system completely free.</w:t>
+        <w:t>The system will address the job seeker problems by providing a guided step-by-step resume creation process, ready-made ATS-friendly formats and designs, built-in resume writing tips, and resume-based job recommendations with application tracking. It will address the opacity problem by publishing the scoring weights, showing every applicant the score a posting gives them, stating how many of the required skills are not on the applicant’s resume and of what kind, and — where a recruiter records one — telling the applicant the reason their application did not proceed, so that a low score or an unsuccessful application becomes a piece of usable advice rather than a silent rejection. The system will address the recruiter problems through the job posting and application management module, the department-based routing of new applications to the recruiter responsible for that posting, and the ATS-inspired matching feature, which analyses each applicant's structured resume data against the posting's requirements, computes a compatibility score, and ranks applicants for review. The system will also address the economic barrier — since 88% of existing resume builders charge fees for core features and commercial ATS products are priced for large enterprises — by making all features of the system completely free.</w:t>
       </w:r>
     </w:p>
     <w:p>
@@ -3709,7 +3792,7 @@
           <w:sz w:val="24"/>
           <w:szCs w:val="24"/>
         </w:rPr>
-        <w:t xml:space="preserve">Two properties of this module matter to the claims of this study. First, it is deterministic and explainable: the same resume and the same posting always produce the same score, and both the applicant and the recruiter are shown how that score was reached, including which required skills were matched and which were missing. Second, the same scoring function is implemented in both the browser and the server, so the score an applicant sees while previewing a posting and the score a recruiter sees on the received application are always the same number.</w:t>
+        <w:t>Two properties of this module matter to the claims of this study. First, it is deterministic and explainable: the same resume and the same posting always produce the same score, and both the applicant and the recruiter are shown how that score was reached, including which required skills were matched, and how many were not and of what kind. Second, the same scoring function is implemented in both the browser and the server, so the score an applicant sees while previewing a posting and the score a recruiter sees on the received application are always the same number.</w:t>
       </w:r>
     </w:p>
     <w:p>
@@ -4607,7 +4690,7 @@
           <w:sz w:val="24"/>
           <w:szCs w:val="24"/>
         </w:rPr>
-        <w:t xml:space="preserve">Two further safeguards address the fairness concerns raised by automated screening. First, the system never automatically rejects an applicant: a low score changes what the system recommends, never whether the application is received, and every change to an application's status is recorded together with the name of the recruiter who made it, so that responsibility for every decision rests with an identifiable person. Second, the scoring is transparent to the person being scored: the weights are published within the system, each applicant can see the score any posting gives them, and the system names the specific required skills that were missing, so that applicants are told what they would need rather than being silently filtered out.</w:t>
+        <w:t>Two further safeguards address the fairness concerns raised by automated screening. First, the system never automatically rejects an applicant: a low score changes what the system recommends, never whether the application is received, and every change to an application's status is recorded together with the name of the recruiter who made it, so that responsibility for every decision rests with an identifiable person. Second, the scoring is transparent to the person being scored: the weights are published within the system, each applicant can see the score any posting gives them, and the system states how many of the required skills the resume does not carry and of what kind, so that applicants are told where they fall short rather than being silently filtered out.</w:t>
       </w:r>
     </w:p>
     <w:p>

--- a/05_Website_Angular/docs/ResumeMatch-PH-Updated-Manuscript-Sections.docx
+++ b/05_Website_Angular/docs/ResumeMatch-PH-Updated-Manuscript-Sections.docx
@@ -220,7 +220,7 @@
           <w:sz w:val="19"/>
           <w:szCs w:val="19"/>
         </w:rPr>
-        <w:t>The fourteen substantive changes</w:t>
+        <w:t>The fifteen substantive changes</w:t>
       </w:r>
     </w:p>
     <w:tbl>
@@ -1492,6 +1492,89 @@
           </w:p>
         </w:tc>
       </w:tr>
+      <w:tr>
+        <w:tc>
+          <w:tcPr>
+            <w:tcW w:type="dxa" w:w="655"/>
+            <w:tcMar>
+              <w:top w:type="dxa" w:w="90"/>
+              <w:left w:type="dxa" w:w="120"/>
+              <w:bottom w:type="dxa" w:w="90"/>
+              <w:right w:type="dxa" w:w="120"/>
+            </w:tcMar>
+          </w:tcPr>
+          <w:p>
+            <w:pPr>
+              <w:spacing w:line="260"/>
+            </w:pPr>
+            <w:r>
+              <w:rPr>
+                <w:rFonts w:ascii="Arial" w:cs="Arial" w:eastAsia="Arial" w:hAnsi="Arial"/>
+                <w:b w:val="false"/>
+                <w:bCs w:val="false"/>
+                <w:color w:val="333333"/>
+                <w:sz w:val="17"/>
+                <w:szCs w:val="17"/>
+              </w:rPr>
+              <w:t>15</w:t>
+            </w:r>
+          </w:p>
+        </w:tc>
+        <w:tc>
+          <w:tcPr>
+            <w:tcW w:type="dxa" w:w="3838"/>
+            <w:tcMar>
+              <w:top w:type="dxa" w:w="90"/>
+              <w:left w:type="dxa" w:w="120"/>
+              <w:bottom w:type="dxa" w:w="90"/>
+              <w:right w:type="dxa" w:w="120"/>
+            </w:tcMar>
+          </w:tcPr>
+          <w:p>
+            <w:pPr>
+              <w:spacing w:line="260"/>
+            </w:pPr>
+            <w:r>
+              <w:rPr>
+                <w:rFonts w:ascii="Arial" w:cs="Arial" w:eastAsia="Arial" w:hAnsi="Arial"/>
+                <w:b w:val="false"/>
+                <w:bCs w:val="false"/>
+                <w:color w:val="333333"/>
+                <w:sz w:val="17"/>
+                <w:szCs w:val="17"/>
+              </w:rPr>
+              <w:t>The number of respondents is stated without a justification, and the job seeker group is described as students and new graduates.</w:t>
+            </w:r>
+          </w:p>
+        </w:tc>
+        <w:tc>
+          <w:tcPr>
+            <w:tcW w:type="dxa" w:w="4867"/>
+            <w:tcMar>
+              <w:top w:type="dxa" w:w="90"/>
+              <w:left w:type="dxa" w:w="120"/>
+              <w:bottom w:type="dxa" w:w="90"/>
+              <w:right w:type="dxa" w:w="120"/>
+            </w:tcMar>
+          </w:tcPr>
+          <w:p>
+            <w:pPr>
+              <w:spacing w:line="260"/>
+            </w:pPr>
+            <w:r>
+              <w:rPr>
+                <w:rFonts w:ascii="Arial" w:cs="Arial" w:eastAsia="Arial" w:hAnsi="Arial"/>
+                <w:b w:val="false"/>
+                <w:bCs w:val="false"/>
+                <w:color w:val="333333"/>
+                <w:sz w:val="17"/>
+                <w:szCs w:val="17"/>
+              </w:rPr>
+              <w:t>The size follows from a power analysis for the Wilcoxon test: 35 complete pairs for a medium effect, 40 targeted, 55–60 invited to allow for respondents who complete only one instrument. The group includes people already employed and looking, which is one of the five options Instrument A offers.</w:t>
+            </w:r>
+          </w:p>
+        </w:tc>
+      </w:tr>
     </w:tbl>
     <w:p>
       <w:r>
@@ -4024,18 +4107,7 @@
           <w:sz w:val="18"/>
           <w:szCs w:val="18"/>
         </w:rPr>
-        <w:t xml:space="preserve">Why this changed:  </w:t>
-      </w:r>
-      <w:r>
-        <w:rPr>
-          <w:rFonts w:ascii="Arial" w:cs="Arial" w:eastAsia="Arial" w:hAnsi="Arial"/>
-          <w:i/>
-          <w:iCs/>
-          <w:color w:val="8A6A1F"/>
-          <w:sz w:val="18"/>
-          <w:szCs w:val="18"/>
-        </w:rPr>
-        <w:t xml:space="preserve">Adds one sentence explaining why the administrator account is not a third respondent group, so the reader is not left wondering where the third actor went in the evaluation.</w:t>
+        <w:t>Why this changed:  Adds the sentence explaining why the administrator account is not a third respondent group; widens the job seeker definition to the five categories Instrument A actually offers, including respondents who are employed and looking; and adds the justification for the sample size — a power analysis for the Wilcoxon test, the recruitment target that follows from it, why Slovin-type formulas do not apply to purposive sampling, and the limit the chosen size imposes.</w:t>
       </w:r>
     </w:p>
     <w:p>
@@ -4102,7 +4174,7 @@
           <w:sz w:val="24"/>
           <w:szCs w:val="24"/>
         </w:rPr>
-        <w:t xml:space="preserve">The respondents of this study will be 50 participants divided into two groups that correspond to the two public account types of the system. The first group will consist of 40 job seekers, made up of students who are preparing to apply for OJT or internship and new job seekers who have recently graduated or are actively looking for a job. The second group will consist of 10 HR personnel, recruiters, or other staff involved in handling applicants, drawn primarily from the Human Resources department of Clark Outsourcing in Clark Freeport Zone, Pampanga — the partner company of this study — supplemented, if needed, by university staff who perform recruitment-related functions. The administrator account is not represented by a respondent group because it is operated by the researchers themselves as a system-governance role rather than by an external user; its functions are verified through system testing rather than through the user evaluation. These respondents were chosen because they represent the two sides of the system: job seekers will evaluate the resume builder, the job recommendation feature, and the application process, while the HR respondents will evaluate the job posting, applicant management, and matching features.</w:t>
+        <w:t>The respondents of this study will be 50 participants divided into two groups that correspond to the two public account types of the system. The first group will consist of 40 job seekers. This group is defined by the position the respondent is in rather than by their employment status: students preparing to apply for OJT or internship, students graduating within the year, fresh graduates seeking their first job, people who have worked before and are looking again, and people who are currently employed and looking for different work. All five are people who must prepare a resume and apply, which is the activity the system supports, and the first item of Instrument A records which of the five each respondent is so that the composition of the group is reported with the findings rather than assumed. The second group will consist of 10 HR personnel, recruiters, or other staff involved in handling applicants, drawn primarily from the Human Resources department of Clark Outsourcing in Clark Freeport Zone, Pampanga — the partner company of this study — supplemented, if needed, by university staff who perform recruitment-related functions. The administrator account is not represented by a respondent group because it is operated by the researchers themselves as a system-governance role rather than by an external user; its functions are verified through system testing rather than through the user evaluation. These respondents were chosen because they represent the two sides of the system: job seekers will evaluate the resume builder, the job recommendation feature, and the application process, while the HR respondents will evaluate the job posting, applicant management, and matching features.</w:t>
       </w:r>
     </w:p>
     <w:p>
@@ -4119,6 +4191,70 @@
           <w:szCs w:val="24"/>
         </w:rPr>
         <w:t xml:space="preserve">The study will use purposive sampling. This means the researchers will intentionally choose participants who meet specific criteria — job seekers who need to create a resume and are looking for employment, and HR personnel who screen applicants as part of their work. This will make sure that the respondents can give meaningful and useful feedback about the specific features of the system that are relevant to them.</w:t>
+      </w:r>
+    </w:p>
+    <w:p>
+      <w:pPr>
+        <w:spacing w:after="0" w:line="480"/>
+        <w:ind w:firstLine="720"/>
+        <w:jc w:val="both"/>
+      </w:pPr>
+      <w:r>
+        <w:rPr>
+          <w:rFonts w:ascii="Times New Roman" w:cs="Times New Roman" w:eastAsia="Times New Roman" w:hAnsi="Times New Roman"/>
+          <w:color w:val="1A1A1A"/>
+          <w:sz w:val="24"/>
+          <w:szCs w:val="24"/>
+        </w:rPr>
+        <w:t>The size of the job seeker group is set by the requirements of the paired comparison described in the preceding subsection. Four items of Instrument A are repeated in Instrument C and analysed with the Wilcoxon signed-rank test; to detect a medium effect (Cohen’s dz = 0.5) at 80 percent power with alpha set at .05, two-tailed, that test requires 35 respondents who complete both instruments. The target of 40 complete pairs is set above that minimum and corresponds to a detectable effect of approximately dz = 0.45. Because the two instruments are administered on separate occasions — Instrument A before the system is available and Instrument C after the respondent has worked through the task sheet — and because a respondent who completes only one of the two contributes no pair at all, between 55 and 60 job seekers will be invited in order to obtain 40 complete pairs. Where the four paired items are tested together, the Holm procedure will be used to control the family-wise error rate; this is stated in advance so that the decision cannot be made after the results are seen.</w:t>
+      </w:r>
+    </w:p>
+    <w:p>
+      <w:pPr>
+        <w:spacing w:after="0" w:line="480"/>
+        <w:ind w:firstLine="720"/>
+        <w:jc w:val="both"/>
+      </w:pPr>
+      <w:r>
+        <w:rPr>
+          <w:rFonts w:ascii="Times New Roman" w:cs="Times New Roman" w:eastAsia="Times New Roman" w:hAnsi="Times New Roman"/>
+          <w:color w:val="1A1A1A"/>
+          <w:sz w:val="24"/>
+          <w:szCs w:val="24"/>
+        </w:rPr>
+        <w:t>No margin-of-error or sample size formula of the Slovin type is used, and none is applicable. Those formulas estimate the number of observations required to bound the error of an estimate drawn by random probability sampling, and the margin of error they produce is a property of random selection. The sampling in this study is purposive, and there is no enumerated sampling frame from which a random draw could be taken; a margin of error computed over a purposively selected group would therefore carry no inferential meaning.</w:t>
+      </w:r>
+    </w:p>
+    <w:p>
+      <w:pPr>
+        <w:spacing w:after="0" w:line="480"/>
+        <w:ind w:firstLine="720"/>
+        <w:jc w:val="both"/>
+      </w:pPr>
+      <w:r>
+        <w:rPr>
+          <w:rFonts w:ascii="Times New Roman" w:cs="Times New Roman" w:eastAsia="Times New Roman" w:hAnsi="Times New Roman"/>
+          <w:color w:val="1A1A1A"/>
+          <w:sz w:val="24"/>
+          <w:szCs w:val="24"/>
+        </w:rPr>
+        <w:t>The HR group is not sampled. All available personnel who screen applicants as part of their work at the partner company are invited, which is total enumeration of that function rather than a sample drawn from it, and no size calculation applies. Because that group is expected to number about ten, its results are reported with their distributions and not as means alone.</w:t>
+      </w:r>
+    </w:p>
+    <w:p>
+      <w:pPr>
+        <w:spacing w:after="0" w:line="480"/>
+        <w:ind w:firstLine="720"/>
+        <w:jc w:val="both"/>
+      </w:pPr>
+      <w:r>
+        <w:rPr>
+          <w:rFonts w:ascii="Times New Roman" w:cs="Times New Roman" w:eastAsia="Times New Roman" w:hAnsi="Times New Roman"/>
+          <w:color w:val="1A1A1A"/>
+          <w:sz w:val="24"/>
+          <w:szCs w:val="24"/>
+        </w:rPr>
+        <w:t>The study is powered for a medium change and not for a smaller one; detecting an effect of dz = 0.3 would require approximately 94 complete pairs. This is stated under Limitations, and a non-significant result on any paired item will be reported as a difference not detected at this sample size rather than as evidence that no difference occurred.</w:t>
       </w:r>
     </w:p>
     <w:p>

--- a/05_Website_Angular/docs/ResumeMatch-PH-Updated-Manuscript-Sections.docx
+++ b/05_Website_Angular/docs/ResumeMatch-PH-Updated-Manuscript-Sections.docx
@@ -1970,7 +1970,7 @@
           <w:sz w:val="24"/>
           <w:szCs w:val="24"/>
         </w:rPr>
-        <w:t>The Output section shows what the system will produce and deliver. The system deliverables include a functional web-based application with three account types (Job Seeker, Recruiter/HR, and Administrator); three resume content formats rendered through fourteen ATS-safe designs; a step-by-step guidance system with a revisitable onboarding tour; resume saving and management; export in PDF, Word, and plain-text formats; a job posting and application management module with closing dates; saved jobs and alerts for newly posted openings; application status tracking across six states, including withdrawal by the applicant; department-based routing of new applications to the responsible recruiter; an administrative module for recruiter approval, department assignment, and anonymous study metrics; and an ATS-inspired matching engine that produces explained compatibility scores, ranked applicant lists for each posting, and related-position recommendations for applicants without a strong match. The user outcomes for job seekers include professional resumes created, improved resume quality, enhanced ATS compatibility, relevant job recommendations, an explicit statement of which required skills are missing from any given match, and clear visibility over their application status; the user outcomes for recruiters include faster and more consistent applicant screening, ranked shortlists per job opening, applications routed to the correct department, and reduced manual workload. The knowledge and skills that users will gain include an understanding of resume best practices, ATS optimisation knowledge, improved job application skills, and greater confidence in the job application process. Finally, the system evaluation results will include the ISO 25010 usability rating, system functionality score, user satisfaction rating, and system reliability score, supported by the automated test suites described under Development and Testing.</w:t>
+        <w:t>The Output section shows what the system will produce and deliver. The system deliverables include a functional web-based application with three account types (Job Seeker, Recruiter/HR, and Administrator); three resume content formats rendered through fourteen ATS-safe designs; a step-by-step guidance system with a revisitable onboarding tour; resume saving and management; export in PDF, Word, and plain-text formats; a job posting and application management module with closing dates; saved jobs and alerts for newly posted openings; application status tracking across six states, including withdrawal by the applicant; department-based routing of new applications to the responsible recruiter; an administrative module for recruiter approval, department assignment, and anonymous study metrics; and an ATS-inspired matching engine that produces explained compatibility scores, ranked applicant lists for each posting, and related-position recommendations for applicants without a strong match. The user outcomes for job seekers include professional resumes created, improved resume quality, enhanced ATS compatibility, relevant job recommendations, a statement of how many required skills are missing from any given match, and of what kind, and clear visibility over their application status; the user outcomes for recruiters include faster and more consistent applicant screening, ranked shortlists per job opening, applications routed to the correct department, and reduced manual workload. The knowledge and skills that users will gain include an understanding of resume best practices, ATS optimisation knowledge, improved job application skills, and greater confidence in the job application process. Finally, the system evaluation results will include the ISO 25010 usability rating, system functionality score, user satisfaction rating, and system reliability score, supported by the automated test suites described under Development and Testing.</w:t>
       </w:r>
     </w:p>
     <w:p>

--- a/05_Website_Angular/docs/ResumeMatch-PH-Updated-Manuscript-Sections.docx
+++ b/05_Website_Angular/docs/ResumeMatch-PH-Updated-Manuscript-Sections.docx
@@ -1072,7 +1072,7 @@
                 <w:sz w:val="17"/>
                 <w:szCs w:val="17"/>
               </w:rPr>
-              <w:t>Six automated suites (160 tests) and nine browser walkthroughs also run before the ISO 25010 evaluation; the four suites run on every code change under continuous integration.</w:t>
+              <w:t>Eight automated suites (196 tests) and nine browser walkthroughs also run before the ISO 25010 evaluation; the four suites run on every code change under continuous integration.</w:t>
             </w:r>
           </w:p>
         </w:tc>
@@ -3999,7 +3999,7 @@
           <w:sz w:val="24"/>
           <w:szCs w:val="24"/>
         </w:rPr>
-        <w:t>The system is verified at three levels. The first is automated regression testing, which covers six areas and runs in full on every change to the source code. Forty-nine tests cover the matching engine: the weighting of each component, the boundaries of the three tiers, the treatment of unspecified requirements, the rounding rule, the half credit given to a matched skill for which no source was named, and checks confirming that the skill vocabulary never equates two genuinely different skills. Fifty-two tests start the real server against a temporary PostgreSQL database and drive it over HTTP, verifying registration and sign-in, role-based access control, the rule that one applicant cannot read or modify another applicant's resume, the rule that a recruiter only ever sees applications belonging to their own company, the prevention of duplicate applications to the same posting, the conditions under which an application may be withdrawn, the guarantee that a stated source must correspond to an entry the resume actually contains, and the rule that an applicant is shown the reason recorded for a decision but never the name of the staff member who made it. Thirteen tests drive the same operations through the browser implementation and the server implementation and assert that the two produce identical results, so the score an applicant previews and the score a recruiter reads cannot diverge. Twenty-six tests cover the rule-based document reader against real resume shapes. Ten tests confirm that every message the system sends is actually delivered — verification and password-reset codes, the recruiter's new-application notice, status changes, job alerts, and interview invitations — by receiving them from a local mail server, and confirm that nothing is sent to an applicant who has switched notifications off or to an address with no account. A further ten tests cover the optional resume-extraction feature against a local stand-in for the language model service, confirming above all that the model's output is treated as untrusted: a malformed or hostile reply cannot place unbounded text, invalid education levels, or implausible quantities into an applicant's resume, and no score is ever returned from that route. One hundred and sixty automated tests run in total, through a continuous integration workflow that also builds the front end and type-checks the server, so that a regression is detected before it can reach the deployed system.</w:t>
+        <w:t>The system is verified at three levels. The first is automated regression testing, which covers eight areas and runs in full on every change to the source code. Fifty-one tests cover the matching engine: the weighting of each component, the boundaries of the three tiers, the treatment of unspecified requirements, the rounding rule, the half credit given to a matched skill for which no source was named, and checks confirming that the skill vocabulary never equates two genuinely different skills. Fifty-two tests start the real server against a temporary PostgreSQL database and drive it over HTTP, verifying registration and sign-in, role-based access control, the rule that one applicant cannot read or modify another applicant's resume, the rule that a recruiter only ever sees applications belonging to their own company, the prevention of duplicate applications to the same posting, the conditions under which an application may be withdrawn, the guarantee that a stated source must correspond to an entry the resume actually contains, and the rule that an applicant is shown the reason recorded for a decision but never the name of the staff member who made it. Thirteen tests drive the same operations through the browser implementation and the server implementation and assert that the two produce identical results, so the score an applicant previews and the score a recruiter reads cannot diverge. Twenty-six tests cover the rule-based document reader against real resume shapes. Ten tests confirm that every message the system sends is actually delivered — verification and password-reset codes, the recruiter's new-application notice, status changes, job alerts, and interview invitations — by receiving them from a local mail server, and confirm that nothing is sent to an applicant who has switched notifications off or to an address with no account. A further ten tests cover the optional resume-extraction feature against a local stand-in for the language model service, confirming above all that the model's output is treated as untrusted: a malformed or hostile reply cannot place unbounded text, invalid education levels, or implausible quantities into an applicant's resume, and no score is ever returned from that route. One hundred and sixty automated tests run in total, through a continuous integration workflow that also builds the front end and type-checks the server, so that a regression is detected before it can reach the deployed system.</w:t>
       </w:r>
     </w:p>
     <w:p>

--- a/05_Website_Angular/docs/ResumeMatch-PH-Updated-Manuscript-Sections.docx
+++ b/05_Website_Angular/docs/ResumeMatch-PH-Updated-Manuscript-Sections.docx
@@ -1072,7 +1072,7 @@
                 <w:sz w:val="17"/>
                 <w:szCs w:val="17"/>
               </w:rPr>
-              <w:t>Eight automated suites (196 tests) and nine browser walkthroughs also run before the ISO 25010 evaluation; the four suites run on every code change under continuous integration.</w:t>
+              <w:t>Eight automated suites (198 tests) and nine browser walkthroughs also run before the ISO 25010 evaluation; the four suites run on every code change under continuous integration.</w:t>
             </w:r>
           </w:p>
         </w:tc>
